--- a/Laporan/251511030_Salman-Alfarisi-Firdaus_Worksheet_Modul4.docx
+++ b/Laporan/251511030_Salman-Alfarisi-Firdaus_Worksheet_Modul4.docx
@@ -252,12 +252,37 @@
         </w:rPr>
         <w:t xml:space="preserve">Tugas 1 mengimplementasikan sistem autentikasi mandiri pada Laravel 13 tanpa starter kit. </w:t>
       </w:r>
-      <w:r>
-        <w:rPr>
-          <w:rFonts w:ascii="Times New Roman" w:hAnsi="Times New Roman"/>
-          <w:sz w:val="24"/>
-        </w:rPr>
-        <w:t>Sistem menggunakan password hashing bcrypt, proteksi middleware auth dan guest, serta regenerasi session saat login.</w:t>
+      <w:proofErr w:type="spellStart"/>
+      <w:r>
+        <w:rPr>
+          <w:rFonts w:ascii="Times New Roman" w:hAnsi="Times New Roman"/>
+          <w:sz w:val="24"/>
+        </w:rPr>
+        <w:t>Sistem</w:t>
+      </w:r>
+      <w:proofErr w:type="spellEnd"/>
+      <w:r>
+        <w:rPr>
+          <w:rFonts w:ascii="Times New Roman" w:hAnsi="Times New Roman"/>
+          <w:sz w:val="24"/>
+        </w:rPr>
+        <w:t xml:space="preserve"> </w:t>
+      </w:r>
+      <w:proofErr w:type="spellStart"/>
+      <w:r>
+        <w:rPr>
+          <w:rFonts w:ascii="Times New Roman" w:hAnsi="Times New Roman"/>
+          <w:sz w:val="24"/>
+        </w:rPr>
+        <w:t>menggunakan</w:t>
+      </w:r>
+      <w:proofErr w:type="spellEnd"/>
+      <w:r>
+        <w:rPr>
+          <w:rFonts w:ascii="Times New Roman" w:hAnsi="Times New Roman"/>
+          <w:sz w:val="24"/>
+        </w:rPr>
+        <w:t xml:space="preserve"> password hashing bcrypt, proteksi middleware auth dan guest, serta regenerasi session saat login.</w:t>
       </w:r>
     </w:p>
     <w:p>
@@ -541,7 +566,35 @@
         <w:rPr>
           <w:rFonts w:ascii="Times New Roman" w:hAnsi="Times New Roman"/>
         </w:rPr>
-        <w:t>Password harus di-hash agar tidak tersimpan dalam bentuk teks biasa (plain text). Tujuannya adalah jika database bocor atau diakses pihak tidak berwenang, password asli milik pengguna tetap aman dan tidak dapat dibaca langsung. Pada kolom password tabel users (Gambar 1), isinya berupa string acak seperti $2y$12$xlz3gHN1eaWBdDVQyA... yang merupakan hasil enkripsi satu arah algoritma Bcrypt dengan cost factor 12 dan salt acak unik.</w:t>
+        <w:t xml:space="preserve">Password </w:t>
+      </w:r>
+      <w:proofErr w:type="spellStart"/>
+      <w:r>
+        <w:rPr>
+          <w:rFonts w:ascii="Times New Roman" w:hAnsi="Times New Roman"/>
+        </w:rPr>
+        <w:t>harus</w:t>
+      </w:r>
+      <w:proofErr w:type="spellEnd"/>
+      <w:r>
+        <w:rPr>
+          <w:rFonts w:ascii="Times New Roman" w:hAnsi="Times New Roman"/>
+        </w:rPr>
+        <w:t xml:space="preserve"> di-hash agar </w:t>
+      </w:r>
+      <w:proofErr w:type="spellStart"/>
+      <w:r>
+        <w:rPr>
+          <w:rFonts w:ascii="Times New Roman" w:hAnsi="Times New Roman"/>
+        </w:rPr>
+        <w:t>tidak</w:t>
+      </w:r>
+      <w:proofErr w:type="spellEnd"/>
+      <w:r>
+        <w:rPr>
+          <w:rFonts w:ascii="Times New Roman" w:hAnsi="Times New Roman"/>
+        </w:rPr>
+        <w:t xml:space="preserve"> tersimpan dalam bentuk teks biasa (plain text). Tujuannya adalah jika database bocor atau diakses pihak tidak berwenang, password asli milik pengguna tetap aman dan tidak dapat dibaca langsung. Pada kolom password tabel users (Gambar 1), isinya berupa string acak seperti $2y$12$xlz3gHN1eaWBdDVQyA... yang merupakan hasil enkripsi satu arah algoritma Bcrypt dengan cost factor 12 dan salt acak unik.</w:t>
       </w:r>
     </w:p>
     <w:p>
@@ -553,7 +606,23 @@
           <w:rFonts w:ascii="Times New Roman" w:hAnsi="Times New Roman"/>
           <w:b/>
         </w:rPr>
-        <w:t>b. Mengapa logout memakai metode POST dengan @csrf, bukan link biasa?</w:t>
+        <w:t xml:space="preserve">b. Mengapa logout memakai metode POST </w:t>
+      </w:r>
+      <w:proofErr w:type="gramStart"/>
+      <w:r>
+        <w:rPr>
+          <w:rFonts w:ascii="Times New Roman" w:hAnsi="Times New Roman"/>
+          <w:b/>
+        </w:rPr>
+        <w:t>dengan @</w:t>
+      </w:r>
+      <w:proofErr w:type="gramEnd"/>
+      <w:r>
+        <w:rPr>
+          <w:rFonts w:ascii="Times New Roman" w:hAnsi="Times New Roman"/>
+          <w:b/>
+        </w:rPr>
+        <w:t>csrf, bukan link biasa?</w:t>
       </w:r>
     </w:p>
     <w:p>
@@ -564,7 +633,21 @@
         <w:rPr>
           <w:rFonts w:ascii="Times New Roman" w:hAnsi="Times New Roman"/>
         </w:rPr>
-        <w:t>Logout wajib memakai metode POST dengan @csrf untuk melindungi aplikasi dari serangan CSRF (Cross-Site Request Forgery). Jika logout memakai link biasa (GET), penyerang bisa menyisipkan tag gambar seperti &lt;img src="http://localhost:8000/logout"&gt; di halaman web lain, sehingga saat pengguna membuka halaman tersebut akun mereka akan otomatis ter-logout tanpa disengaja.</w:t>
+        <w:t xml:space="preserve">Logout wajib memakai metode POST </w:t>
+      </w:r>
+      <w:proofErr w:type="gramStart"/>
+      <w:r>
+        <w:rPr>
+          <w:rFonts w:ascii="Times New Roman" w:hAnsi="Times New Roman"/>
+        </w:rPr>
+        <w:t>dengan @</w:t>
+      </w:r>
+      <w:proofErr w:type="gramEnd"/>
+      <w:r>
+        <w:rPr>
+          <w:rFonts w:ascii="Times New Roman" w:hAnsi="Times New Roman"/>
+        </w:rPr>
+        <w:t>csrf untuk melindungi aplikasi dari serangan CSRF (Cross-Site Request Forgery). Jika logout memakai link biasa (GET), penyerang bisa menyisipkan tag gambar seperti &lt;img src="http://localhost:8000/logout"&gt; di halaman web lain, sehingga saat pengguna membuka halaman tersebut akun mereka akan otomatis ter-logout tanpa disengaja.</w:t>
       </w:r>
     </w:p>
     <w:p>
@@ -599,7 +682,23 @@
           <w:rFonts w:ascii="Times New Roman" w:hAnsi="Times New Roman"/>
           <w:b/>
         </w:rPr>
-        <w:t>d. Apa fungsi session()-&gt;regenerate() setelah login berhasil?</w:t>
+        <w:t>d. Apa fungsi session()-&gt;</w:t>
+      </w:r>
+      <w:proofErr w:type="gramStart"/>
+      <w:r>
+        <w:rPr>
+          <w:rFonts w:ascii="Times New Roman" w:hAnsi="Times New Roman"/>
+          <w:b/>
+        </w:rPr>
+        <w:t>regenerate(</w:t>
+      </w:r>
+      <w:proofErr w:type="gramEnd"/>
+      <w:r>
+        <w:rPr>
+          <w:rFonts w:ascii="Times New Roman" w:hAnsi="Times New Roman"/>
+          <w:b/>
+        </w:rPr>
+        <w:t>) setelah login berhasil?</w:t>
       </w:r>
     </w:p>
     <w:p>
@@ -653,7 +752,61 @@
           <w:b/>
           <w:sz w:val="24"/>
         </w:rPr>
-        <w:t>2.1 Hasil Implementasi &amp; Tangkapan Layar (Screenshots)</w:t>
+        <w:t xml:space="preserve">2.1 Hasil </w:t>
+      </w:r>
+      <w:proofErr w:type="spellStart"/>
+      <w:r>
+        <w:rPr>
+          <w:rFonts w:ascii="Times New Roman" w:hAnsi="Times New Roman"/>
+          <w:b/>
+          <w:sz w:val="24"/>
+        </w:rPr>
+        <w:t>Implementasi</w:t>
+      </w:r>
+      <w:proofErr w:type="spellEnd"/>
+      <w:r>
+        <w:rPr>
+          <w:rFonts w:ascii="Times New Roman" w:hAnsi="Times New Roman"/>
+          <w:b/>
+          <w:sz w:val="24"/>
+        </w:rPr>
+        <w:t xml:space="preserve"> &amp; </w:t>
+      </w:r>
+      <w:proofErr w:type="spellStart"/>
+      <w:r>
+        <w:rPr>
+          <w:rFonts w:ascii="Times New Roman" w:hAnsi="Times New Roman"/>
+          <w:b/>
+          <w:sz w:val="24"/>
+        </w:rPr>
+        <w:t>Tangkapan</w:t>
+      </w:r>
+      <w:proofErr w:type="spellEnd"/>
+      <w:r>
+        <w:rPr>
+          <w:rFonts w:ascii="Times New Roman" w:hAnsi="Times New Roman"/>
+          <w:b/>
+          <w:sz w:val="24"/>
+        </w:rPr>
+        <w:t xml:space="preserve"> </w:t>
+      </w:r>
+      <w:proofErr w:type="spellStart"/>
+      <w:r>
+        <w:rPr>
+          <w:rFonts w:ascii="Times New Roman" w:hAnsi="Times New Roman"/>
+          <w:b/>
+          <w:sz w:val="24"/>
+        </w:rPr>
+        <w:t>Layar</w:t>
+      </w:r>
+      <w:proofErr w:type="spellEnd"/>
+      <w:r>
+        <w:rPr>
+          <w:rFonts w:ascii="Times New Roman" w:hAnsi="Times New Roman"/>
+          <w:b/>
+          <w:sz w:val="24"/>
+        </w:rPr>
+        <w:t xml:space="preserve"> (Screenshots)</w:t>
       </w:r>
     </w:p>
     <w:p>
@@ -724,8 +877,36 @@
           <w:i/>
           <w:sz w:val="20"/>
         </w:rPr>
-        <w:t>Gambar 5. Halaman daftar barang awal saat keranjang masih kosong [ Keranjang (0) ]</w:t>
-      </w:r>
+        <w:t xml:space="preserve">Gambar 5. Halaman daftar barang awal saat keranjang masih kosong </w:t>
+      </w:r>
+      <w:proofErr w:type="gramStart"/>
+      <w:r>
+        <w:rPr>
+          <w:rFonts w:ascii="Times New Roman" w:hAnsi="Times New Roman"/>
+          <w:i/>
+          <w:sz w:val="20"/>
+        </w:rPr>
+        <w:t>[ Keranjang</w:t>
+      </w:r>
+      <w:proofErr w:type="gramEnd"/>
+      <w:r>
+        <w:rPr>
+          <w:rFonts w:ascii="Times New Roman" w:hAnsi="Times New Roman"/>
+          <w:i/>
+          <w:sz w:val="20"/>
+        </w:rPr>
+        <w:t xml:space="preserve"> (0</w:t>
+      </w:r>
+      <w:proofErr w:type="gramStart"/>
+      <w:r>
+        <w:rPr>
+          <w:rFonts w:ascii="Times New Roman" w:hAnsi="Times New Roman"/>
+          <w:i/>
+          <w:sz w:val="20"/>
+        </w:rPr>
+        <w:t>) ]</w:t>
+      </w:r>
+      <w:proofErr w:type="gramEnd"/>
     </w:p>
     <w:p>
       <w:pPr>
@@ -847,8 +1028,18 @@
           <w:i/>
           <w:sz w:val="20"/>
         </w:rPr>
-        <w:t>Gambar 7. Halaman daftar barang setelah 3 item dimasukkan [ Keranjang (3) ]</w:t>
-      </w:r>
+        <w:t>Gambar 7. Halaman daftar barang setelah 3 item dimasukkan [ Keranjang (3</w:t>
+      </w:r>
+      <w:proofErr w:type="gramStart"/>
+      <w:r>
+        <w:rPr>
+          <w:rFonts w:ascii="Times New Roman" w:hAnsi="Times New Roman"/>
+          <w:i/>
+          <w:sz w:val="20"/>
+        </w:rPr>
+        <w:t>) ]</w:t>
+      </w:r>
+      <w:proofErr w:type="gramEnd"/>
     </w:p>
     <w:p>
       <w:pPr>
@@ -1195,7 +1386,49 @@
         <w:rPr>
           <w:rFonts w:ascii="Times New Roman" w:hAnsi="Times New Roman"/>
         </w:rPr>
-        <w:t>Hal ini dikarenakan di DevTools (Application &gt; Cookies) hanya tersimpan cookie laravel-session yang berupa string acak terenkripsi, bukan nilai jumlah barang. Ketika nilai cookie tersebut coba diubah secara acak, server Laravel menolaknya karena token enkripsi tidak valid, sehingga saat halaman di-refresh keranjang belanja justru tereset menjadi kosong (Keranjang (0)). Bukti pengujian terlampir pada Gambar 11.</w:t>
+        <w:t xml:space="preserve">Hal </w:t>
+      </w:r>
+      <w:proofErr w:type="spellStart"/>
+      <w:r>
+        <w:rPr>
+          <w:rFonts w:ascii="Times New Roman" w:hAnsi="Times New Roman"/>
+        </w:rPr>
+        <w:t>ini</w:t>
+      </w:r>
+      <w:proofErr w:type="spellEnd"/>
+      <w:r>
+        <w:rPr>
+          <w:rFonts w:ascii="Times New Roman" w:hAnsi="Times New Roman"/>
+        </w:rPr>
+        <w:t xml:space="preserve"> </w:t>
+      </w:r>
+      <w:proofErr w:type="spellStart"/>
+      <w:r>
+        <w:rPr>
+          <w:rFonts w:ascii="Times New Roman" w:hAnsi="Times New Roman"/>
+        </w:rPr>
+        <w:t>dikarenakan</w:t>
+      </w:r>
+      <w:proofErr w:type="spellEnd"/>
+      <w:r>
+        <w:rPr>
+          <w:rFonts w:ascii="Times New Roman" w:hAnsi="Times New Roman"/>
+        </w:rPr>
+        <w:t xml:space="preserve"> di </w:t>
+      </w:r>
+      <w:proofErr w:type="spellStart"/>
+      <w:r>
+        <w:rPr>
+          <w:rFonts w:ascii="Times New Roman" w:hAnsi="Times New Roman"/>
+        </w:rPr>
+        <w:t>DevTools</w:t>
+      </w:r>
+      <w:proofErr w:type="spellEnd"/>
+      <w:r>
+        <w:rPr>
+          <w:rFonts w:ascii="Times New Roman" w:hAnsi="Times New Roman"/>
+        </w:rPr>
+        <w:t xml:space="preserve"> (Application &gt; Cookies) hanya tersimpan cookie laravel-session yang berupa string acak terenkripsi, bukan nilai jumlah barang. Ketika nilai cookie tersebut coba diubah secara acak, server Laravel menolaknya karena token enkripsi tidak valid, sehingga saat halaman di-refresh keranjang belanja justru tereset menjadi kosong (Keranjang (0)). Bukti pengujian terlampir pada Gambar 11.</w:t>
       </w:r>
     </w:p>
     <w:p>
@@ -1556,7 +1789,25 @@
           <w:b/>
           <w:sz w:val="24"/>
         </w:rPr>
-        <w:t>3.3 Ketentuan 3: Shopping Cart (Keranjang Belanja) &amp; Validasi Stok</w:t>
+        <w:t xml:space="preserve">3.3 </w:t>
+      </w:r>
+      <w:proofErr w:type="spellStart"/>
+      <w:r>
+        <w:rPr>
+          <w:rFonts w:ascii="Times New Roman" w:hAnsi="Times New Roman"/>
+          <w:b/>
+          <w:sz w:val="24"/>
+        </w:rPr>
+        <w:t>Ketentuan</w:t>
+      </w:r>
+      <w:proofErr w:type="spellEnd"/>
+      <w:r>
+        <w:rPr>
+          <w:rFonts w:ascii="Times New Roman" w:hAnsi="Times New Roman"/>
+          <w:b/>
+          <w:sz w:val="24"/>
+        </w:rPr>
+        <w:t xml:space="preserve"> 3: Shopping Cart (Keranjang Belanja) &amp; Validasi Stok</w:t>
       </w:r>
     </w:p>
     <w:p>
@@ -1576,7 +1827,71 @@
           <w:rFonts w:ascii="Times New Roman" w:hAnsi="Times New Roman"/>
           <w:sz w:val="24"/>
         </w:rPr>
-        <w:t>Halaman keranjang menampilkan barang, harga satuan, stok tersedia, jumlah beli, subtotal, dan total harga.</w:t>
+        <w:t xml:space="preserve">Halaman </w:t>
+      </w:r>
+      <w:proofErr w:type="spellStart"/>
+      <w:r>
+        <w:rPr>
+          <w:rFonts w:ascii="Times New Roman" w:hAnsi="Times New Roman"/>
+          <w:sz w:val="24"/>
+        </w:rPr>
+        <w:t>keranjang</w:t>
+      </w:r>
+      <w:proofErr w:type="spellEnd"/>
+      <w:r>
+        <w:rPr>
+          <w:rFonts w:ascii="Times New Roman" w:hAnsi="Times New Roman"/>
+          <w:sz w:val="24"/>
+        </w:rPr>
+        <w:t xml:space="preserve"> </w:t>
+      </w:r>
+      <w:proofErr w:type="spellStart"/>
+      <w:r>
+        <w:rPr>
+          <w:rFonts w:ascii="Times New Roman" w:hAnsi="Times New Roman"/>
+          <w:sz w:val="24"/>
+        </w:rPr>
+        <w:t>menampilkan</w:t>
+      </w:r>
+      <w:proofErr w:type="spellEnd"/>
+      <w:r>
+        <w:rPr>
+          <w:rFonts w:ascii="Times New Roman" w:hAnsi="Times New Roman"/>
+          <w:sz w:val="24"/>
+        </w:rPr>
+        <w:t xml:space="preserve"> </w:t>
+      </w:r>
+      <w:proofErr w:type="spellStart"/>
+      <w:r>
+        <w:rPr>
+          <w:rFonts w:ascii="Times New Roman" w:hAnsi="Times New Roman"/>
+          <w:sz w:val="24"/>
+        </w:rPr>
+        <w:t>barang</w:t>
+      </w:r>
+      <w:proofErr w:type="spellEnd"/>
+      <w:r>
+        <w:rPr>
+          <w:rFonts w:ascii="Times New Roman" w:hAnsi="Times New Roman"/>
+          <w:sz w:val="24"/>
+        </w:rPr>
+        <w:t xml:space="preserve">, </w:t>
+      </w:r>
+      <w:proofErr w:type="spellStart"/>
+      <w:r>
+        <w:rPr>
+          <w:rFonts w:ascii="Times New Roman" w:hAnsi="Times New Roman"/>
+          <w:sz w:val="24"/>
+        </w:rPr>
+        <w:t>harga</w:t>
+      </w:r>
+      <w:proofErr w:type="spellEnd"/>
+      <w:r>
+        <w:rPr>
+          <w:rFonts w:ascii="Times New Roman" w:hAnsi="Times New Roman"/>
+          <w:sz w:val="24"/>
+        </w:rPr>
+        <w:t xml:space="preserve"> satuan, stok tersedia, jumlah beli, subtotal, dan total harga.</w:t>
       </w:r>
     </w:p>
     <w:p>
@@ -1650,12 +1965,53 @@
           <w:lang w:val="fi-FI"/>
         </w:rPr>
       </w:pPr>
-      <w:r>
-        <w:rPr>
-          <w:rFonts w:ascii="Times New Roman" w:hAnsi="Times New Roman"/>
-          <w:sz w:val="24"/>
-        </w:rPr>
-        <w:t xml:space="preserve">Sistem memvalidasi agar kuantitas beli tidak melebihi stok yang tersedia. </w:t>
+      <w:proofErr w:type="spellStart"/>
+      <w:r>
+        <w:rPr>
+          <w:rFonts w:ascii="Times New Roman" w:hAnsi="Times New Roman"/>
+          <w:sz w:val="24"/>
+        </w:rPr>
+        <w:t>Sistem</w:t>
+      </w:r>
+      <w:proofErr w:type="spellEnd"/>
+      <w:r>
+        <w:rPr>
+          <w:rFonts w:ascii="Times New Roman" w:hAnsi="Times New Roman"/>
+          <w:sz w:val="24"/>
+        </w:rPr>
+        <w:t xml:space="preserve"> </w:t>
+      </w:r>
+      <w:proofErr w:type="spellStart"/>
+      <w:r>
+        <w:rPr>
+          <w:rFonts w:ascii="Times New Roman" w:hAnsi="Times New Roman"/>
+          <w:sz w:val="24"/>
+        </w:rPr>
+        <w:t>memvalidasi</w:t>
+      </w:r>
+      <w:proofErr w:type="spellEnd"/>
+      <w:r>
+        <w:rPr>
+          <w:rFonts w:ascii="Times New Roman" w:hAnsi="Times New Roman"/>
+          <w:sz w:val="24"/>
+        </w:rPr>
+        <w:t xml:space="preserve"> agar </w:t>
+      </w:r>
+      <w:proofErr w:type="spellStart"/>
+      <w:r>
+        <w:rPr>
+          <w:rFonts w:ascii="Times New Roman" w:hAnsi="Times New Roman"/>
+          <w:sz w:val="24"/>
+        </w:rPr>
+        <w:t>kuantitas</w:t>
+      </w:r>
+      <w:proofErr w:type="spellEnd"/>
+      <w:r>
+        <w:rPr>
+          <w:rFonts w:ascii="Times New Roman" w:hAnsi="Times New Roman"/>
+          <w:sz w:val="24"/>
+        </w:rPr>
+        <w:t xml:space="preserve"> beli tidak melebihi stok yang tersedia. </w:t>
       </w:r>
       <w:r>
         <w:rPr>
@@ -1759,12 +2115,69 @@
         <w:lastRenderedPageBreak/>
         <w:t xml:space="preserve">Pembelian hanya sah jika pengguna melakukan checkout dari keranjang. </w:t>
       </w:r>
-      <w:r>
-        <w:rPr>
-          <w:rFonts w:ascii="Times New Roman" w:hAnsi="Times New Roman"/>
-          <w:sz w:val="24"/>
-        </w:rPr>
-        <w:t>Form checkout menampilkan ringkasan belanja, total bayar (ongkir diabaikan), dan form isian alamat pengiriman.</w:t>
+      <w:proofErr w:type="gramStart"/>
+      <w:r>
+        <w:rPr>
+          <w:rFonts w:ascii="Times New Roman" w:hAnsi="Times New Roman"/>
+          <w:sz w:val="24"/>
+        </w:rPr>
+        <w:t>Form</w:t>
+      </w:r>
+      <w:proofErr w:type="gramEnd"/>
+      <w:r>
+        <w:rPr>
+          <w:rFonts w:ascii="Times New Roman" w:hAnsi="Times New Roman"/>
+          <w:sz w:val="24"/>
+        </w:rPr>
+        <w:t xml:space="preserve"> checkout </w:t>
+      </w:r>
+      <w:proofErr w:type="spellStart"/>
+      <w:r>
+        <w:rPr>
+          <w:rFonts w:ascii="Times New Roman" w:hAnsi="Times New Roman"/>
+          <w:sz w:val="24"/>
+        </w:rPr>
+        <w:t>menampilkan</w:t>
+      </w:r>
+      <w:proofErr w:type="spellEnd"/>
+      <w:r>
+        <w:rPr>
+          <w:rFonts w:ascii="Times New Roman" w:hAnsi="Times New Roman"/>
+          <w:sz w:val="24"/>
+        </w:rPr>
+        <w:t xml:space="preserve"> </w:t>
+      </w:r>
+      <w:proofErr w:type="spellStart"/>
+      <w:r>
+        <w:rPr>
+          <w:rFonts w:ascii="Times New Roman" w:hAnsi="Times New Roman"/>
+          <w:sz w:val="24"/>
+        </w:rPr>
+        <w:t>ringkasan</w:t>
+      </w:r>
+      <w:proofErr w:type="spellEnd"/>
+      <w:r>
+        <w:rPr>
+          <w:rFonts w:ascii="Times New Roman" w:hAnsi="Times New Roman"/>
+          <w:sz w:val="24"/>
+        </w:rPr>
+        <w:t xml:space="preserve"> </w:t>
+      </w:r>
+      <w:proofErr w:type="spellStart"/>
+      <w:r>
+        <w:rPr>
+          <w:rFonts w:ascii="Times New Roman" w:hAnsi="Times New Roman"/>
+          <w:sz w:val="24"/>
+        </w:rPr>
+        <w:t>belanja</w:t>
+      </w:r>
+      <w:proofErr w:type="spellEnd"/>
+      <w:r>
+        <w:rPr>
+          <w:rFonts w:ascii="Times New Roman" w:hAnsi="Times New Roman"/>
+          <w:sz w:val="24"/>
+        </w:rPr>
+        <w:t>, total bayar (ongkir diabaikan), dan form isian alamat pengiriman.</w:t>
       </w:r>
     </w:p>
     <w:p>
@@ -1856,7 +2269,55 @@
           <w:rFonts w:ascii="Times New Roman" w:hAnsi="Times New Roman"/>
           <w:sz w:val="24"/>
         </w:rPr>
-        <w:t>Halaman riwayat pesanan sebelum checkout berstatus kosong.</w:t>
+        <w:t xml:space="preserve">Halaman </w:t>
+      </w:r>
+      <w:proofErr w:type="spellStart"/>
+      <w:r>
+        <w:rPr>
+          <w:rFonts w:ascii="Times New Roman" w:hAnsi="Times New Roman"/>
+          <w:sz w:val="24"/>
+        </w:rPr>
+        <w:t>riwayat</w:t>
+      </w:r>
+      <w:proofErr w:type="spellEnd"/>
+      <w:r>
+        <w:rPr>
+          <w:rFonts w:ascii="Times New Roman" w:hAnsi="Times New Roman"/>
+          <w:sz w:val="24"/>
+        </w:rPr>
+        <w:t xml:space="preserve"> </w:t>
+      </w:r>
+      <w:proofErr w:type="spellStart"/>
+      <w:r>
+        <w:rPr>
+          <w:rFonts w:ascii="Times New Roman" w:hAnsi="Times New Roman"/>
+          <w:sz w:val="24"/>
+        </w:rPr>
+        <w:t>pesanan</w:t>
+      </w:r>
+      <w:proofErr w:type="spellEnd"/>
+      <w:r>
+        <w:rPr>
+          <w:rFonts w:ascii="Times New Roman" w:hAnsi="Times New Roman"/>
+          <w:sz w:val="24"/>
+        </w:rPr>
+        <w:t xml:space="preserve"> </w:t>
+      </w:r>
+      <w:proofErr w:type="spellStart"/>
+      <w:r>
+        <w:rPr>
+          <w:rFonts w:ascii="Times New Roman" w:hAnsi="Times New Roman"/>
+          <w:sz w:val="24"/>
+        </w:rPr>
+        <w:t>sebelum</w:t>
+      </w:r>
+      <w:proofErr w:type="spellEnd"/>
+      <w:r>
+        <w:rPr>
+          <w:rFonts w:ascii="Times New Roman" w:hAnsi="Times New Roman"/>
+          <w:sz w:val="24"/>
+        </w:rPr>
+        <w:t xml:space="preserve"> checkout berstatus kosong.</w:t>
       </w:r>
     </w:p>
     <w:p>
@@ -3385,14 +3846,6151 @@
     <w:p>
       <w:pPr>
         <w:spacing w:after="120"/>
+        <w:rPr>
+          <w:rFonts w:ascii="Times New Roman" w:hAnsi="Times New Roman"/>
+          <w:sz w:val="24"/>
+        </w:rPr>
       </w:pPr>
       <w:r>
         <w:rPr>
           <w:rFonts w:ascii="Times New Roman" w:hAnsi="Times New Roman"/>
           <w:sz w:val="24"/>
         </w:rPr>
-        <w:t>Seluruh tugas pada Modul 4 (Tugas 1 Login Terenkripsi, Tugas 2 Keranjang Belanja Tanpa Login, dan Tugas Mandiri Program Toko Online) telah berhasil diselesaikan dan diuji dengan baik. Penggunaan framework Laravel bersama mekanisme session dan database MySQL memungkinkan implementasi penyimpanan data berbasis web yang aman, terstruktur, dan konsisten.</w:t>
-      </w:r>
+        <w:t xml:space="preserve">Seluruh tugas pada Modul 4 (Tugas 1 Login Terenkripsi, Tugas 2 Keranjang Belanja Tanpa Login, dan Tugas Mandiri Program Toko Online) telah berhasil diselesaikan dan diuji dengan baik. Penggunaan framework Laravel bersama mekanisme session dan database MySQL memungkinkan implementasi penyimpanan data </w:t>
+      </w:r>
+      <w:proofErr w:type="spellStart"/>
+      <w:r>
+        <w:rPr>
+          <w:rFonts w:ascii="Times New Roman" w:hAnsi="Times New Roman"/>
+          <w:sz w:val="24"/>
+        </w:rPr>
+        <w:t>berbasis</w:t>
+      </w:r>
+      <w:proofErr w:type="spellEnd"/>
+      <w:r>
+        <w:rPr>
+          <w:rFonts w:ascii="Times New Roman" w:hAnsi="Times New Roman"/>
+          <w:sz w:val="24"/>
+        </w:rPr>
+        <w:t xml:space="preserve"> web yang </w:t>
+      </w:r>
+      <w:proofErr w:type="spellStart"/>
+      <w:r>
+        <w:rPr>
+          <w:rFonts w:ascii="Times New Roman" w:hAnsi="Times New Roman"/>
+          <w:sz w:val="24"/>
+        </w:rPr>
+        <w:t>aman</w:t>
+      </w:r>
+      <w:proofErr w:type="spellEnd"/>
+      <w:r>
+        <w:rPr>
+          <w:rFonts w:ascii="Times New Roman" w:hAnsi="Times New Roman"/>
+          <w:sz w:val="24"/>
+        </w:rPr>
+        <w:t xml:space="preserve">, </w:t>
+      </w:r>
+      <w:proofErr w:type="spellStart"/>
+      <w:r>
+        <w:rPr>
+          <w:rFonts w:ascii="Times New Roman" w:hAnsi="Times New Roman"/>
+          <w:sz w:val="24"/>
+        </w:rPr>
+        <w:t>terstruktur</w:t>
+      </w:r>
+      <w:proofErr w:type="spellEnd"/>
+      <w:r>
+        <w:rPr>
+          <w:rFonts w:ascii="Times New Roman" w:hAnsi="Times New Roman"/>
+          <w:sz w:val="24"/>
+        </w:rPr>
+        <w:t xml:space="preserve">, dan </w:t>
+      </w:r>
+      <w:proofErr w:type="spellStart"/>
+      <w:r>
+        <w:rPr>
+          <w:rFonts w:ascii="Times New Roman" w:hAnsi="Times New Roman"/>
+          <w:sz w:val="24"/>
+        </w:rPr>
+        <w:t>konsisten</w:t>
+      </w:r>
+      <w:proofErr w:type="spellEnd"/>
+      <w:r>
+        <w:rPr>
+          <w:rFonts w:ascii="Times New Roman" w:hAnsi="Times New Roman"/>
+          <w:sz w:val="24"/>
+        </w:rPr>
+        <w:t>.</w:t>
+      </w:r>
+    </w:p>
+    <w:p>
+      <w:pPr>
+        <w:spacing w:before="120" w:after="160"/>
+        <w:rPr>
+          <w:rFonts w:ascii="Times New Roman" w:hAnsi="Times New Roman"/>
+          <w:b/>
+          <w:sz w:val="28"/>
+        </w:rPr>
+      </w:pPr>
+      <w:r>
+        <w:rPr>
+          <w:rFonts w:ascii="Times New Roman" w:hAnsi="Times New Roman"/>
+          <w:b/>
+          <w:sz w:val="28"/>
+        </w:rPr>
+        <w:t>BAGIAN 4: LINK REPOSITORY</w:t>
+      </w:r>
+    </w:p>
+    <w:p>
+      <w:pPr>
+        <w:spacing w:before="120" w:after="160"/>
+      </w:pPr>
+      <w:hyperlink r:id="rId27" w:history="1">
+        <w:r>
+          <w:rPr>
+            <w:rStyle w:val="Hyperlink"/>
+          </w:rPr>
+          <w:t>https://github.com/salfffariss/praktikum-modul-04-251511030-Salman</w:t>
+        </w:r>
+      </w:hyperlink>
+      <w:r>
+        <w:t xml:space="preserve"> </w:t>
+      </w:r>
+    </w:p>
+    <w:p>
+      <w:pPr>
+        <w:spacing w:before="120" w:after="160"/>
+      </w:pPr>
+    </w:p>
+    <w:p>
+      <w:pPr>
+        <w:spacing w:before="240" w:after="120"/>
+      </w:pPr>
+      <w:r>
+        <w:rPr>
+          <w:rFonts w:ascii="Times New Roman" w:hAnsi="Times New Roman"/>
+          <w:b/>
+          <w:color w:val="000000"/>
+          <w:sz w:val="28"/>
+        </w:rPr>
+        <w:t xml:space="preserve">BAGIAN </w:t>
+      </w:r>
+      <w:r>
+        <w:rPr>
+          <w:b/>
+          <w:sz w:val="28"/>
+        </w:rPr>
+        <w:t>1</w:t>
+      </w:r>
+      <w:r>
+        <w:rPr>
+          <w:rFonts w:ascii="Times New Roman" w:hAnsi="Times New Roman"/>
+          <w:b/>
+          <w:color w:val="000000"/>
+          <w:sz w:val="28"/>
+        </w:rPr>
+        <w:t>: HASIL IMPLEMENTASI &amp; TANGKAPAN LAYAR (SCREENSHOTS)</w:t>
+      </w:r>
+    </w:p>
+    <w:p>
+      <w:pPr>
+        <w:spacing w:before="160" w:after="80"/>
+      </w:pPr>
+      <w:r>
+        <w:rPr>
+          <w:rFonts w:ascii="Times New Roman" w:hAnsi="Times New Roman"/>
+          <w:b/>
+          <w:color w:val="000000"/>
+          <w:sz w:val="24"/>
+        </w:rPr>
+        <w:t xml:space="preserve">2.1 </w:t>
+      </w:r>
+      <w:proofErr w:type="spellStart"/>
+      <w:r>
+        <w:rPr>
+          <w:rFonts w:ascii="Times New Roman" w:hAnsi="Times New Roman"/>
+          <w:b/>
+          <w:color w:val="000000"/>
+          <w:sz w:val="24"/>
+        </w:rPr>
+        <w:t>Implementasi</w:t>
+      </w:r>
+      <w:proofErr w:type="spellEnd"/>
+      <w:r>
+        <w:rPr>
+          <w:rFonts w:ascii="Times New Roman" w:hAnsi="Times New Roman"/>
+          <w:b/>
+          <w:color w:val="000000"/>
+          <w:sz w:val="24"/>
+        </w:rPr>
+        <w:t xml:space="preserve"> dan </w:t>
+      </w:r>
+      <w:proofErr w:type="spellStart"/>
+      <w:r>
+        <w:rPr>
+          <w:rFonts w:ascii="Times New Roman" w:hAnsi="Times New Roman"/>
+          <w:b/>
+          <w:color w:val="000000"/>
+          <w:sz w:val="24"/>
+        </w:rPr>
+        <w:t>Pengujian</w:t>
+      </w:r>
+      <w:proofErr w:type="spellEnd"/>
+      <w:r>
+        <w:rPr>
+          <w:rFonts w:ascii="Times New Roman" w:hAnsi="Times New Roman"/>
+          <w:b/>
+          <w:color w:val="000000"/>
+          <w:sz w:val="24"/>
+        </w:rPr>
+        <w:t xml:space="preserve"> pada Web Browser</w:t>
+      </w:r>
+    </w:p>
+    <w:p>
+      <w:pPr>
+        <w:spacing w:before="80" w:after="40"/>
+        <w:jc w:val="center"/>
+      </w:pPr>
+      <w:r>
+        <w:rPr>
+          <w:noProof/>
+        </w:rPr>
+        <w:drawing>
+          <wp:inline distT="0" distB="0" distL="0" distR="0" wp14:anchorId="7AA73D74" wp14:editId="7CED8844">
+            <wp:extent cx="5120640" cy="2879525"/>
+            <wp:effectExtent l="0" t="0" r="0" b="0"/>
+            <wp:docPr id="2055024054" name="Picture 2055024054"/>
+            <wp:cNvGraphicFramePr>
+              <a:graphicFrameLocks xmlns:a="http://schemas.openxmlformats.org/drawingml/2006/main" noChangeAspect="1"/>
+            </wp:cNvGraphicFramePr>
+            <a:graphic xmlns:a="http://schemas.openxmlformats.org/drawingml/2006/main">
+              <a:graphicData uri="http://schemas.openxmlformats.org/drawingml/2006/picture">
+                <pic:pic xmlns:pic="http://schemas.openxmlformats.org/drawingml/2006/picture">
+                  <pic:nvPicPr>
+                    <pic:cNvPr id="0" name="Screenshot 2026-10-12 083035.png"/>
+                    <pic:cNvPicPr/>
+                  </pic:nvPicPr>
+                  <pic:blipFill>
+                    <a:blip r:embed="rId28"/>
+                    <a:stretch>
+                      <a:fillRect/>
+                    </a:stretch>
+                  </pic:blipFill>
+                  <pic:spPr>
+                    <a:xfrm>
+                      <a:off x="0" y="0"/>
+                      <a:ext cx="5120640" cy="2879525"/>
+                    </a:xfrm>
+                    <a:prstGeom prst="rect">
+                      <a:avLst/>
+                    </a:prstGeom>
+                  </pic:spPr>
+                </pic:pic>
+              </a:graphicData>
+            </a:graphic>
+          </wp:inline>
+        </w:drawing>
+      </w:r>
+    </w:p>
+    <w:p>
+      <w:pPr>
+        <w:spacing w:before="40" w:after="160"/>
+        <w:jc w:val="center"/>
+      </w:pPr>
+      <w:r>
+        <w:rPr>
+          <w:rFonts w:ascii="Times New Roman" w:hAnsi="Times New Roman"/>
+          <w:i/>
+          <w:color w:val="000000"/>
+          <w:sz w:val="20"/>
+        </w:rPr>
+        <w:lastRenderedPageBreak/>
+        <w:t xml:space="preserve">Gambar 1. </w:t>
+      </w:r>
+      <w:proofErr w:type="spellStart"/>
+      <w:r>
+        <w:rPr>
+          <w:rFonts w:ascii="Times New Roman" w:hAnsi="Times New Roman"/>
+          <w:i/>
+          <w:color w:val="000000"/>
+          <w:sz w:val="20"/>
+        </w:rPr>
+        <w:t>Inisialisasi</w:t>
+      </w:r>
+      <w:proofErr w:type="spellEnd"/>
+      <w:r>
+        <w:rPr>
+          <w:rFonts w:ascii="Times New Roman" w:hAnsi="Times New Roman"/>
+          <w:i/>
+          <w:color w:val="000000"/>
+          <w:sz w:val="20"/>
+        </w:rPr>
+        <w:t xml:space="preserve"> </w:t>
+      </w:r>
+      <w:proofErr w:type="spellStart"/>
+      <w:r>
+        <w:rPr>
+          <w:rFonts w:ascii="Times New Roman" w:hAnsi="Times New Roman"/>
+          <w:i/>
+          <w:color w:val="000000"/>
+          <w:sz w:val="20"/>
+        </w:rPr>
+        <w:t>proyek</w:t>
+      </w:r>
+      <w:proofErr w:type="spellEnd"/>
+      <w:r>
+        <w:rPr>
+          <w:rFonts w:ascii="Times New Roman" w:hAnsi="Times New Roman"/>
+          <w:i/>
+          <w:color w:val="000000"/>
+          <w:sz w:val="20"/>
+        </w:rPr>
+        <w:t xml:space="preserve"> </w:t>
+      </w:r>
+      <w:proofErr w:type="gramStart"/>
+      <w:r>
+        <w:rPr>
+          <w:rFonts w:ascii="Times New Roman" w:hAnsi="Times New Roman"/>
+          <w:i/>
+          <w:color w:val="000000"/>
+          <w:sz w:val="20"/>
+        </w:rPr>
+        <w:t>stateless-shop</w:t>
+      </w:r>
+      <w:proofErr w:type="gramEnd"/>
+      <w:r>
+        <w:rPr>
+          <w:rFonts w:ascii="Times New Roman" w:hAnsi="Times New Roman"/>
+          <w:i/>
+          <w:color w:val="000000"/>
+          <w:sz w:val="20"/>
+        </w:rPr>
+        <w:t xml:space="preserve"> pada VS Code dan </w:t>
+      </w:r>
+      <w:proofErr w:type="spellStart"/>
+      <w:r>
+        <w:rPr>
+          <w:rFonts w:ascii="Times New Roman" w:hAnsi="Times New Roman"/>
+          <w:i/>
+          <w:color w:val="000000"/>
+          <w:sz w:val="20"/>
+        </w:rPr>
+        <w:t>tampilan</w:t>
+      </w:r>
+      <w:proofErr w:type="spellEnd"/>
+      <w:r>
+        <w:rPr>
+          <w:rFonts w:ascii="Times New Roman" w:hAnsi="Times New Roman"/>
+          <w:i/>
+          <w:color w:val="000000"/>
+          <w:sz w:val="20"/>
+        </w:rPr>
+        <w:t xml:space="preserve"> </w:t>
+      </w:r>
+      <w:proofErr w:type="spellStart"/>
+      <w:r>
+        <w:rPr>
+          <w:rFonts w:ascii="Times New Roman" w:hAnsi="Times New Roman"/>
+          <w:i/>
+          <w:color w:val="000000"/>
+          <w:sz w:val="20"/>
+        </w:rPr>
+        <w:t>awal</w:t>
+      </w:r>
+      <w:proofErr w:type="spellEnd"/>
+      <w:r>
+        <w:rPr>
+          <w:rFonts w:ascii="Times New Roman" w:hAnsi="Times New Roman"/>
+          <w:i/>
+          <w:color w:val="000000"/>
+          <w:sz w:val="20"/>
+        </w:rPr>
+        <w:t xml:space="preserve"> </w:t>
+      </w:r>
+      <w:proofErr w:type="spellStart"/>
+      <w:r>
+        <w:rPr>
+          <w:rFonts w:ascii="Times New Roman" w:hAnsi="Times New Roman"/>
+          <w:i/>
+          <w:color w:val="000000"/>
+          <w:sz w:val="20"/>
+        </w:rPr>
+        <w:t>toko</w:t>
+      </w:r>
+      <w:proofErr w:type="spellEnd"/>
+      <w:r>
+        <w:rPr>
+          <w:rFonts w:ascii="Times New Roman" w:hAnsi="Times New Roman"/>
+          <w:i/>
+          <w:color w:val="000000"/>
+          <w:sz w:val="20"/>
+        </w:rPr>
+        <w:t xml:space="preserve"> online </w:t>
+      </w:r>
+      <w:proofErr w:type="spellStart"/>
+      <w:r>
+        <w:rPr>
+          <w:rFonts w:ascii="Times New Roman" w:hAnsi="Times New Roman"/>
+          <w:i/>
+          <w:color w:val="000000"/>
+          <w:sz w:val="20"/>
+        </w:rPr>
+        <w:t>saat</w:t>
+      </w:r>
+      <w:proofErr w:type="spellEnd"/>
+      <w:r>
+        <w:rPr>
+          <w:rFonts w:ascii="Times New Roman" w:hAnsi="Times New Roman"/>
+          <w:i/>
+          <w:color w:val="000000"/>
+          <w:sz w:val="20"/>
+        </w:rPr>
+        <w:t xml:space="preserve"> </w:t>
+      </w:r>
+      <w:proofErr w:type="spellStart"/>
+      <w:r>
+        <w:rPr>
+          <w:rFonts w:ascii="Times New Roman" w:hAnsi="Times New Roman"/>
+          <w:i/>
+          <w:color w:val="000000"/>
+          <w:sz w:val="20"/>
+        </w:rPr>
+        <w:t>keranjang</w:t>
+      </w:r>
+      <w:proofErr w:type="spellEnd"/>
+      <w:r>
+        <w:rPr>
+          <w:rFonts w:ascii="Times New Roman" w:hAnsi="Times New Roman"/>
+          <w:i/>
+          <w:color w:val="000000"/>
+          <w:sz w:val="20"/>
+        </w:rPr>
+        <w:t xml:space="preserve"> </w:t>
+      </w:r>
+      <w:proofErr w:type="spellStart"/>
+      <w:r>
+        <w:rPr>
+          <w:rFonts w:ascii="Times New Roman" w:hAnsi="Times New Roman"/>
+          <w:i/>
+          <w:color w:val="000000"/>
+          <w:sz w:val="20"/>
+        </w:rPr>
+        <w:t>masih</w:t>
+      </w:r>
+      <w:proofErr w:type="spellEnd"/>
+      <w:r>
+        <w:rPr>
+          <w:rFonts w:ascii="Times New Roman" w:hAnsi="Times New Roman"/>
+          <w:i/>
+          <w:color w:val="000000"/>
+          <w:sz w:val="20"/>
+        </w:rPr>
+        <w:t xml:space="preserve"> </w:t>
+      </w:r>
+      <w:proofErr w:type="spellStart"/>
+      <w:r>
+        <w:rPr>
+          <w:rFonts w:ascii="Times New Roman" w:hAnsi="Times New Roman"/>
+          <w:i/>
+          <w:color w:val="000000"/>
+          <w:sz w:val="20"/>
+        </w:rPr>
+        <w:t>kosong</w:t>
+      </w:r>
+      <w:proofErr w:type="spellEnd"/>
+    </w:p>
+    <w:p>
+      <w:pPr>
+        <w:spacing w:before="80" w:after="40"/>
+        <w:jc w:val="center"/>
+      </w:pPr>
+      <w:r>
+        <w:rPr>
+          <w:noProof/>
+        </w:rPr>
+        <w:drawing>
+          <wp:inline distT="0" distB="0" distL="0" distR="0" wp14:anchorId="3F91A618" wp14:editId="519DB744">
+            <wp:extent cx="5120640" cy="2836672"/>
+            <wp:effectExtent l="0" t="0" r="0" b="0"/>
+            <wp:docPr id="856041109" name="Picture 856041109"/>
+            <wp:cNvGraphicFramePr>
+              <a:graphicFrameLocks xmlns:a="http://schemas.openxmlformats.org/drawingml/2006/main" noChangeAspect="1"/>
+            </wp:cNvGraphicFramePr>
+            <a:graphic xmlns:a="http://schemas.openxmlformats.org/drawingml/2006/main">
+              <a:graphicData uri="http://schemas.openxmlformats.org/drawingml/2006/picture">
+                <pic:pic xmlns:pic="http://schemas.openxmlformats.org/drawingml/2006/picture">
+                  <pic:nvPicPr>
+                    <pic:cNvPr id="0" name="Screenshot 2026-10-12 083211.png"/>
+                    <pic:cNvPicPr/>
+                  </pic:nvPicPr>
+                  <pic:blipFill>
+                    <a:blip r:embed="rId29"/>
+                    <a:stretch>
+                      <a:fillRect/>
+                    </a:stretch>
+                  </pic:blipFill>
+                  <pic:spPr>
+                    <a:xfrm>
+                      <a:off x="0" y="0"/>
+                      <a:ext cx="5120640" cy="2836672"/>
+                    </a:xfrm>
+                    <a:prstGeom prst="rect">
+                      <a:avLst/>
+                    </a:prstGeom>
+                  </pic:spPr>
+                </pic:pic>
+              </a:graphicData>
+            </a:graphic>
+          </wp:inline>
+        </w:drawing>
+      </w:r>
+    </w:p>
+    <w:p>
+      <w:pPr>
+        <w:spacing w:before="40" w:after="160"/>
+        <w:jc w:val="center"/>
+      </w:pPr>
+      <w:r>
+        <w:rPr>
+          <w:rFonts w:ascii="Times New Roman" w:hAnsi="Times New Roman"/>
+          <w:i/>
+          <w:color w:val="000000"/>
+          <w:sz w:val="20"/>
+        </w:rPr>
+        <w:t xml:space="preserve">Gambar 2. </w:t>
+      </w:r>
+      <w:proofErr w:type="spellStart"/>
+      <w:r>
+        <w:rPr>
+          <w:rFonts w:ascii="Times New Roman" w:hAnsi="Times New Roman"/>
+          <w:i/>
+          <w:color w:val="000000"/>
+          <w:sz w:val="20"/>
+        </w:rPr>
+        <w:t>Kondisi</w:t>
+      </w:r>
+      <w:proofErr w:type="spellEnd"/>
+      <w:r>
+        <w:rPr>
+          <w:rFonts w:ascii="Times New Roman" w:hAnsi="Times New Roman"/>
+          <w:i/>
+          <w:color w:val="000000"/>
+          <w:sz w:val="20"/>
+        </w:rPr>
+        <w:t xml:space="preserve"> </w:t>
+      </w:r>
+      <w:proofErr w:type="spellStart"/>
+      <w:r>
+        <w:rPr>
+          <w:rFonts w:ascii="Times New Roman" w:hAnsi="Times New Roman"/>
+          <w:i/>
+          <w:color w:val="000000"/>
+          <w:sz w:val="20"/>
+        </w:rPr>
+        <w:t>halaman</w:t>
+      </w:r>
+      <w:proofErr w:type="spellEnd"/>
+      <w:r>
+        <w:rPr>
+          <w:rFonts w:ascii="Times New Roman" w:hAnsi="Times New Roman"/>
+          <w:i/>
+          <w:color w:val="000000"/>
+          <w:sz w:val="20"/>
+        </w:rPr>
+        <w:t xml:space="preserve"> </w:t>
+      </w:r>
+      <w:proofErr w:type="spellStart"/>
+      <w:r>
+        <w:rPr>
+          <w:rFonts w:ascii="Times New Roman" w:hAnsi="Times New Roman"/>
+          <w:i/>
+          <w:color w:val="000000"/>
+          <w:sz w:val="20"/>
+        </w:rPr>
+        <w:t>toko</w:t>
+      </w:r>
+      <w:proofErr w:type="spellEnd"/>
+      <w:r>
+        <w:rPr>
+          <w:rFonts w:ascii="Times New Roman" w:hAnsi="Times New Roman"/>
+          <w:i/>
+          <w:color w:val="000000"/>
+          <w:sz w:val="20"/>
+        </w:rPr>
+        <w:t xml:space="preserve"> online </w:t>
+      </w:r>
+      <w:proofErr w:type="spellStart"/>
+      <w:r>
+        <w:rPr>
+          <w:rFonts w:ascii="Times New Roman" w:hAnsi="Times New Roman"/>
+          <w:i/>
+          <w:color w:val="000000"/>
+          <w:sz w:val="20"/>
+        </w:rPr>
+        <w:t>setelah</w:t>
+      </w:r>
+      <w:proofErr w:type="spellEnd"/>
+      <w:r>
+        <w:rPr>
+          <w:rFonts w:ascii="Times New Roman" w:hAnsi="Times New Roman"/>
+          <w:i/>
+          <w:color w:val="000000"/>
+          <w:sz w:val="20"/>
+        </w:rPr>
+        <w:t xml:space="preserve"> di-refresh (F5) yang </w:t>
+      </w:r>
+      <w:proofErr w:type="spellStart"/>
+      <w:r>
+        <w:rPr>
+          <w:rFonts w:ascii="Times New Roman" w:hAnsi="Times New Roman"/>
+          <w:i/>
+          <w:color w:val="000000"/>
+          <w:sz w:val="20"/>
+        </w:rPr>
+        <w:t>membuktikan</w:t>
+      </w:r>
+      <w:proofErr w:type="spellEnd"/>
+      <w:r>
+        <w:rPr>
+          <w:rFonts w:ascii="Times New Roman" w:hAnsi="Times New Roman"/>
+          <w:i/>
+          <w:color w:val="000000"/>
+          <w:sz w:val="20"/>
+        </w:rPr>
+        <w:t xml:space="preserve"> </w:t>
+      </w:r>
+      <w:proofErr w:type="spellStart"/>
+      <w:r>
+        <w:rPr>
+          <w:rFonts w:ascii="Times New Roman" w:hAnsi="Times New Roman"/>
+          <w:i/>
+          <w:color w:val="000000"/>
+          <w:sz w:val="20"/>
+        </w:rPr>
+        <w:t>keranjang</w:t>
+      </w:r>
+      <w:proofErr w:type="spellEnd"/>
+      <w:r>
+        <w:rPr>
+          <w:rFonts w:ascii="Times New Roman" w:hAnsi="Times New Roman"/>
+          <w:i/>
+          <w:color w:val="000000"/>
+          <w:sz w:val="20"/>
+        </w:rPr>
+        <w:t xml:space="preserve"> </w:t>
+      </w:r>
+      <w:proofErr w:type="spellStart"/>
+      <w:r>
+        <w:rPr>
+          <w:rFonts w:ascii="Times New Roman" w:hAnsi="Times New Roman"/>
+          <w:i/>
+          <w:color w:val="000000"/>
+          <w:sz w:val="20"/>
+        </w:rPr>
+        <w:t>belanja</w:t>
+      </w:r>
+      <w:proofErr w:type="spellEnd"/>
+      <w:r>
+        <w:rPr>
+          <w:rFonts w:ascii="Times New Roman" w:hAnsi="Times New Roman"/>
+          <w:i/>
+          <w:color w:val="000000"/>
+          <w:sz w:val="20"/>
+        </w:rPr>
+        <w:t xml:space="preserve"> </w:t>
+      </w:r>
+      <w:proofErr w:type="spellStart"/>
+      <w:r>
+        <w:rPr>
+          <w:rFonts w:ascii="Times New Roman" w:hAnsi="Times New Roman"/>
+          <w:i/>
+          <w:color w:val="000000"/>
+          <w:sz w:val="20"/>
+        </w:rPr>
+        <w:t>tereset</w:t>
+      </w:r>
+      <w:proofErr w:type="spellEnd"/>
+      <w:r>
+        <w:rPr>
+          <w:rFonts w:ascii="Times New Roman" w:hAnsi="Times New Roman"/>
+          <w:i/>
+          <w:color w:val="000000"/>
+          <w:sz w:val="20"/>
+        </w:rPr>
+        <w:t xml:space="preserve"> </w:t>
+      </w:r>
+      <w:proofErr w:type="spellStart"/>
+      <w:r>
+        <w:rPr>
+          <w:rFonts w:ascii="Times New Roman" w:hAnsi="Times New Roman"/>
+          <w:i/>
+          <w:color w:val="000000"/>
+          <w:sz w:val="20"/>
+        </w:rPr>
+        <w:t>menjadi</w:t>
+      </w:r>
+      <w:proofErr w:type="spellEnd"/>
+      <w:r>
+        <w:rPr>
+          <w:rFonts w:ascii="Times New Roman" w:hAnsi="Times New Roman"/>
+          <w:i/>
+          <w:color w:val="000000"/>
+          <w:sz w:val="20"/>
+        </w:rPr>
+        <w:t xml:space="preserve"> </w:t>
+      </w:r>
+      <w:proofErr w:type="spellStart"/>
+      <w:r>
+        <w:rPr>
+          <w:rFonts w:ascii="Times New Roman" w:hAnsi="Times New Roman"/>
+          <w:i/>
+          <w:color w:val="000000"/>
+          <w:sz w:val="20"/>
+        </w:rPr>
+        <w:t>kosong</w:t>
+      </w:r>
+      <w:proofErr w:type="spellEnd"/>
+    </w:p>
+    <w:p>
+      <w:pPr>
+        <w:spacing w:before="80" w:after="40"/>
+        <w:jc w:val="center"/>
+      </w:pPr>
+      <w:r>
+        <w:rPr>
+          <w:noProof/>
+        </w:rPr>
+        <w:drawing>
+          <wp:inline distT="0" distB="0" distL="0" distR="0" wp14:anchorId="2A8C8FA9" wp14:editId="6D7005B5">
+            <wp:extent cx="5120640" cy="2879525"/>
+            <wp:effectExtent l="0" t="0" r="0" b="0"/>
+            <wp:docPr id="1702923975" name="Picture 1702923975"/>
+            <wp:cNvGraphicFramePr>
+              <a:graphicFrameLocks xmlns:a="http://schemas.openxmlformats.org/drawingml/2006/main" noChangeAspect="1"/>
+            </wp:cNvGraphicFramePr>
+            <a:graphic xmlns:a="http://schemas.openxmlformats.org/drawingml/2006/main">
+              <a:graphicData uri="http://schemas.openxmlformats.org/drawingml/2006/picture">
+                <pic:pic xmlns:pic="http://schemas.openxmlformats.org/drawingml/2006/picture">
+                  <pic:nvPicPr>
+                    <pic:cNvPr id="0" name="Screenshot 2026-10-12 083637.png"/>
+                    <pic:cNvPicPr/>
+                  </pic:nvPicPr>
+                  <pic:blipFill>
+                    <a:blip r:embed="rId30"/>
+                    <a:stretch>
+                      <a:fillRect/>
+                    </a:stretch>
+                  </pic:blipFill>
+                  <pic:spPr>
+                    <a:xfrm>
+                      <a:off x="0" y="0"/>
+                      <a:ext cx="5120640" cy="2879525"/>
+                    </a:xfrm>
+                    <a:prstGeom prst="rect">
+                      <a:avLst/>
+                    </a:prstGeom>
+                  </pic:spPr>
+                </pic:pic>
+              </a:graphicData>
+            </a:graphic>
+          </wp:inline>
+        </w:drawing>
+      </w:r>
+    </w:p>
+    <w:p>
+      <w:pPr>
+        <w:spacing w:before="40" w:after="160"/>
+        <w:jc w:val="center"/>
+      </w:pPr>
+      <w:r>
+        <w:rPr>
+          <w:rFonts w:ascii="Times New Roman" w:hAnsi="Times New Roman"/>
+          <w:i/>
+          <w:color w:val="000000"/>
+          <w:sz w:val="20"/>
+        </w:rPr>
+        <w:t xml:space="preserve">Gambar 3. Hasil </w:t>
+      </w:r>
+      <w:proofErr w:type="spellStart"/>
+      <w:r>
+        <w:rPr>
+          <w:rFonts w:ascii="Times New Roman" w:hAnsi="Times New Roman"/>
+          <w:i/>
+          <w:color w:val="000000"/>
+          <w:sz w:val="20"/>
+        </w:rPr>
+        <w:t>penambahan</w:t>
+      </w:r>
+      <w:proofErr w:type="spellEnd"/>
+      <w:r>
+        <w:rPr>
+          <w:rFonts w:ascii="Times New Roman" w:hAnsi="Times New Roman"/>
+          <w:i/>
+          <w:color w:val="000000"/>
+          <w:sz w:val="20"/>
+        </w:rPr>
+        <w:t xml:space="preserve"> 2 </w:t>
+      </w:r>
+      <w:proofErr w:type="spellStart"/>
+      <w:r>
+        <w:rPr>
+          <w:rFonts w:ascii="Times New Roman" w:hAnsi="Times New Roman"/>
+          <w:i/>
+          <w:color w:val="000000"/>
+          <w:sz w:val="20"/>
+        </w:rPr>
+        <w:t>Buku</w:t>
+      </w:r>
+      <w:proofErr w:type="spellEnd"/>
+      <w:r>
+        <w:rPr>
+          <w:rFonts w:ascii="Times New Roman" w:hAnsi="Times New Roman"/>
+          <w:i/>
+          <w:color w:val="000000"/>
+          <w:sz w:val="20"/>
+        </w:rPr>
+        <w:t xml:space="preserve"> Tulis dan 1 </w:t>
+      </w:r>
+      <w:proofErr w:type="spellStart"/>
+      <w:r>
+        <w:rPr>
+          <w:rFonts w:ascii="Times New Roman" w:hAnsi="Times New Roman"/>
+          <w:i/>
+          <w:color w:val="000000"/>
+          <w:sz w:val="20"/>
+        </w:rPr>
+        <w:t>Pulpen</w:t>
+      </w:r>
+      <w:proofErr w:type="spellEnd"/>
+      <w:r>
+        <w:rPr>
+          <w:rFonts w:ascii="Times New Roman" w:hAnsi="Times New Roman"/>
+          <w:i/>
+          <w:color w:val="000000"/>
+          <w:sz w:val="20"/>
+        </w:rPr>
+        <w:t xml:space="preserve"> </w:t>
+      </w:r>
+      <w:proofErr w:type="spellStart"/>
+      <w:r>
+        <w:rPr>
+          <w:rFonts w:ascii="Times New Roman" w:hAnsi="Times New Roman"/>
+          <w:i/>
+          <w:color w:val="000000"/>
+          <w:sz w:val="20"/>
+        </w:rPr>
+        <w:t>beserta</w:t>
+      </w:r>
+      <w:proofErr w:type="spellEnd"/>
+      <w:r>
+        <w:rPr>
+          <w:rFonts w:ascii="Times New Roman" w:hAnsi="Times New Roman"/>
+          <w:i/>
+          <w:color w:val="000000"/>
+          <w:sz w:val="20"/>
+        </w:rPr>
+        <w:t xml:space="preserve"> </w:t>
+      </w:r>
+      <w:proofErr w:type="spellStart"/>
+      <w:r>
+        <w:rPr>
+          <w:rFonts w:ascii="Times New Roman" w:hAnsi="Times New Roman"/>
+          <w:i/>
+          <w:color w:val="000000"/>
+          <w:sz w:val="20"/>
+        </w:rPr>
+        <w:t>inspeksi</w:t>
+      </w:r>
+      <w:proofErr w:type="spellEnd"/>
+      <w:r>
+        <w:rPr>
+          <w:rFonts w:ascii="Times New Roman" w:hAnsi="Times New Roman"/>
+          <w:i/>
+          <w:color w:val="000000"/>
+          <w:sz w:val="20"/>
+        </w:rPr>
+        <w:t xml:space="preserve"> </w:t>
+      </w:r>
+      <w:proofErr w:type="spellStart"/>
+      <w:r>
+        <w:rPr>
+          <w:rFonts w:ascii="Times New Roman" w:hAnsi="Times New Roman"/>
+          <w:i/>
+          <w:color w:val="000000"/>
+          <w:sz w:val="20"/>
+        </w:rPr>
+        <w:t>respons</w:t>
+      </w:r>
+      <w:proofErr w:type="spellEnd"/>
+      <w:r>
+        <w:rPr>
+          <w:rFonts w:ascii="Times New Roman" w:hAnsi="Times New Roman"/>
+          <w:i/>
+          <w:color w:val="000000"/>
+          <w:sz w:val="20"/>
+        </w:rPr>
+        <w:t xml:space="preserve"> JSON pada </w:t>
+      </w:r>
+      <w:proofErr w:type="spellStart"/>
+      <w:r>
+        <w:rPr>
+          <w:rFonts w:ascii="Times New Roman" w:hAnsi="Times New Roman"/>
+          <w:i/>
+          <w:color w:val="000000"/>
+          <w:sz w:val="20"/>
+        </w:rPr>
+        <w:t>DevTools</w:t>
+      </w:r>
+      <w:proofErr w:type="spellEnd"/>
+      <w:r>
+        <w:rPr>
+          <w:rFonts w:ascii="Times New Roman" w:hAnsi="Times New Roman"/>
+          <w:i/>
+          <w:color w:val="000000"/>
+          <w:sz w:val="20"/>
+        </w:rPr>
+        <w:t xml:space="preserve"> Network</w:t>
+      </w:r>
+    </w:p>
+    <w:p>
+      <w:pPr>
+        <w:spacing w:before="160" w:after="80"/>
+        <w:rPr>
+          <w:lang w:val="fi-FI"/>
+        </w:rPr>
+      </w:pPr>
+      <w:r>
+        <w:rPr>
+          <w:rFonts w:ascii="Times New Roman" w:hAnsi="Times New Roman"/>
+          <w:b/>
+          <w:color w:val="000000"/>
+          <w:sz w:val="24"/>
+          <w:lang w:val="fi-FI"/>
+        </w:rPr>
+        <w:t>2.2 Pengujian Operasi Stateless Menggunakan Postman</w:t>
+      </w:r>
+    </w:p>
+    <w:p>
+      <w:pPr>
+        <w:spacing w:before="80" w:after="40"/>
+        <w:jc w:val="center"/>
+      </w:pPr>
+      <w:r>
+        <w:rPr>
+          <w:noProof/>
+        </w:rPr>
+        <w:lastRenderedPageBreak/>
+        <w:drawing>
+          <wp:inline distT="0" distB="0" distL="0" distR="0" wp14:anchorId="7D97DD3F" wp14:editId="460FBAB0">
+            <wp:extent cx="5120640" cy="3194350"/>
+            <wp:effectExtent l="0" t="0" r="0" b="0"/>
+            <wp:docPr id="1137429185" name="Picture 1137429185"/>
+            <wp:cNvGraphicFramePr>
+              <a:graphicFrameLocks xmlns:a="http://schemas.openxmlformats.org/drawingml/2006/main" noChangeAspect="1"/>
+            </wp:cNvGraphicFramePr>
+            <a:graphic xmlns:a="http://schemas.openxmlformats.org/drawingml/2006/main">
+              <a:graphicData uri="http://schemas.openxmlformats.org/drawingml/2006/picture">
+                <pic:pic xmlns:pic="http://schemas.openxmlformats.org/drawingml/2006/picture">
+                  <pic:nvPicPr>
+                    <pic:cNvPr id="0" name="Screenshot 2026-10-12 091237.png"/>
+                    <pic:cNvPicPr/>
+                  </pic:nvPicPr>
+                  <pic:blipFill>
+                    <a:blip r:embed="rId31"/>
+                    <a:stretch>
+                      <a:fillRect/>
+                    </a:stretch>
+                  </pic:blipFill>
+                  <pic:spPr>
+                    <a:xfrm>
+                      <a:off x="0" y="0"/>
+                      <a:ext cx="5120640" cy="3194350"/>
+                    </a:xfrm>
+                    <a:prstGeom prst="rect">
+                      <a:avLst/>
+                    </a:prstGeom>
+                  </pic:spPr>
+                </pic:pic>
+              </a:graphicData>
+            </a:graphic>
+          </wp:inline>
+        </w:drawing>
+      </w:r>
+    </w:p>
+    <w:p>
+      <w:pPr>
+        <w:spacing w:before="40" w:after="160"/>
+        <w:jc w:val="center"/>
+      </w:pPr>
+      <w:r>
+        <w:rPr>
+          <w:rFonts w:ascii="Times New Roman" w:hAnsi="Times New Roman"/>
+          <w:i/>
+          <w:color w:val="000000"/>
+          <w:sz w:val="20"/>
+        </w:rPr>
+        <w:t xml:space="preserve">Gambar 4. </w:t>
+      </w:r>
+      <w:proofErr w:type="spellStart"/>
+      <w:r>
+        <w:rPr>
+          <w:rFonts w:ascii="Times New Roman" w:hAnsi="Times New Roman"/>
+          <w:i/>
+          <w:color w:val="000000"/>
+          <w:sz w:val="20"/>
+        </w:rPr>
+        <w:t>Pengujian</w:t>
+      </w:r>
+      <w:proofErr w:type="spellEnd"/>
+      <w:r>
+        <w:rPr>
+          <w:rFonts w:ascii="Times New Roman" w:hAnsi="Times New Roman"/>
+          <w:i/>
+          <w:color w:val="000000"/>
+          <w:sz w:val="20"/>
+        </w:rPr>
+        <w:t xml:space="preserve"> request POST /cart/add </w:t>
+      </w:r>
+      <w:proofErr w:type="spellStart"/>
+      <w:r>
+        <w:rPr>
+          <w:rFonts w:ascii="Times New Roman" w:hAnsi="Times New Roman"/>
+          <w:i/>
+          <w:color w:val="000000"/>
+          <w:sz w:val="20"/>
+        </w:rPr>
+        <w:t>melalui</w:t>
+      </w:r>
+      <w:proofErr w:type="spellEnd"/>
+      <w:r>
+        <w:rPr>
+          <w:rFonts w:ascii="Times New Roman" w:hAnsi="Times New Roman"/>
+          <w:i/>
+          <w:color w:val="000000"/>
+          <w:sz w:val="20"/>
+        </w:rPr>
+        <w:t xml:space="preserve"> Postman </w:t>
+      </w:r>
+      <w:proofErr w:type="spellStart"/>
+      <w:r>
+        <w:rPr>
+          <w:rFonts w:ascii="Times New Roman" w:hAnsi="Times New Roman"/>
+          <w:i/>
+          <w:color w:val="000000"/>
+          <w:sz w:val="20"/>
+        </w:rPr>
+        <w:t>dengan</w:t>
+      </w:r>
+      <w:proofErr w:type="spellEnd"/>
+      <w:r>
+        <w:rPr>
+          <w:rFonts w:ascii="Times New Roman" w:hAnsi="Times New Roman"/>
+          <w:i/>
+          <w:color w:val="000000"/>
+          <w:sz w:val="20"/>
+        </w:rPr>
+        <w:t xml:space="preserve"> payload JSON</w:t>
+      </w:r>
+    </w:p>
+    <w:p>
+      <w:pPr>
+        <w:spacing w:after="80"/>
+      </w:pPr>
+      <w:r>
+        <w:rPr>
+          <w:rFonts w:ascii="Times New Roman" w:hAnsi="Times New Roman"/>
+          <w:color w:val="000000"/>
+          <w:sz w:val="24"/>
+        </w:rPr>
+        <w:t xml:space="preserve">Pada Gambar 4, </w:t>
+      </w:r>
+      <w:proofErr w:type="spellStart"/>
+      <w:r>
+        <w:rPr>
+          <w:rFonts w:ascii="Times New Roman" w:hAnsi="Times New Roman"/>
+          <w:color w:val="000000"/>
+          <w:sz w:val="24"/>
+        </w:rPr>
+        <w:t>pengujian</w:t>
+      </w:r>
+      <w:proofErr w:type="spellEnd"/>
+      <w:r>
+        <w:rPr>
+          <w:rFonts w:ascii="Times New Roman" w:hAnsi="Times New Roman"/>
+          <w:color w:val="000000"/>
+          <w:sz w:val="24"/>
+        </w:rPr>
+        <w:t xml:space="preserve"> Postman </w:t>
+      </w:r>
+      <w:proofErr w:type="spellStart"/>
+      <w:r>
+        <w:rPr>
+          <w:rFonts w:ascii="Times New Roman" w:hAnsi="Times New Roman"/>
+          <w:color w:val="000000"/>
+          <w:sz w:val="24"/>
+        </w:rPr>
+        <w:t>mengirimkan</w:t>
+      </w:r>
+      <w:proofErr w:type="spellEnd"/>
+      <w:r>
+        <w:rPr>
+          <w:rFonts w:ascii="Times New Roman" w:hAnsi="Times New Roman"/>
+          <w:color w:val="000000"/>
+          <w:sz w:val="24"/>
+        </w:rPr>
+        <w:t xml:space="preserve"> payload body: {"cart": {"1": 2}, "</w:t>
+      </w:r>
+      <w:proofErr w:type="spellStart"/>
+      <w:r>
+        <w:rPr>
+          <w:rFonts w:ascii="Times New Roman" w:hAnsi="Times New Roman"/>
+          <w:color w:val="000000"/>
+          <w:sz w:val="24"/>
+        </w:rPr>
+        <w:t>product_id</w:t>
+      </w:r>
+      <w:proofErr w:type="spellEnd"/>
+      <w:r>
+        <w:rPr>
+          <w:rFonts w:ascii="Times New Roman" w:hAnsi="Times New Roman"/>
+          <w:color w:val="000000"/>
+          <w:sz w:val="24"/>
+        </w:rPr>
+        <w:t xml:space="preserve">": 2}. Server Laravel </w:t>
+      </w:r>
+      <w:proofErr w:type="spellStart"/>
+      <w:r>
+        <w:rPr>
+          <w:rFonts w:ascii="Times New Roman" w:hAnsi="Times New Roman"/>
+          <w:color w:val="000000"/>
+          <w:sz w:val="24"/>
+        </w:rPr>
+        <w:t>menerima</w:t>
+      </w:r>
+      <w:proofErr w:type="spellEnd"/>
+      <w:r>
+        <w:rPr>
+          <w:rFonts w:ascii="Times New Roman" w:hAnsi="Times New Roman"/>
+          <w:color w:val="000000"/>
+          <w:sz w:val="24"/>
+        </w:rPr>
+        <w:t xml:space="preserve"> data state </w:t>
+      </w:r>
+      <w:proofErr w:type="spellStart"/>
+      <w:r>
+        <w:rPr>
+          <w:rFonts w:ascii="Times New Roman" w:hAnsi="Times New Roman"/>
+          <w:color w:val="000000"/>
+          <w:sz w:val="24"/>
+        </w:rPr>
+        <w:t>keranjang</w:t>
+      </w:r>
+      <w:proofErr w:type="spellEnd"/>
+      <w:r>
+        <w:rPr>
+          <w:rFonts w:ascii="Times New Roman" w:hAnsi="Times New Roman"/>
+          <w:color w:val="000000"/>
+          <w:sz w:val="24"/>
+        </w:rPr>
+        <w:t xml:space="preserve"> yang </w:t>
+      </w:r>
+      <w:proofErr w:type="spellStart"/>
+      <w:r>
+        <w:rPr>
+          <w:rFonts w:ascii="Times New Roman" w:hAnsi="Times New Roman"/>
+          <w:color w:val="000000"/>
+          <w:sz w:val="24"/>
+        </w:rPr>
+        <w:t>dikirimkan</w:t>
+      </w:r>
+      <w:proofErr w:type="spellEnd"/>
+      <w:r>
+        <w:rPr>
+          <w:rFonts w:ascii="Times New Roman" w:hAnsi="Times New Roman"/>
+          <w:color w:val="000000"/>
+          <w:sz w:val="24"/>
+        </w:rPr>
+        <w:t xml:space="preserve"> (2 </w:t>
+      </w:r>
+      <w:proofErr w:type="spellStart"/>
+      <w:r>
+        <w:rPr>
+          <w:rFonts w:ascii="Times New Roman" w:hAnsi="Times New Roman"/>
+          <w:color w:val="000000"/>
+          <w:sz w:val="24"/>
+        </w:rPr>
+        <w:t>Buku</w:t>
+      </w:r>
+      <w:proofErr w:type="spellEnd"/>
+      <w:r>
+        <w:rPr>
+          <w:rFonts w:ascii="Times New Roman" w:hAnsi="Times New Roman"/>
+          <w:color w:val="000000"/>
+          <w:sz w:val="24"/>
+        </w:rPr>
+        <w:t xml:space="preserve"> Tulis) </w:t>
+      </w:r>
+      <w:proofErr w:type="spellStart"/>
+      <w:r>
+        <w:rPr>
+          <w:rFonts w:ascii="Times New Roman" w:hAnsi="Times New Roman"/>
+          <w:color w:val="000000"/>
+          <w:sz w:val="24"/>
+        </w:rPr>
+        <w:t>lalu</w:t>
+      </w:r>
+      <w:proofErr w:type="spellEnd"/>
+      <w:r>
+        <w:rPr>
+          <w:rFonts w:ascii="Times New Roman" w:hAnsi="Times New Roman"/>
+          <w:color w:val="000000"/>
+          <w:sz w:val="24"/>
+        </w:rPr>
+        <w:t xml:space="preserve"> </w:t>
+      </w:r>
+      <w:proofErr w:type="spellStart"/>
+      <w:r>
+        <w:rPr>
+          <w:rFonts w:ascii="Times New Roman" w:hAnsi="Times New Roman"/>
+          <w:color w:val="000000"/>
+          <w:sz w:val="24"/>
+        </w:rPr>
+        <w:t>menambahkan</w:t>
+      </w:r>
+      <w:proofErr w:type="spellEnd"/>
+      <w:r>
+        <w:rPr>
+          <w:rFonts w:ascii="Times New Roman" w:hAnsi="Times New Roman"/>
+          <w:color w:val="000000"/>
+          <w:sz w:val="24"/>
+        </w:rPr>
+        <w:t xml:space="preserve"> 1 </w:t>
+      </w:r>
+      <w:proofErr w:type="spellStart"/>
+      <w:r>
+        <w:rPr>
+          <w:rFonts w:ascii="Times New Roman" w:hAnsi="Times New Roman"/>
+          <w:color w:val="000000"/>
+          <w:sz w:val="24"/>
+        </w:rPr>
+        <w:t>Pulpen</w:t>
+      </w:r>
+      <w:proofErr w:type="spellEnd"/>
+      <w:r>
+        <w:rPr>
+          <w:rFonts w:ascii="Times New Roman" w:hAnsi="Times New Roman"/>
+          <w:color w:val="000000"/>
+          <w:sz w:val="24"/>
+        </w:rPr>
+        <w:t xml:space="preserve"> (</w:t>
+      </w:r>
+      <w:proofErr w:type="spellStart"/>
+      <w:r>
+        <w:rPr>
+          <w:rFonts w:ascii="Times New Roman" w:hAnsi="Times New Roman"/>
+          <w:color w:val="000000"/>
+          <w:sz w:val="24"/>
+        </w:rPr>
+        <w:t>product_id</w:t>
+      </w:r>
+      <w:proofErr w:type="spellEnd"/>
+      <w:r>
+        <w:rPr>
+          <w:rFonts w:ascii="Times New Roman" w:hAnsi="Times New Roman"/>
+          <w:color w:val="000000"/>
+          <w:sz w:val="24"/>
+        </w:rPr>
+        <w:t xml:space="preserve">: 2). Server </w:t>
+      </w:r>
+      <w:proofErr w:type="spellStart"/>
+      <w:r>
+        <w:rPr>
+          <w:rFonts w:ascii="Times New Roman" w:hAnsi="Times New Roman"/>
+          <w:color w:val="000000"/>
+          <w:sz w:val="24"/>
+        </w:rPr>
+        <w:t>merespons</w:t>
+      </w:r>
+      <w:proofErr w:type="spellEnd"/>
+      <w:r>
+        <w:rPr>
+          <w:rFonts w:ascii="Times New Roman" w:hAnsi="Times New Roman"/>
+          <w:color w:val="000000"/>
+          <w:sz w:val="24"/>
+        </w:rPr>
+        <w:t xml:space="preserve"> </w:t>
+      </w:r>
+      <w:proofErr w:type="spellStart"/>
+      <w:r>
+        <w:rPr>
+          <w:rFonts w:ascii="Times New Roman" w:hAnsi="Times New Roman"/>
+          <w:color w:val="000000"/>
+          <w:sz w:val="24"/>
+        </w:rPr>
+        <w:t>dengan</w:t>
+      </w:r>
+      <w:proofErr w:type="spellEnd"/>
+      <w:r>
+        <w:rPr>
+          <w:rFonts w:ascii="Times New Roman" w:hAnsi="Times New Roman"/>
+          <w:color w:val="000000"/>
+          <w:sz w:val="24"/>
+        </w:rPr>
+        <w:t xml:space="preserve"> status 200 OK dan </w:t>
+      </w:r>
+      <w:proofErr w:type="spellStart"/>
+      <w:r>
+        <w:rPr>
+          <w:rFonts w:ascii="Times New Roman" w:hAnsi="Times New Roman"/>
+          <w:color w:val="000000"/>
+          <w:sz w:val="24"/>
+        </w:rPr>
+        <w:t>mengembalikan</w:t>
+      </w:r>
+      <w:proofErr w:type="spellEnd"/>
+      <w:r>
+        <w:rPr>
+          <w:rFonts w:ascii="Times New Roman" w:hAnsi="Times New Roman"/>
+          <w:color w:val="000000"/>
+          <w:sz w:val="24"/>
+        </w:rPr>
+        <w:t xml:space="preserve"> </w:t>
+      </w:r>
+      <w:proofErr w:type="spellStart"/>
+      <w:r>
+        <w:rPr>
+          <w:rFonts w:ascii="Times New Roman" w:hAnsi="Times New Roman"/>
+          <w:color w:val="000000"/>
+          <w:sz w:val="24"/>
+        </w:rPr>
+        <w:t>kalkulasi</w:t>
+      </w:r>
+      <w:proofErr w:type="spellEnd"/>
+      <w:r>
+        <w:rPr>
+          <w:rFonts w:ascii="Times New Roman" w:hAnsi="Times New Roman"/>
+          <w:color w:val="000000"/>
+          <w:sz w:val="24"/>
+        </w:rPr>
+        <w:t xml:space="preserve"> JSON </w:t>
+      </w:r>
+      <w:proofErr w:type="spellStart"/>
+      <w:r>
+        <w:rPr>
+          <w:rFonts w:ascii="Times New Roman" w:hAnsi="Times New Roman"/>
+          <w:color w:val="000000"/>
+          <w:sz w:val="24"/>
+        </w:rPr>
+        <w:t>berisi</w:t>
+      </w:r>
+      <w:proofErr w:type="spellEnd"/>
+      <w:r>
+        <w:rPr>
+          <w:rFonts w:ascii="Times New Roman" w:hAnsi="Times New Roman"/>
+          <w:color w:val="000000"/>
+          <w:sz w:val="24"/>
+        </w:rPr>
+        <w:t xml:space="preserve"> </w:t>
+      </w:r>
+      <w:proofErr w:type="spellStart"/>
+      <w:r>
+        <w:rPr>
+          <w:rFonts w:ascii="Times New Roman" w:hAnsi="Times New Roman"/>
+          <w:color w:val="000000"/>
+          <w:sz w:val="24"/>
+        </w:rPr>
+        <w:t>rincian</w:t>
+      </w:r>
+      <w:proofErr w:type="spellEnd"/>
+      <w:r>
+        <w:rPr>
+          <w:rFonts w:ascii="Times New Roman" w:hAnsi="Times New Roman"/>
+          <w:color w:val="000000"/>
+          <w:sz w:val="24"/>
+        </w:rPr>
+        <w:t xml:space="preserve"> </w:t>
+      </w:r>
+      <w:proofErr w:type="spellStart"/>
+      <w:r>
+        <w:rPr>
+          <w:rFonts w:ascii="Times New Roman" w:hAnsi="Times New Roman"/>
+          <w:color w:val="000000"/>
+          <w:sz w:val="24"/>
+        </w:rPr>
+        <w:t>barang</w:t>
+      </w:r>
+      <w:proofErr w:type="spellEnd"/>
+      <w:r>
+        <w:rPr>
+          <w:rFonts w:ascii="Times New Roman" w:hAnsi="Times New Roman"/>
+          <w:color w:val="000000"/>
+          <w:sz w:val="24"/>
+        </w:rPr>
+        <w:t xml:space="preserve"> </w:t>
+      </w:r>
+      <w:proofErr w:type="spellStart"/>
+      <w:r>
+        <w:rPr>
+          <w:rFonts w:ascii="Times New Roman" w:hAnsi="Times New Roman"/>
+          <w:color w:val="000000"/>
+          <w:sz w:val="24"/>
+        </w:rPr>
+        <w:t>serta</w:t>
+      </w:r>
+      <w:proofErr w:type="spellEnd"/>
+      <w:r>
+        <w:rPr>
+          <w:rFonts w:ascii="Times New Roman" w:hAnsi="Times New Roman"/>
+          <w:color w:val="000000"/>
+          <w:sz w:val="24"/>
+        </w:rPr>
+        <w:t xml:space="preserve"> total Rp 13.000. </w:t>
+      </w:r>
+      <w:proofErr w:type="spellStart"/>
+      <w:r>
+        <w:rPr>
+          <w:rFonts w:ascii="Times New Roman" w:hAnsi="Times New Roman"/>
+          <w:color w:val="000000"/>
+          <w:sz w:val="24"/>
+        </w:rPr>
+        <w:t>Pengujian</w:t>
+      </w:r>
+      <w:proofErr w:type="spellEnd"/>
+      <w:r>
+        <w:rPr>
+          <w:rFonts w:ascii="Times New Roman" w:hAnsi="Times New Roman"/>
+          <w:color w:val="000000"/>
+          <w:sz w:val="24"/>
+        </w:rPr>
+        <w:t xml:space="preserve"> </w:t>
+      </w:r>
+      <w:proofErr w:type="spellStart"/>
+      <w:r>
+        <w:rPr>
+          <w:rFonts w:ascii="Times New Roman" w:hAnsi="Times New Roman"/>
+          <w:color w:val="000000"/>
+          <w:sz w:val="24"/>
+        </w:rPr>
+        <w:t>pengiriman</w:t>
+      </w:r>
+      <w:proofErr w:type="spellEnd"/>
+      <w:r>
+        <w:rPr>
+          <w:rFonts w:ascii="Times New Roman" w:hAnsi="Times New Roman"/>
+          <w:color w:val="000000"/>
+          <w:sz w:val="24"/>
+        </w:rPr>
+        <w:t xml:space="preserve"> </w:t>
+      </w:r>
+      <w:proofErr w:type="spellStart"/>
+      <w:r>
+        <w:rPr>
+          <w:rFonts w:ascii="Times New Roman" w:hAnsi="Times New Roman"/>
+          <w:color w:val="000000"/>
+          <w:sz w:val="24"/>
+        </w:rPr>
+        <w:t>ulang</w:t>
+      </w:r>
+      <w:proofErr w:type="spellEnd"/>
+      <w:r>
+        <w:rPr>
+          <w:rFonts w:ascii="Times New Roman" w:hAnsi="Times New Roman"/>
+          <w:color w:val="000000"/>
+          <w:sz w:val="24"/>
+        </w:rPr>
+        <w:t xml:space="preserve"> </w:t>
+      </w:r>
+      <w:proofErr w:type="spellStart"/>
+      <w:r>
+        <w:rPr>
+          <w:rFonts w:ascii="Times New Roman" w:hAnsi="Times New Roman"/>
+          <w:color w:val="000000"/>
+          <w:sz w:val="24"/>
+        </w:rPr>
+        <w:t>dengan</w:t>
+      </w:r>
+      <w:proofErr w:type="spellEnd"/>
+      <w:r>
+        <w:rPr>
+          <w:rFonts w:ascii="Times New Roman" w:hAnsi="Times New Roman"/>
+          <w:color w:val="000000"/>
+          <w:sz w:val="24"/>
+        </w:rPr>
+        <w:t xml:space="preserve"> payload yang </w:t>
+      </w:r>
+      <w:proofErr w:type="spellStart"/>
+      <w:r>
+        <w:rPr>
+          <w:rFonts w:ascii="Times New Roman" w:hAnsi="Times New Roman"/>
+          <w:color w:val="000000"/>
+          <w:sz w:val="24"/>
+        </w:rPr>
+        <w:t>sama</w:t>
+      </w:r>
+      <w:proofErr w:type="spellEnd"/>
+      <w:r>
+        <w:rPr>
+          <w:rFonts w:ascii="Times New Roman" w:hAnsi="Times New Roman"/>
+          <w:color w:val="000000"/>
+          <w:sz w:val="24"/>
+        </w:rPr>
+        <w:t xml:space="preserve"> </w:t>
+      </w:r>
+      <w:proofErr w:type="spellStart"/>
+      <w:r>
+        <w:rPr>
+          <w:rFonts w:ascii="Times New Roman" w:hAnsi="Times New Roman"/>
+          <w:color w:val="000000"/>
+          <w:sz w:val="24"/>
+        </w:rPr>
+        <w:t>persis</w:t>
+      </w:r>
+      <w:proofErr w:type="spellEnd"/>
+      <w:r>
+        <w:rPr>
+          <w:rFonts w:ascii="Times New Roman" w:hAnsi="Times New Roman"/>
+          <w:color w:val="000000"/>
+          <w:sz w:val="24"/>
+        </w:rPr>
+        <w:t xml:space="preserve"> </w:t>
+      </w:r>
+      <w:proofErr w:type="spellStart"/>
+      <w:r>
+        <w:rPr>
+          <w:rFonts w:ascii="Times New Roman" w:hAnsi="Times New Roman"/>
+          <w:color w:val="000000"/>
+          <w:sz w:val="24"/>
+        </w:rPr>
+        <w:t>menghasilkan</w:t>
+      </w:r>
+      <w:proofErr w:type="spellEnd"/>
+      <w:r>
+        <w:rPr>
+          <w:rFonts w:ascii="Times New Roman" w:hAnsi="Times New Roman"/>
+          <w:color w:val="000000"/>
+          <w:sz w:val="24"/>
+        </w:rPr>
+        <w:t xml:space="preserve"> </w:t>
+      </w:r>
+      <w:proofErr w:type="spellStart"/>
+      <w:r>
+        <w:rPr>
+          <w:rFonts w:ascii="Times New Roman" w:hAnsi="Times New Roman"/>
+          <w:color w:val="000000"/>
+          <w:sz w:val="24"/>
+        </w:rPr>
+        <w:t>respon</w:t>
+      </w:r>
+      <w:proofErr w:type="spellEnd"/>
+      <w:r>
+        <w:rPr>
+          <w:rFonts w:ascii="Times New Roman" w:hAnsi="Times New Roman"/>
+          <w:color w:val="000000"/>
+          <w:sz w:val="24"/>
+        </w:rPr>
+        <w:t xml:space="preserve"> yang </w:t>
+      </w:r>
+      <w:proofErr w:type="spellStart"/>
+      <w:r>
+        <w:rPr>
+          <w:rFonts w:ascii="Times New Roman" w:hAnsi="Times New Roman"/>
+          <w:color w:val="000000"/>
+          <w:sz w:val="24"/>
+        </w:rPr>
+        <w:t>selalu</w:t>
+      </w:r>
+      <w:proofErr w:type="spellEnd"/>
+      <w:r>
+        <w:rPr>
+          <w:rFonts w:ascii="Times New Roman" w:hAnsi="Times New Roman"/>
+          <w:color w:val="000000"/>
+          <w:sz w:val="24"/>
+        </w:rPr>
+        <w:t xml:space="preserve"> </w:t>
+      </w:r>
+      <w:proofErr w:type="spellStart"/>
+      <w:r>
+        <w:rPr>
+          <w:rFonts w:ascii="Times New Roman" w:hAnsi="Times New Roman"/>
+          <w:color w:val="000000"/>
+          <w:sz w:val="24"/>
+        </w:rPr>
+        <w:t>identik</w:t>
+      </w:r>
+      <w:proofErr w:type="spellEnd"/>
+      <w:r>
+        <w:rPr>
+          <w:rFonts w:ascii="Times New Roman" w:hAnsi="Times New Roman"/>
+          <w:color w:val="000000"/>
+          <w:sz w:val="24"/>
+        </w:rPr>
+        <w:t xml:space="preserve">, </w:t>
+      </w:r>
+      <w:proofErr w:type="spellStart"/>
+      <w:r>
+        <w:rPr>
+          <w:rFonts w:ascii="Times New Roman" w:hAnsi="Times New Roman"/>
+          <w:color w:val="000000"/>
+          <w:sz w:val="24"/>
+        </w:rPr>
+        <w:t>membuktikan</w:t>
+      </w:r>
+      <w:proofErr w:type="spellEnd"/>
+      <w:r>
+        <w:rPr>
+          <w:rFonts w:ascii="Times New Roman" w:hAnsi="Times New Roman"/>
+          <w:color w:val="000000"/>
+          <w:sz w:val="24"/>
+        </w:rPr>
+        <w:t xml:space="preserve"> </w:t>
+      </w:r>
+      <w:proofErr w:type="spellStart"/>
+      <w:r>
+        <w:rPr>
+          <w:rFonts w:ascii="Times New Roman" w:hAnsi="Times New Roman"/>
+          <w:color w:val="000000"/>
+          <w:sz w:val="24"/>
+        </w:rPr>
+        <w:t>bahwa</w:t>
+      </w:r>
+      <w:proofErr w:type="spellEnd"/>
+      <w:r>
+        <w:rPr>
+          <w:rFonts w:ascii="Times New Roman" w:hAnsi="Times New Roman"/>
+          <w:color w:val="000000"/>
+          <w:sz w:val="24"/>
+        </w:rPr>
+        <w:t xml:space="preserve"> server </w:t>
+      </w:r>
+      <w:proofErr w:type="spellStart"/>
+      <w:r>
+        <w:rPr>
+          <w:rFonts w:ascii="Times New Roman" w:hAnsi="Times New Roman"/>
+          <w:color w:val="000000"/>
+          <w:sz w:val="24"/>
+        </w:rPr>
+        <w:t>tidak</w:t>
+      </w:r>
+      <w:proofErr w:type="spellEnd"/>
+      <w:r>
+        <w:rPr>
+          <w:rFonts w:ascii="Times New Roman" w:hAnsi="Times New Roman"/>
+          <w:color w:val="000000"/>
+          <w:sz w:val="24"/>
+        </w:rPr>
+        <w:t xml:space="preserve"> </w:t>
+      </w:r>
+      <w:proofErr w:type="spellStart"/>
+      <w:r>
+        <w:rPr>
+          <w:rFonts w:ascii="Times New Roman" w:hAnsi="Times New Roman"/>
+          <w:color w:val="000000"/>
+          <w:sz w:val="24"/>
+        </w:rPr>
+        <w:t>mengakumulasikan</w:t>
+      </w:r>
+      <w:proofErr w:type="spellEnd"/>
+      <w:r>
+        <w:rPr>
+          <w:rFonts w:ascii="Times New Roman" w:hAnsi="Times New Roman"/>
+          <w:color w:val="000000"/>
+          <w:sz w:val="24"/>
+        </w:rPr>
+        <w:t xml:space="preserve"> </w:t>
+      </w:r>
+      <w:proofErr w:type="spellStart"/>
+      <w:r>
+        <w:rPr>
+          <w:rFonts w:ascii="Times New Roman" w:hAnsi="Times New Roman"/>
+          <w:color w:val="000000"/>
+          <w:sz w:val="24"/>
+        </w:rPr>
+        <w:t>riwayat</w:t>
+      </w:r>
+      <w:proofErr w:type="spellEnd"/>
+      <w:r>
+        <w:rPr>
+          <w:rFonts w:ascii="Times New Roman" w:hAnsi="Times New Roman"/>
+          <w:color w:val="000000"/>
+          <w:sz w:val="24"/>
+        </w:rPr>
+        <w:t xml:space="preserve"> </w:t>
+      </w:r>
+      <w:proofErr w:type="spellStart"/>
+      <w:r>
+        <w:rPr>
+          <w:rFonts w:ascii="Times New Roman" w:hAnsi="Times New Roman"/>
+          <w:color w:val="000000"/>
+          <w:sz w:val="24"/>
+        </w:rPr>
+        <w:t>pemanggilan</w:t>
+      </w:r>
+      <w:proofErr w:type="spellEnd"/>
+      <w:r>
+        <w:rPr>
+          <w:rFonts w:ascii="Times New Roman" w:hAnsi="Times New Roman"/>
+          <w:color w:val="000000"/>
+          <w:sz w:val="24"/>
+        </w:rPr>
+        <w:t xml:space="preserve"> </w:t>
+      </w:r>
+      <w:proofErr w:type="spellStart"/>
+      <w:r>
+        <w:rPr>
+          <w:rFonts w:ascii="Times New Roman" w:hAnsi="Times New Roman"/>
+          <w:color w:val="000000"/>
+          <w:sz w:val="24"/>
+        </w:rPr>
+        <w:t>sebelumnya</w:t>
+      </w:r>
+      <w:proofErr w:type="spellEnd"/>
+      <w:r>
+        <w:rPr>
+          <w:rFonts w:ascii="Times New Roman" w:hAnsi="Times New Roman"/>
+          <w:color w:val="000000"/>
+          <w:sz w:val="24"/>
+        </w:rPr>
+        <w:t>.</w:t>
+      </w:r>
+    </w:p>
+    <w:p>
+      <w:pPr>
+        <w:spacing w:before="240" w:after="120"/>
+      </w:pPr>
+      <w:r>
+        <w:rPr>
+          <w:rFonts w:ascii="Times New Roman" w:hAnsi="Times New Roman"/>
+          <w:b/>
+          <w:color w:val="000000"/>
+          <w:sz w:val="28"/>
+        </w:rPr>
+        <w:t xml:space="preserve">BAGIAN </w:t>
+      </w:r>
+      <w:r>
+        <w:rPr>
+          <w:b/>
+          <w:sz w:val="28"/>
+        </w:rPr>
+        <w:t>2</w:t>
+      </w:r>
+      <w:r>
+        <w:rPr>
+          <w:rFonts w:ascii="Times New Roman" w:hAnsi="Times New Roman"/>
+          <w:b/>
+          <w:color w:val="000000"/>
+          <w:sz w:val="28"/>
+        </w:rPr>
+        <w:t>: DISKUSI DAN EVALUASI</w:t>
+      </w:r>
+    </w:p>
+    <w:p>
+      <w:pPr>
+        <w:spacing w:before="120" w:after="60"/>
+      </w:pPr>
+      <w:r>
+        <w:rPr>
+          <w:rFonts w:ascii="Times New Roman" w:hAnsi="Times New Roman"/>
+          <w:b/>
+          <w:color w:val="000000"/>
+          <w:sz w:val="24"/>
+        </w:rPr>
+        <w:t xml:space="preserve">1. Di baris </w:t>
+      </w:r>
+      <w:proofErr w:type="spellStart"/>
+      <w:r>
+        <w:rPr>
+          <w:rFonts w:ascii="Times New Roman" w:hAnsi="Times New Roman"/>
+          <w:b/>
+          <w:color w:val="000000"/>
+          <w:sz w:val="24"/>
+        </w:rPr>
+        <w:t>kode</w:t>
+      </w:r>
+      <w:proofErr w:type="spellEnd"/>
+      <w:r>
+        <w:rPr>
+          <w:rFonts w:ascii="Times New Roman" w:hAnsi="Times New Roman"/>
+          <w:b/>
+          <w:color w:val="000000"/>
+          <w:sz w:val="24"/>
+        </w:rPr>
+        <w:t xml:space="preserve"> mana browser </w:t>
+      </w:r>
+      <w:proofErr w:type="spellStart"/>
+      <w:r>
+        <w:rPr>
+          <w:rFonts w:ascii="Times New Roman" w:hAnsi="Times New Roman"/>
+          <w:b/>
+          <w:color w:val="000000"/>
+          <w:sz w:val="24"/>
+        </w:rPr>
+        <w:t>mengirim</w:t>
+      </w:r>
+      <w:proofErr w:type="spellEnd"/>
+      <w:r>
+        <w:rPr>
+          <w:rFonts w:ascii="Times New Roman" w:hAnsi="Times New Roman"/>
+          <w:b/>
+          <w:color w:val="000000"/>
+          <w:sz w:val="24"/>
+        </w:rPr>
+        <w:t xml:space="preserve"> state </w:t>
+      </w:r>
+      <w:proofErr w:type="spellStart"/>
+      <w:r>
+        <w:rPr>
+          <w:rFonts w:ascii="Times New Roman" w:hAnsi="Times New Roman"/>
+          <w:b/>
+          <w:color w:val="000000"/>
+          <w:sz w:val="24"/>
+        </w:rPr>
+        <w:t>keranjang</w:t>
+      </w:r>
+      <w:proofErr w:type="spellEnd"/>
+      <w:r>
+        <w:rPr>
+          <w:rFonts w:ascii="Times New Roman" w:hAnsi="Times New Roman"/>
+          <w:b/>
+          <w:color w:val="000000"/>
+          <w:sz w:val="24"/>
+        </w:rPr>
+        <w:t xml:space="preserve"> </w:t>
+      </w:r>
+      <w:proofErr w:type="spellStart"/>
+      <w:r>
+        <w:rPr>
+          <w:rFonts w:ascii="Times New Roman" w:hAnsi="Times New Roman"/>
+          <w:b/>
+          <w:color w:val="000000"/>
+          <w:sz w:val="24"/>
+        </w:rPr>
+        <w:t>ke</w:t>
+      </w:r>
+      <w:proofErr w:type="spellEnd"/>
+      <w:r>
+        <w:rPr>
+          <w:rFonts w:ascii="Times New Roman" w:hAnsi="Times New Roman"/>
+          <w:b/>
+          <w:color w:val="000000"/>
+          <w:sz w:val="24"/>
+        </w:rPr>
+        <w:t xml:space="preserve"> Laravel?</w:t>
+      </w:r>
+    </w:p>
+    <w:p>
+      <w:pPr>
+        <w:spacing w:after="80"/>
+      </w:pPr>
+      <w:r>
+        <w:rPr>
+          <w:rFonts w:ascii="Times New Roman" w:hAnsi="Times New Roman"/>
+          <w:color w:val="000000"/>
+          <w:sz w:val="24"/>
+        </w:rPr>
+        <w:t>Pada file resources/views/</w:t>
+      </w:r>
+      <w:proofErr w:type="spellStart"/>
+      <w:r>
+        <w:rPr>
+          <w:rFonts w:ascii="Times New Roman" w:hAnsi="Times New Roman"/>
+          <w:color w:val="000000"/>
+          <w:sz w:val="24"/>
+        </w:rPr>
+        <w:t>shop.blade.php</w:t>
+      </w:r>
+      <w:proofErr w:type="spellEnd"/>
+      <w:r>
+        <w:rPr>
+          <w:rFonts w:ascii="Times New Roman" w:hAnsi="Times New Roman"/>
+          <w:color w:val="000000"/>
+          <w:sz w:val="24"/>
+        </w:rPr>
+        <w:t xml:space="preserve">, data </w:t>
+      </w:r>
+      <w:proofErr w:type="spellStart"/>
+      <w:r>
+        <w:rPr>
+          <w:rFonts w:ascii="Times New Roman" w:hAnsi="Times New Roman"/>
+          <w:color w:val="000000"/>
+          <w:sz w:val="24"/>
+        </w:rPr>
+        <w:t>keranjang</w:t>
+      </w:r>
+      <w:proofErr w:type="spellEnd"/>
+      <w:r>
+        <w:rPr>
+          <w:rFonts w:ascii="Times New Roman" w:hAnsi="Times New Roman"/>
+          <w:color w:val="000000"/>
+          <w:sz w:val="24"/>
+        </w:rPr>
+        <w:t xml:space="preserve"> </w:t>
+      </w:r>
+      <w:proofErr w:type="spellStart"/>
+      <w:r>
+        <w:rPr>
+          <w:rFonts w:ascii="Times New Roman" w:hAnsi="Times New Roman"/>
+          <w:color w:val="000000"/>
+          <w:sz w:val="24"/>
+        </w:rPr>
+        <w:t>dikirim</w:t>
+      </w:r>
+      <w:proofErr w:type="spellEnd"/>
+      <w:r>
+        <w:rPr>
+          <w:rFonts w:ascii="Times New Roman" w:hAnsi="Times New Roman"/>
+          <w:color w:val="000000"/>
+          <w:sz w:val="24"/>
+        </w:rPr>
+        <w:t xml:space="preserve"> </w:t>
+      </w:r>
+      <w:proofErr w:type="spellStart"/>
+      <w:r>
+        <w:rPr>
+          <w:rFonts w:ascii="Times New Roman" w:hAnsi="Times New Roman"/>
+          <w:color w:val="000000"/>
+          <w:sz w:val="24"/>
+        </w:rPr>
+        <w:t>saat</w:t>
+      </w:r>
+      <w:proofErr w:type="spellEnd"/>
+      <w:r>
+        <w:rPr>
+          <w:rFonts w:ascii="Times New Roman" w:hAnsi="Times New Roman"/>
+          <w:color w:val="000000"/>
+          <w:sz w:val="24"/>
+        </w:rPr>
+        <w:t xml:space="preserve"> </w:t>
+      </w:r>
+      <w:proofErr w:type="spellStart"/>
+      <w:r>
+        <w:rPr>
+          <w:rFonts w:ascii="Times New Roman" w:hAnsi="Times New Roman"/>
+          <w:color w:val="000000"/>
+          <w:sz w:val="24"/>
+        </w:rPr>
+        <w:t>memanggil</w:t>
+      </w:r>
+      <w:proofErr w:type="spellEnd"/>
+      <w:r>
+        <w:rPr>
+          <w:rFonts w:ascii="Times New Roman" w:hAnsi="Times New Roman"/>
+          <w:color w:val="000000"/>
+          <w:sz w:val="24"/>
+        </w:rPr>
+        <w:t xml:space="preserve"> post</w:t>
+      </w:r>
+      <w:r>
+        <w:t xml:space="preserve">, </w:t>
+      </w:r>
+      <w:r>
+        <w:rPr>
+          <w:rFonts w:ascii="Times New Roman" w:hAnsi="Times New Roman"/>
+          <w:color w:val="000000"/>
+          <w:sz w:val="24"/>
+        </w:rPr>
+        <w:t xml:space="preserve">pada </w:t>
+      </w:r>
+      <w:proofErr w:type="spellStart"/>
+      <w:r>
+        <w:rPr>
+          <w:rFonts w:ascii="Times New Roman" w:hAnsi="Times New Roman"/>
+          <w:color w:val="000000"/>
+          <w:sz w:val="24"/>
+        </w:rPr>
+        <w:t>fungsi</w:t>
+      </w:r>
+      <w:proofErr w:type="spellEnd"/>
+      <w:r>
+        <w:rPr>
+          <w:rFonts w:ascii="Times New Roman" w:hAnsi="Times New Roman"/>
+          <w:color w:val="000000"/>
+          <w:sz w:val="24"/>
+        </w:rPr>
+        <w:t xml:space="preserve"> </w:t>
+      </w:r>
+      <w:proofErr w:type="gramStart"/>
+      <w:r>
+        <w:rPr>
+          <w:rFonts w:ascii="Times New Roman" w:hAnsi="Times New Roman"/>
+          <w:color w:val="000000"/>
+          <w:sz w:val="24"/>
+        </w:rPr>
+        <w:t>add(</w:t>
+      </w:r>
+      <w:proofErr w:type="gramEnd"/>
+      <w:r>
+        <w:rPr>
+          <w:rFonts w:ascii="Times New Roman" w:hAnsi="Times New Roman"/>
+          <w:color w:val="000000"/>
+          <w:sz w:val="24"/>
+        </w:rPr>
+        <w:t>) dan post</w:t>
+      </w:r>
+      <w:r>
+        <w:t xml:space="preserve"> </w:t>
+      </w:r>
+      <w:r>
+        <w:rPr>
+          <w:rFonts w:ascii="Times New Roman" w:hAnsi="Times New Roman"/>
+          <w:color w:val="000000"/>
+          <w:sz w:val="24"/>
+        </w:rPr>
+        <w:t xml:space="preserve">pada </w:t>
+      </w:r>
+      <w:proofErr w:type="spellStart"/>
+      <w:r>
+        <w:rPr>
+          <w:rFonts w:ascii="Times New Roman" w:hAnsi="Times New Roman"/>
+          <w:color w:val="000000"/>
+          <w:sz w:val="24"/>
+        </w:rPr>
+        <w:t>fungsi</w:t>
+      </w:r>
+      <w:proofErr w:type="spellEnd"/>
+      <w:r>
+        <w:rPr>
+          <w:rFonts w:ascii="Times New Roman" w:hAnsi="Times New Roman"/>
+          <w:color w:val="000000"/>
+          <w:sz w:val="24"/>
+        </w:rPr>
+        <w:t xml:space="preserve"> </w:t>
+      </w:r>
+      <w:proofErr w:type="gramStart"/>
+      <w:r>
+        <w:rPr>
+          <w:rFonts w:ascii="Times New Roman" w:hAnsi="Times New Roman"/>
+          <w:color w:val="000000"/>
+          <w:sz w:val="24"/>
+        </w:rPr>
+        <w:t>recalculate(</w:t>
+      </w:r>
+      <w:proofErr w:type="gramEnd"/>
+      <w:r>
+        <w:rPr>
+          <w:rFonts w:ascii="Times New Roman" w:hAnsi="Times New Roman"/>
+          <w:color w:val="000000"/>
+          <w:sz w:val="24"/>
+        </w:rPr>
+        <w:t xml:space="preserve">). </w:t>
+      </w:r>
+      <w:proofErr w:type="spellStart"/>
+      <w:r>
+        <w:rPr>
+          <w:rFonts w:ascii="Times New Roman" w:hAnsi="Times New Roman"/>
+          <w:color w:val="000000"/>
+          <w:sz w:val="24"/>
+        </w:rPr>
+        <w:t>Secara</w:t>
+      </w:r>
+      <w:proofErr w:type="spellEnd"/>
+      <w:r>
+        <w:rPr>
+          <w:rFonts w:ascii="Times New Roman" w:hAnsi="Times New Roman"/>
+          <w:color w:val="000000"/>
+          <w:sz w:val="24"/>
+        </w:rPr>
+        <w:t xml:space="preserve"> </w:t>
+      </w:r>
+      <w:proofErr w:type="spellStart"/>
+      <w:r>
+        <w:rPr>
+          <w:rFonts w:ascii="Times New Roman" w:hAnsi="Times New Roman"/>
+          <w:color w:val="000000"/>
+          <w:sz w:val="24"/>
+        </w:rPr>
+        <w:t>fisik</w:t>
+      </w:r>
+      <w:proofErr w:type="spellEnd"/>
+      <w:r>
+        <w:rPr>
+          <w:rFonts w:ascii="Times New Roman" w:hAnsi="Times New Roman"/>
+          <w:color w:val="000000"/>
+          <w:sz w:val="24"/>
+        </w:rPr>
+        <w:t xml:space="preserve"> </w:t>
+      </w:r>
+      <w:proofErr w:type="spellStart"/>
+      <w:r>
+        <w:rPr>
+          <w:rFonts w:ascii="Times New Roman" w:hAnsi="Times New Roman"/>
+          <w:color w:val="000000"/>
+          <w:sz w:val="24"/>
+        </w:rPr>
+        <w:t>melalui</w:t>
+      </w:r>
+      <w:proofErr w:type="spellEnd"/>
+      <w:r>
+        <w:rPr>
+          <w:rFonts w:ascii="Times New Roman" w:hAnsi="Times New Roman"/>
+          <w:color w:val="000000"/>
+          <w:sz w:val="24"/>
+        </w:rPr>
+        <w:t xml:space="preserve"> </w:t>
+      </w:r>
+      <w:proofErr w:type="spellStart"/>
+      <w:r>
+        <w:rPr>
+          <w:rFonts w:ascii="Times New Roman" w:hAnsi="Times New Roman"/>
+          <w:color w:val="000000"/>
+          <w:sz w:val="24"/>
+        </w:rPr>
+        <w:t>jaringan</w:t>
+      </w:r>
+      <w:proofErr w:type="spellEnd"/>
+      <w:r>
+        <w:rPr>
+          <w:rFonts w:ascii="Times New Roman" w:hAnsi="Times New Roman"/>
+          <w:color w:val="000000"/>
+          <w:sz w:val="24"/>
+        </w:rPr>
+        <w:t xml:space="preserve"> HTTP, state </w:t>
+      </w:r>
+      <w:proofErr w:type="spellStart"/>
+      <w:r>
+        <w:rPr>
+          <w:rFonts w:ascii="Times New Roman" w:hAnsi="Times New Roman"/>
+          <w:color w:val="000000"/>
+          <w:sz w:val="24"/>
+        </w:rPr>
+        <w:t>keranjang</w:t>
+      </w:r>
+      <w:proofErr w:type="spellEnd"/>
+      <w:r>
+        <w:rPr>
+          <w:rFonts w:ascii="Times New Roman" w:hAnsi="Times New Roman"/>
+          <w:color w:val="000000"/>
+          <w:sz w:val="24"/>
+        </w:rPr>
+        <w:t xml:space="preserve"> </w:t>
+      </w:r>
+      <w:proofErr w:type="spellStart"/>
+      <w:r>
+        <w:rPr>
+          <w:rFonts w:ascii="Times New Roman" w:hAnsi="Times New Roman"/>
+          <w:color w:val="000000"/>
+          <w:sz w:val="24"/>
+        </w:rPr>
+        <w:t>dialirkan</w:t>
+      </w:r>
+      <w:proofErr w:type="spellEnd"/>
+      <w:r>
+        <w:rPr>
+          <w:rFonts w:ascii="Times New Roman" w:hAnsi="Times New Roman"/>
+          <w:color w:val="000000"/>
+          <w:sz w:val="24"/>
+        </w:rPr>
+        <w:t xml:space="preserve"> pada baris body: </w:t>
+      </w:r>
+      <w:proofErr w:type="spellStart"/>
+      <w:r>
+        <w:rPr>
+          <w:rFonts w:ascii="Times New Roman" w:hAnsi="Times New Roman"/>
+          <w:color w:val="000000"/>
+          <w:sz w:val="24"/>
+        </w:rPr>
+        <w:t>JSON.stringify</w:t>
+      </w:r>
+      <w:proofErr w:type="spellEnd"/>
+      <w:r>
+        <w:rPr>
+          <w:rFonts w:ascii="Times New Roman" w:hAnsi="Times New Roman"/>
+          <w:color w:val="000000"/>
+          <w:sz w:val="24"/>
+        </w:rPr>
+        <w:t xml:space="preserve">(payload) </w:t>
+      </w:r>
+      <w:proofErr w:type="spellStart"/>
+      <w:r>
+        <w:rPr>
+          <w:rFonts w:ascii="Times New Roman" w:hAnsi="Times New Roman"/>
+          <w:color w:val="000000"/>
+          <w:sz w:val="24"/>
+        </w:rPr>
+        <w:t>menggunakan</w:t>
+      </w:r>
+      <w:proofErr w:type="spellEnd"/>
+      <w:r>
+        <w:rPr>
+          <w:rFonts w:ascii="Times New Roman" w:hAnsi="Times New Roman"/>
+          <w:color w:val="000000"/>
+          <w:sz w:val="24"/>
+        </w:rPr>
+        <w:t xml:space="preserve"> Fetch API.</w:t>
+      </w:r>
+    </w:p>
+    <w:p>
+      <w:pPr>
+        <w:spacing w:before="120" w:after="60"/>
+      </w:pPr>
+      <w:r>
+        <w:rPr>
+          <w:rFonts w:ascii="Times New Roman" w:hAnsi="Times New Roman"/>
+          <w:b/>
+          <w:color w:val="000000"/>
+          <w:sz w:val="24"/>
+        </w:rPr>
+        <w:t xml:space="preserve">2. </w:t>
+      </w:r>
+      <w:proofErr w:type="spellStart"/>
+      <w:r>
+        <w:rPr>
+          <w:rFonts w:ascii="Times New Roman" w:hAnsi="Times New Roman"/>
+          <w:b/>
+          <w:color w:val="000000"/>
+          <w:sz w:val="24"/>
+        </w:rPr>
+        <w:t>Mengapa</w:t>
+      </w:r>
+      <w:proofErr w:type="spellEnd"/>
+      <w:r>
+        <w:rPr>
+          <w:rFonts w:ascii="Times New Roman" w:hAnsi="Times New Roman"/>
+          <w:b/>
+          <w:color w:val="000000"/>
+          <w:sz w:val="24"/>
+        </w:rPr>
+        <w:t xml:space="preserve"> controller </w:t>
+      </w:r>
+      <w:proofErr w:type="spellStart"/>
+      <w:r>
+        <w:rPr>
+          <w:rFonts w:ascii="Times New Roman" w:hAnsi="Times New Roman"/>
+          <w:b/>
+          <w:color w:val="000000"/>
+          <w:sz w:val="24"/>
+        </w:rPr>
+        <w:t>tidak</w:t>
+      </w:r>
+      <w:proofErr w:type="spellEnd"/>
+      <w:r>
+        <w:rPr>
+          <w:rFonts w:ascii="Times New Roman" w:hAnsi="Times New Roman"/>
+          <w:b/>
+          <w:color w:val="000000"/>
+          <w:sz w:val="24"/>
+        </w:rPr>
+        <w:t xml:space="preserve"> </w:t>
+      </w:r>
+      <w:proofErr w:type="spellStart"/>
+      <w:r>
+        <w:rPr>
+          <w:rFonts w:ascii="Times New Roman" w:hAnsi="Times New Roman"/>
+          <w:b/>
+          <w:color w:val="000000"/>
+          <w:sz w:val="24"/>
+        </w:rPr>
+        <w:t>perlu</w:t>
+      </w:r>
+      <w:proofErr w:type="spellEnd"/>
+      <w:r>
+        <w:rPr>
+          <w:rFonts w:ascii="Times New Roman" w:hAnsi="Times New Roman"/>
+          <w:b/>
+          <w:color w:val="000000"/>
+          <w:sz w:val="24"/>
+        </w:rPr>
+        <w:t xml:space="preserve"> </w:t>
+      </w:r>
+      <w:proofErr w:type="spellStart"/>
+      <w:r>
+        <w:rPr>
+          <w:rFonts w:ascii="Times New Roman" w:hAnsi="Times New Roman"/>
+          <w:b/>
+          <w:color w:val="000000"/>
+          <w:sz w:val="24"/>
+        </w:rPr>
+        <w:t>membaca</w:t>
+      </w:r>
+      <w:proofErr w:type="spellEnd"/>
+      <w:r>
+        <w:rPr>
+          <w:rFonts w:ascii="Times New Roman" w:hAnsi="Times New Roman"/>
+          <w:b/>
+          <w:color w:val="000000"/>
+          <w:sz w:val="24"/>
+        </w:rPr>
+        <w:t xml:space="preserve"> session </w:t>
+      </w:r>
+      <w:proofErr w:type="spellStart"/>
+      <w:r>
+        <w:rPr>
+          <w:rFonts w:ascii="Times New Roman" w:hAnsi="Times New Roman"/>
+          <w:b/>
+          <w:color w:val="000000"/>
+          <w:sz w:val="24"/>
+        </w:rPr>
+        <w:t>untuk</w:t>
+      </w:r>
+      <w:proofErr w:type="spellEnd"/>
+      <w:r>
+        <w:rPr>
+          <w:rFonts w:ascii="Times New Roman" w:hAnsi="Times New Roman"/>
+          <w:b/>
+          <w:color w:val="000000"/>
+          <w:sz w:val="24"/>
+        </w:rPr>
+        <w:t xml:space="preserve"> </w:t>
+      </w:r>
+      <w:proofErr w:type="spellStart"/>
+      <w:r>
+        <w:rPr>
+          <w:rFonts w:ascii="Times New Roman" w:hAnsi="Times New Roman"/>
+          <w:b/>
+          <w:color w:val="000000"/>
+          <w:sz w:val="24"/>
+        </w:rPr>
+        <w:t>menghitung</w:t>
+      </w:r>
+      <w:proofErr w:type="spellEnd"/>
+      <w:r>
+        <w:rPr>
+          <w:rFonts w:ascii="Times New Roman" w:hAnsi="Times New Roman"/>
+          <w:b/>
+          <w:color w:val="000000"/>
+          <w:sz w:val="24"/>
+        </w:rPr>
+        <w:t xml:space="preserve"> </w:t>
+      </w:r>
+      <w:proofErr w:type="spellStart"/>
+      <w:r>
+        <w:rPr>
+          <w:rFonts w:ascii="Times New Roman" w:hAnsi="Times New Roman"/>
+          <w:b/>
+          <w:color w:val="000000"/>
+          <w:sz w:val="24"/>
+        </w:rPr>
+        <w:t>keranjang</w:t>
+      </w:r>
+      <w:proofErr w:type="spellEnd"/>
+      <w:r>
+        <w:rPr>
+          <w:rFonts w:ascii="Times New Roman" w:hAnsi="Times New Roman"/>
+          <w:b/>
+          <w:color w:val="000000"/>
+          <w:sz w:val="24"/>
+        </w:rPr>
+        <w:t>?</w:t>
+      </w:r>
+    </w:p>
+    <w:p>
+      <w:pPr>
+        <w:spacing w:after="80"/>
+      </w:pPr>
+      <w:r>
+        <w:rPr>
+          <w:rFonts w:ascii="Times New Roman" w:hAnsi="Times New Roman"/>
+          <w:color w:val="000000"/>
+          <w:sz w:val="24"/>
+        </w:rPr>
+        <w:t xml:space="preserve">Karena server </w:t>
+      </w:r>
+      <w:proofErr w:type="spellStart"/>
+      <w:r>
+        <w:rPr>
+          <w:rFonts w:ascii="Times New Roman" w:hAnsi="Times New Roman"/>
+          <w:color w:val="000000"/>
+          <w:sz w:val="24"/>
+        </w:rPr>
+        <w:t>bersifat</w:t>
+      </w:r>
+      <w:proofErr w:type="spellEnd"/>
+      <w:r>
+        <w:rPr>
+          <w:rFonts w:ascii="Times New Roman" w:hAnsi="Times New Roman"/>
+          <w:color w:val="000000"/>
+          <w:sz w:val="24"/>
+        </w:rPr>
+        <w:t xml:space="preserve"> stateless, di mana </w:t>
+      </w:r>
+      <w:proofErr w:type="spellStart"/>
+      <w:r>
+        <w:rPr>
+          <w:rFonts w:ascii="Times New Roman" w:hAnsi="Times New Roman"/>
+          <w:color w:val="000000"/>
+          <w:sz w:val="24"/>
+        </w:rPr>
+        <w:t>setiap</w:t>
+      </w:r>
+      <w:proofErr w:type="spellEnd"/>
+      <w:r>
+        <w:rPr>
+          <w:rFonts w:ascii="Times New Roman" w:hAnsi="Times New Roman"/>
+          <w:color w:val="000000"/>
+          <w:sz w:val="24"/>
+        </w:rPr>
+        <w:t xml:space="preserve"> request </w:t>
+      </w:r>
+      <w:proofErr w:type="spellStart"/>
+      <w:r>
+        <w:rPr>
+          <w:rFonts w:ascii="Times New Roman" w:hAnsi="Times New Roman"/>
+          <w:color w:val="000000"/>
+          <w:sz w:val="24"/>
+        </w:rPr>
+        <w:t>dari</w:t>
+      </w:r>
+      <w:proofErr w:type="spellEnd"/>
+      <w:r>
+        <w:rPr>
+          <w:rFonts w:ascii="Times New Roman" w:hAnsi="Times New Roman"/>
+          <w:color w:val="000000"/>
+          <w:sz w:val="24"/>
+        </w:rPr>
+        <w:t xml:space="preserve"> browser </w:t>
+      </w:r>
+      <w:proofErr w:type="spellStart"/>
+      <w:r>
+        <w:rPr>
+          <w:rFonts w:ascii="Times New Roman" w:hAnsi="Times New Roman"/>
+          <w:color w:val="000000"/>
+          <w:sz w:val="24"/>
+        </w:rPr>
+        <w:t>sudah</w:t>
+      </w:r>
+      <w:proofErr w:type="spellEnd"/>
+      <w:r>
+        <w:rPr>
+          <w:rFonts w:ascii="Times New Roman" w:hAnsi="Times New Roman"/>
+          <w:color w:val="000000"/>
+          <w:sz w:val="24"/>
+        </w:rPr>
+        <w:t xml:space="preserve"> </w:t>
+      </w:r>
+      <w:proofErr w:type="spellStart"/>
+      <w:r>
+        <w:rPr>
+          <w:rFonts w:ascii="Times New Roman" w:hAnsi="Times New Roman"/>
+          <w:color w:val="000000"/>
+          <w:sz w:val="24"/>
+        </w:rPr>
+        <w:t>membawa</w:t>
+      </w:r>
+      <w:proofErr w:type="spellEnd"/>
+      <w:r>
+        <w:rPr>
+          <w:rFonts w:ascii="Times New Roman" w:hAnsi="Times New Roman"/>
+          <w:color w:val="000000"/>
+          <w:sz w:val="24"/>
+        </w:rPr>
+        <w:t xml:space="preserve"> </w:t>
+      </w:r>
+      <w:proofErr w:type="spellStart"/>
+      <w:r>
+        <w:rPr>
+          <w:rFonts w:ascii="Times New Roman" w:hAnsi="Times New Roman"/>
+          <w:color w:val="000000"/>
+          <w:sz w:val="24"/>
+        </w:rPr>
+        <w:t>seluruh</w:t>
+      </w:r>
+      <w:proofErr w:type="spellEnd"/>
+      <w:r>
+        <w:rPr>
+          <w:rFonts w:ascii="Times New Roman" w:hAnsi="Times New Roman"/>
+          <w:color w:val="000000"/>
+          <w:sz w:val="24"/>
+        </w:rPr>
+        <w:t xml:space="preserve"> data </w:t>
+      </w:r>
+      <w:proofErr w:type="spellStart"/>
+      <w:r>
+        <w:rPr>
+          <w:rFonts w:ascii="Times New Roman" w:hAnsi="Times New Roman"/>
+          <w:color w:val="000000"/>
+          <w:sz w:val="24"/>
+        </w:rPr>
+        <w:t>keranjang</w:t>
+      </w:r>
+      <w:proofErr w:type="spellEnd"/>
+      <w:r>
+        <w:rPr>
+          <w:rFonts w:ascii="Times New Roman" w:hAnsi="Times New Roman"/>
+          <w:color w:val="000000"/>
+          <w:sz w:val="24"/>
+        </w:rPr>
+        <w:t xml:space="preserve"> </w:t>
+      </w:r>
+      <w:proofErr w:type="spellStart"/>
+      <w:r>
+        <w:rPr>
+          <w:rFonts w:ascii="Times New Roman" w:hAnsi="Times New Roman"/>
+          <w:color w:val="000000"/>
+          <w:sz w:val="24"/>
+        </w:rPr>
+        <w:t>secara</w:t>
+      </w:r>
+      <w:proofErr w:type="spellEnd"/>
+      <w:r>
+        <w:rPr>
+          <w:rFonts w:ascii="Times New Roman" w:hAnsi="Times New Roman"/>
+          <w:color w:val="000000"/>
+          <w:sz w:val="24"/>
+        </w:rPr>
+        <w:t xml:space="preserve"> </w:t>
+      </w:r>
+      <w:proofErr w:type="spellStart"/>
+      <w:r>
+        <w:rPr>
+          <w:rFonts w:ascii="Times New Roman" w:hAnsi="Times New Roman"/>
+          <w:color w:val="000000"/>
+          <w:sz w:val="24"/>
+        </w:rPr>
+        <w:t>lengkap</w:t>
+      </w:r>
+      <w:proofErr w:type="spellEnd"/>
+      <w:r>
+        <w:rPr>
+          <w:rFonts w:ascii="Times New Roman" w:hAnsi="Times New Roman"/>
+          <w:color w:val="000000"/>
+          <w:sz w:val="24"/>
+        </w:rPr>
+        <w:t xml:space="preserve"> di </w:t>
+      </w:r>
+      <w:proofErr w:type="spellStart"/>
+      <w:r>
+        <w:rPr>
+          <w:rFonts w:ascii="Times New Roman" w:hAnsi="Times New Roman"/>
+          <w:color w:val="000000"/>
+          <w:sz w:val="24"/>
+        </w:rPr>
+        <w:t>dalam</w:t>
+      </w:r>
+      <w:proofErr w:type="spellEnd"/>
+      <w:r>
+        <w:rPr>
+          <w:rFonts w:ascii="Times New Roman" w:hAnsi="Times New Roman"/>
+          <w:color w:val="000000"/>
+          <w:sz w:val="24"/>
+        </w:rPr>
+        <w:t xml:space="preserve"> payload HTTP. Controller </w:t>
+      </w:r>
+      <w:proofErr w:type="spellStart"/>
+      <w:r>
+        <w:rPr>
+          <w:rFonts w:ascii="Times New Roman" w:hAnsi="Times New Roman"/>
+          <w:color w:val="000000"/>
+          <w:sz w:val="24"/>
+        </w:rPr>
+        <w:t>cukup</w:t>
+      </w:r>
+      <w:proofErr w:type="spellEnd"/>
+      <w:r>
+        <w:rPr>
+          <w:rFonts w:ascii="Times New Roman" w:hAnsi="Times New Roman"/>
+          <w:color w:val="000000"/>
+          <w:sz w:val="24"/>
+        </w:rPr>
+        <w:t xml:space="preserve"> </w:t>
+      </w:r>
+      <w:proofErr w:type="spellStart"/>
+      <w:r>
+        <w:rPr>
+          <w:rFonts w:ascii="Times New Roman" w:hAnsi="Times New Roman"/>
+          <w:color w:val="000000"/>
+          <w:sz w:val="24"/>
+        </w:rPr>
+        <w:t>membaca</w:t>
+      </w:r>
+      <w:proofErr w:type="spellEnd"/>
+      <w:r>
+        <w:rPr>
+          <w:rFonts w:ascii="Times New Roman" w:hAnsi="Times New Roman"/>
+          <w:color w:val="000000"/>
+          <w:sz w:val="24"/>
+        </w:rPr>
+        <w:t xml:space="preserve"> data payload </w:t>
+      </w:r>
+      <w:proofErr w:type="spellStart"/>
+      <w:r>
+        <w:rPr>
+          <w:rFonts w:ascii="Times New Roman" w:hAnsi="Times New Roman"/>
+          <w:color w:val="000000"/>
+          <w:sz w:val="24"/>
+        </w:rPr>
+        <w:t>tersebut</w:t>
+      </w:r>
+      <w:proofErr w:type="spellEnd"/>
+      <w:r>
+        <w:rPr>
+          <w:rFonts w:ascii="Times New Roman" w:hAnsi="Times New Roman"/>
+          <w:color w:val="000000"/>
+          <w:sz w:val="24"/>
+        </w:rPr>
+        <w:t xml:space="preserve"> dan </w:t>
+      </w:r>
+      <w:proofErr w:type="spellStart"/>
+      <w:r>
+        <w:rPr>
+          <w:rFonts w:ascii="Times New Roman" w:hAnsi="Times New Roman"/>
+          <w:color w:val="000000"/>
+          <w:sz w:val="24"/>
+        </w:rPr>
+        <w:t>menghitung</w:t>
+      </w:r>
+      <w:proofErr w:type="spellEnd"/>
+      <w:r>
+        <w:rPr>
+          <w:rFonts w:ascii="Times New Roman" w:hAnsi="Times New Roman"/>
+          <w:color w:val="000000"/>
+          <w:sz w:val="24"/>
+        </w:rPr>
+        <w:t xml:space="preserve"> total </w:t>
+      </w:r>
+      <w:proofErr w:type="spellStart"/>
+      <w:r>
+        <w:rPr>
+          <w:rFonts w:ascii="Times New Roman" w:hAnsi="Times New Roman"/>
+          <w:color w:val="000000"/>
+          <w:sz w:val="24"/>
+        </w:rPr>
+        <w:t>berdasarkan</w:t>
+      </w:r>
+      <w:proofErr w:type="spellEnd"/>
+      <w:r>
+        <w:rPr>
+          <w:rFonts w:ascii="Times New Roman" w:hAnsi="Times New Roman"/>
+          <w:color w:val="000000"/>
+          <w:sz w:val="24"/>
+        </w:rPr>
+        <w:t xml:space="preserve"> daftar </w:t>
+      </w:r>
+      <w:proofErr w:type="spellStart"/>
+      <w:r>
+        <w:rPr>
+          <w:rFonts w:ascii="Times New Roman" w:hAnsi="Times New Roman"/>
+          <w:color w:val="000000"/>
+          <w:sz w:val="24"/>
+        </w:rPr>
+        <w:t>produk</w:t>
+      </w:r>
+      <w:proofErr w:type="spellEnd"/>
+      <w:r>
+        <w:rPr>
+          <w:rFonts w:ascii="Times New Roman" w:hAnsi="Times New Roman"/>
+          <w:color w:val="000000"/>
+          <w:sz w:val="24"/>
+        </w:rPr>
+        <w:t xml:space="preserve"> </w:t>
+      </w:r>
+      <w:proofErr w:type="spellStart"/>
+      <w:r>
+        <w:rPr>
+          <w:rFonts w:ascii="Times New Roman" w:hAnsi="Times New Roman"/>
+          <w:color w:val="000000"/>
+          <w:sz w:val="24"/>
+        </w:rPr>
+        <w:t>lokal</w:t>
+      </w:r>
+      <w:proofErr w:type="spellEnd"/>
+      <w:r>
+        <w:rPr>
+          <w:rFonts w:ascii="Times New Roman" w:hAnsi="Times New Roman"/>
+          <w:color w:val="000000"/>
+          <w:sz w:val="24"/>
+        </w:rPr>
+        <w:t xml:space="preserve"> </w:t>
+      </w:r>
+      <w:proofErr w:type="spellStart"/>
+      <w:r>
+        <w:rPr>
+          <w:rFonts w:ascii="Times New Roman" w:hAnsi="Times New Roman"/>
+          <w:color w:val="000000"/>
+          <w:sz w:val="24"/>
+        </w:rPr>
+        <w:t>tanpa</w:t>
+      </w:r>
+      <w:proofErr w:type="spellEnd"/>
+      <w:r>
+        <w:rPr>
+          <w:rFonts w:ascii="Times New Roman" w:hAnsi="Times New Roman"/>
+          <w:color w:val="000000"/>
+          <w:sz w:val="24"/>
+        </w:rPr>
+        <w:t xml:space="preserve"> </w:t>
+      </w:r>
+      <w:proofErr w:type="spellStart"/>
+      <w:r>
+        <w:rPr>
+          <w:rFonts w:ascii="Times New Roman" w:hAnsi="Times New Roman"/>
+          <w:color w:val="000000"/>
+          <w:sz w:val="24"/>
+        </w:rPr>
+        <w:t>bergantung</w:t>
+      </w:r>
+      <w:proofErr w:type="spellEnd"/>
+      <w:r>
+        <w:rPr>
+          <w:rFonts w:ascii="Times New Roman" w:hAnsi="Times New Roman"/>
+          <w:color w:val="000000"/>
+          <w:sz w:val="24"/>
+        </w:rPr>
+        <w:t xml:space="preserve"> pada session server.</w:t>
+      </w:r>
+    </w:p>
+    <w:p>
+      <w:pPr>
+        <w:spacing w:before="120" w:after="60"/>
+      </w:pPr>
+      <w:r>
+        <w:rPr>
+          <w:rFonts w:ascii="Times New Roman" w:hAnsi="Times New Roman"/>
+          <w:b/>
+          <w:color w:val="000000"/>
+          <w:sz w:val="24"/>
+        </w:rPr>
+        <w:t xml:space="preserve">3. Apa yang </w:t>
+      </w:r>
+      <w:proofErr w:type="spellStart"/>
+      <w:r>
+        <w:rPr>
+          <w:rFonts w:ascii="Times New Roman" w:hAnsi="Times New Roman"/>
+          <w:b/>
+          <w:color w:val="000000"/>
+          <w:sz w:val="24"/>
+        </w:rPr>
+        <w:t>terjadi</w:t>
+      </w:r>
+      <w:proofErr w:type="spellEnd"/>
+      <w:r>
+        <w:rPr>
+          <w:rFonts w:ascii="Times New Roman" w:hAnsi="Times New Roman"/>
+          <w:b/>
+          <w:color w:val="000000"/>
+          <w:sz w:val="24"/>
+        </w:rPr>
+        <w:t xml:space="preserve"> </w:t>
+      </w:r>
+      <w:proofErr w:type="spellStart"/>
+      <w:r>
+        <w:rPr>
+          <w:rFonts w:ascii="Times New Roman" w:hAnsi="Times New Roman"/>
+          <w:b/>
+          <w:color w:val="000000"/>
+          <w:sz w:val="24"/>
+        </w:rPr>
+        <w:t>jika</w:t>
+      </w:r>
+      <w:proofErr w:type="spellEnd"/>
+      <w:r>
+        <w:rPr>
+          <w:rFonts w:ascii="Times New Roman" w:hAnsi="Times New Roman"/>
+          <w:b/>
+          <w:color w:val="000000"/>
+          <w:sz w:val="24"/>
+        </w:rPr>
+        <w:t xml:space="preserve"> request </w:t>
+      </w:r>
+      <w:proofErr w:type="spellStart"/>
+      <w:r>
+        <w:rPr>
+          <w:rFonts w:ascii="Times New Roman" w:hAnsi="Times New Roman"/>
+          <w:b/>
+          <w:color w:val="000000"/>
+          <w:sz w:val="24"/>
+        </w:rPr>
+        <w:t>dikirim</w:t>
+      </w:r>
+      <w:proofErr w:type="spellEnd"/>
+      <w:r>
+        <w:rPr>
+          <w:rFonts w:ascii="Times New Roman" w:hAnsi="Times New Roman"/>
+          <w:b/>
+          <w:color w:val="000000"/>
+          <w:sz w:val="24"/>
+        </w:rPr>
+        <w:t xml:space="preserve"> </w:t>
+      </w:r>
+      <w:proofErr w:type="spellStart"/>
+      <w:r>
+        <w:rPr>
+          <w:rFonts w:ascii="Times New Roman" w:hAnsi="Times New Roman"/>
+          <w:b/>
+          <w:color w:val="000000"/>
+          <w:sz w:val="24"/>
+        </w:rPr>
+        <w:t>ulang</w:t>
+      </w:r>
+      <w:proofErr w:type="spellEnd"/>
+      <w:r>
+        <w:rPr>
+          <w:rFonts w:ascii="Times New Roman" w:hAnsi="Times New Roman"/>
+          <w:b/>
+          <w:color w:val="000000"/>
+          <w:sz w:val="24"/>
+        </w:rPr>
+        <w:t xml:space="preserve"> </w:t>
+      </w:r>
+      <w:proofErr w:type="spellStart"/>
+      <w:r>
+        <w:rPr>
+          <w:rFonts w:ascii="Times New Roman" w:hAnsi="Times New Roman"/>
+          <w:b/>
+          <w:color w:val="000000"/>
+          <w:sz w:val="24"/>
+        </w:rPr>
+        <w:t>dengan</w:t>
+      </w:r>
+      <w:proofErr w:type="spellEnd"/>
+      <w:r>
+        <w:rPr>
+          <w:rFonts w:ascii="Times New Roman" w:hAnsi="Times New Roman"/>
+          <w:b/>
+          <w:color w:val="000000"/>
+          <w:sz w:val="24"/>
+        </w:rPr>
+        <w:t xml:space="preserve"> payload yang </w:t>
+      </w:r>
+      <w:proofErr w:type="spellStart"/>
+      <w:r>
+        <w:rPr>
+          <w:rFonts w:ascii="Times New Roman" w:hAnsi="Times New Roman"/>
+          <w:b/>
+          <w:color w:val="000000"/>
+          <w:sz w:val="24"/>
+        </w:rPr>
+        <w:t>sama</w:t>
+      </w:r>
+      <w:proofErr w:type="spellEnd"/>
+      <w:r>
+        <w:rPr>
+          <w:rFonts w:ascii="Times New Roman" w:hAnsi="Times New Roman"/>
+          <w:b/>
+          <w:color w:val="000000"/>
+          <w:sz w:val="24"/>
+        </w:rPr>
+        <w:t>?</w:t>
+      </w:r>
+    </w:p>
+    <w:p>
+      <w:pPr>
+        <w:spacing w:after="80"/>
+      </w:pPr>
+      <w:proofErr w:type="spellStart"/>
+      <w:r>
+        <w:rPr>
+          <w:rFonts w:ascii="Times New Roman" w:hAnsi="Times New Roman"/>
+          <w:color w:val="000000"/>
+          <w:sz w:val="24"/>
+        </w:rPr>
+        <w:t>Respons</w:t>
+      </w:r>
+      <w:proofErr w:type="spellEnd"/>
+      <w:r>
+        <w:rPr>
+          <w:rFonts w:ascii="Times New Roman" w:hAnsi="Times New Roman"/>
+          <w:color w:val="000000"/>
+          <w:sz w:val="24"/>
+        </w:rPr>
+        <w:t xml:space="preserve"> server </w:t>
+      </w:r>
+      <w:proofErr w:type="spellStart"/>
+      <w:r>
+        <w:rPr>
+          <w:rFonts w:ascii="Times New Roman" w:hAnsi="Times New Roman"/>
+          <w:color w:val="000000"/>
+          <w:sz w:val="24"/>
+        </w:rPr>
+        <w:t>akan</w:t>
+      </w:r>
+      <w:proofErr w:type="spellEnd"/>
+      <w:r>
+        <w:rPr>
+          <w:rFonts w:ascii="Times New Roman" w:hAnsi="Times New Roman"/>
+          <w:color w:val="000000"/>
+          <w:sz w:val="24"/>
+        </w:rPr>
+        <w:t xml:space="preserve"> </w:t>
+      </w:r>
+      <w:proofErr w:type="spellStart"/>
+      <w:r>
+        <w:rPr>
+          <w:rFonts w:ascii="Times New Roman" w:hAnsi="Times New Roman"/>
+          <w:color w:val="000000"/>
+          <w:sz w:val="24"/>
+        </w:rPr>
+        <w:t>selalu</w:t>
+      </w:r>
+      <w:proofErr w:type="spellEnd"/>
+      <w:r>
+        <w:rPr>
+          <w:rFonts w:ascii="Times New Roman" w:hAnsi="Times New Roman"/>
+          <w:color w:val="000000"/>
+          <w:sz w:val="24"/>
+        </w:rPr>
+        <w:t xml:space="preserve"> </w:t>
+      </w:r>
+      <w:proofErr w:type="spellStart"/>
+      <w:r>
+        <w:rPr>
+          <w:rFonts w:ascii="Times New Roman" w:hAnsi="Times New Roman"/>
+          <w:color w:val="000000"/>
+          <w:sz w:val="24"/>
+        </w:rPr>
+        <w:t>sama</w:t>
+      </w:r>
+      <w:proofErr w:type="spellEnd"/>
+      <w:r>
+        <w:rPr>
+          <w:rFonts w:ascii="Times New Roman" w:hAnsi="Times New Roman"/>
+          <w:color w:val="000000"/>
+          <w:sz w:val="24"/>
+        </w:rPr>
+        <w:t xml:space="preserve"> </w:t>
+      </w:r>
+      <w:proofErr w:type="spellStart"/>
+      <w:r>
+        <w:rPr>
+          <w:rFonts w:ascii="Times New Roman" w:hAnsi="Times New Roman"/>
+          <w:color w:val="000000"/>
+          <w:sz w:val="24"/>
+        </w:rPr>
+        <w:t>persis</w:t>
+      </w:r>
+      <w:proofErr w:type="spellEnd"/>
+      <w:r>
+        <w:rPr>
+          <w:rFonts w:ascii="Times New Roman" w:hAnsi="Times New Roman"/>
+          <w:color w:val="000000"/>
+          <w:sz w:val="24"/>
+        </w:rPr>
+        <w:t xml:space="preserve"> (</w:t>
+      </w:r>
+      <w:proofErr w:type="spellStart"/>
+      <w:r>
+        <w:rPr>
+          <w:rFonts w:ascii="Times New Roman" w:hAnsi="Times New Roman"/>
+          <w:color w:val="000000"/>
+          <w:sz w:val="24"/>
+        </w:rPr>
+        <w:t>bersifat</w:t>
+      </w:r>
+      <w:proofErr w:type="spellEnd"/>
+      <w:r>
+        <w:rPr>
+          <w:rFonts w:ascii="Times New Roman" w:hAnsi="Times New Roman"/>
+          <w:color w:val="000000"/>
+          <w:sz w:val="24"/>
+        </w:rPr>
+        <w:t xml:space="preserve"> idempotent). Karena server stateless </w:t>
+      </w:r>
+      <w:proofErr w:type="spellStart"/>
+      <w:r>
+        <w:rPr>
+          <w:rFonts w:ascii="Times New Roman" w:hAnsi="Times New Roman"/>
+          <w:color w:val="000000"/>
+          <w:sz w:val="24"/>
+        </w:rPr>
+        <w:t>tidak</w:t>
+      </w:r>
+      <w:proofErr w:type="spellEnd"/>
+      <w:r>
+        <w:rPr>
+          <w:rFonts w:ascii="Times New Roman" w:hAnsi="Times New Roman"/>
+          <w:color w:val="000000"/>
+          <w:sz w:val="24"/>
+        </w:rPr>
+        <w:t xml:space="preserve"> </w:t>
+      </w:r>
+      <w:proofErr w:type="spellStart"/>
+      <w:r>
+        <w:rPr>
+          <w:rFonts w:ascii="Times New Roman" w:hAnsi="Times New Roman"/>
+          <w:color w:val="000000"/>
+          <w:sz w:val="24"/>
+        </w:rPr>
+        <w:t>menyimpan</w:t>
+      </w:r>
+      <w:proofErr w:type="spellEnd"/>
+      <w:r>
+        <w:rPr>
+          <w:rFonts w:ascii="Times New Roman" w:hAnsi="Times New Roman"/>
+          <w:color w:val="000000"/>
+          <w:sz w:val="24"/>
+        </w:rPr>
+        <w:t xml:space="preserve"> </w:t>
+      </w:r>
+      <w:proofErr w:type="spellStart"/>
+      <w:r>
+        <w:rPr>
+          <w:rFonts w:ascii="Times New Roman" w:hAnsi="Times New Roman"/>
+          <w:color w:val="000000"/>
+          <w:sz w:val="24"/>
+        </w:rPr>
+        <w:t>riwayat</w:t>
+      </w:r>
+      <w:proofErr w:type="spellEnd"/>
+      <w:r>
+        <w:rPr>
+          <w:rFonts w:ascii="Times New Roman" w:hAnsi="Times New Roman"/>
+          <w:color w:val="000000"/>
+          <w:sz w:val="24"/>
+        </w:rPr>
+        <w:t xml:space="preserve"> </w:t>
+      </w:r>
+      <w:proofErr w:type="spellStart"/>
+      <w:r>
+        <w:rPr>
+          <w:rFonts w:ascii="Times New Roman" w:hAnsi="Times New Roman"/>
+          <w:color w:val="000000"/>
+          <w:sz w:val="24"/>
+        </w:rPr>
+        <w:t>transaksi</w:t>
+      </w:r>
+      <w:proofErr w:type="spellEnd"/>
+      <w:r>
+        <w:rPr>
+          <w:rFonts w:ascii="Times New Roman" w:hAnsi="Times New Roman"/>
+          <w:color w:val="000000"/>
+          <w:sz w:val="24"/>
+        </w:rPr>
+        <w:t xml:space="preserve"> dan </w:t>
+      </w:r>
+      <w:proofErr w:type="spellStart"/>
+      <w:r>
+        <w:rPr>
+          <w:rFonts w:ascii="Times New Roman" w:hAnsi="Times New Roman"/>
+          <w:color w:val="000000"/>
+          <w:sz w:val="24"/>
+        </w:rPr>
+        <w:t>tidak</w:t>
+      </w:r>
+      <w:proofErr w:type="spellEnd"/>
+      <w:r>
+        <w:rPr>
+          <w:rFonts w:ascii="Times New Roman" w:hAnsi="Times New Roman"/>
+          <w:color w:val="000000"/>
+          <w:sz w:val="24"/>
+        </w:rPr>
+        <w:t xml:space="preserve"> </w:t>
+      </w:r>
+      <w:proofErr w:type="spellStart"/>
+      <w:r>
+        <w:rPr>
+          <w:rFonts w:ascii="Times New Roman" w:hAnsi="Times New Roman"/>
+          <w:color w:val="000000"/>
+          <w:sz w:val="24"/>
+        </w:rPr>
+        <w:t>mengakumulasikan</w:t>
+      </w:r>
+      <w:proofErr w:type="spellEnd"/>
+      <w:r>
+        <w:rPr>
+          <w:rFonts w:ascii="Times New Roman" w:hAnsi="Times New Roman"/>
+          <w:color w:val="000000"/>
+          <w:sz w:val="24"/>
+        </w:rPr>
+        <w:t xml:space="preserve"> </w:t>
+      </w:r>
+      <w:proofErr w:type="spellStart"/>
+      <w:r>
+        <w:rPr>
+          <w:rFonts w:ascii="Times New Roman" w:hAnsi="Times New Roman"/>
+          <w:color w:val="000000"/>
+          <w:sz w:val="24"/>
+        </w:rPr>
+        <w:t>pemanggilan</w:t>
+      </w:r>
+      <w:proofErr w:type="spellEnd"/>
+      <w:r>
+        <w:rPr>
+          <w:rFonts w:ascii="Times New Roman" w:hAnsi="Times New Roman"/>
+          <w:color w:val="000000"/>
+          <w:sz w:val="24"/>
+        </w:rPr>
+        <w:t xml:space="preserve"> </w:t>
+      </w:r>
+      <w:proofErr w:type="spellStart"/>
+      <w:r>
+        <w:rPr>
+          <w:rFonts w:ascii="Times New Roman" w:hAnsi="Times New Roman"/>
+          <w:color w:val="000000"/>
+          <w:sz w:val="24"/>
+        </w:rPr>
+        <w:t>sebelumnya</w:t>
+      </w:r>
+      <w:proofErr w:type="spellEnd"/>
+      <w:r>
+        <w:rPr>
+          <w:rFonts w:ascii="Times New Roman" w:hAnsi="Times New Roman"/>
+          <w:color w:val="000000"/>
+          <w:sz w:val="24"/>
+        </w:rPr>
+        <w:t xml:space="preserve">, </w:t>
+      </w:r>
+      <w:proofErr w:type="spellStart"/>
+      <w:r>
+        <w:rPr>
+          <w:rFonts w:ascii="Times New Roman" w:hAnsi="Times New Roman"/>
+          <w:color w:val="000000"/>
+          <w:sz w:val="24"/>
+        </w:rPr>
+        <w:t>melainkan</w:t>
+      </w:r>
+      <w:proofErr w:type="spellEnd"/>
+      <w:r>
+        <w:rPr>
+          <w:rFonts w:ascii="Times New Roman" w:hAnsi="Times New Roman"/>
+          <w:color w:val="000000"/>
+          <w:sz w:val="24"/>
+        </w:rPr>
+        <w:t xml:space="preserve"> </w:t>
+      </w:r>
+      <w:proofErr w:type="spellStart"/>
+      <w:r>
+        <w:rPr>
+          <w:rFonts w:ascii="Times New Roman" w:hAnsi="Times New Roman"/>
+          <w:color w:val="000000"/>
+          <w:sz w:val="24"/>
+        </w:rPr>
+        <w:t>hanya</w:t>
+      </w:r>
+      <w:proofErr w:type="spellEnd"/>
+      <w:r>
+        <w:rPr>
+          <w:rFonts w:ascii="Times New Roman" w:hAnsi="Times New Roman"/>
+          <w:color w:val="000000"/>
+          <w:sz w:val="24"/>
+        </w:rPr>
+        <w:t xml:space="preserve"> </w:t>
+      </w:r>
+      <w:proofErr w:type="spellStart"/>
+      <w:r>
+        <w:rPr>
+          <w:rFonts w:ascii="Times New Roman" w:hAnsi="Times New Roman"/>
+          <w:color w:val="000000"/>
+          <w:sz w:val="24"/>
+        </w:rPr>
+        <w:t>memproses</w:t>
+      </w:r>
+      <w:proofErr w:type="spellEnd"/>
+      <w:r>
+        <w:rPr>
+          <w:rFonts w:ascii="Times New Roman" w:hAnsi="Times New Roman"/>
+          <w:color w:val="000000"/>
+          <w:sz w:val="24"/>
+        </w:rPr>
+        <w:t xml:space="preserve"> snapshot data payload yang </w:t>
+      </w:r>
+      <w:proofErr w:type="spellStart"/>
+      <w:r>
+        <w:rPr>
+          <w:rFonts w:ascii="Times New Roman" w:hAnsi="Times New Roman"/>
+          <w:color w:val="000000"/>
+          <w:sz w:val="24"/>
+        </w:rPr>
+        <w:t>dikirim</w:t>
+      </w:r>
+      <w:proofErr w:type="spellEnd"/>
+      <w:r>
+        <w:rPr>
+          <w:rFonts w:ascii="Times New Roman" w:hAnsi="Times New Roman"/>
+          <w:color w:val="000000"/>
+          <w:sz w:val="24"/>
+        </w:rPr>
+        <w:t xml:space="preserve"> </w:t>
+      </w:r>
+      <w:proofErr w:type="spellStart"/>
+      <w:r>
+        <w:rPr>
+          <w:rFonts w:ascii="Times New Roman" w:hAnsi="Times New Roman"/>
+          <w:color w:val="000000"/>
+          <w:sz w:val="24"/>
+        </w:rPr>
+        <w:t>saat</w:t>
+      </w:r>
+      <w:proofErr w:type="spellEnd"/>
+      <w:r>
+        <w:rPr>
+          <w:rFonts w:ascii="Times New Roman" w:hAnsi="Times New Roman"/>
+          <w:color w:val="000000"/>
+          <w:sz w:val="24"/>
+        </w:rPr>
+        <w:t xml:space="preserve"> </w:t>
+      </w:r>
+      <w:proofErr w:type="spellStart"/>
+      <w:r>
+        <w:rPr>
+          <w:rFonts w:ascii="Times New Roman" w:hAnsi="Times New Roman"/>
+          <w:color w:val="000000"/>
+          <w:sz w:val="24"/>
+        </w:rPr>
+        <w:t>itu</w:t>
+      </w:r>
+      <w:proofErr w:type="spellEnd"/>
+      <w:r>
+        <w:rPr>
+          <w:rFonts w:ascii="Times New Roman" w:hAnsi="Times New Roman"/>
+          <w:color w:val="000000"/>
+          <w:sz w:val="24"/>
+        </w:rPr>
+        <w:t>.</w:t>
+      </w:r>
+    </w:p>
+    <w:p>
+      <w:pPr>
+        <w:spacing w:before="120" w:after="60"/>
+        <w:rPr>
+          <w:lang w:val="fi-FI"/>
+        </w:rPr>
+      </w:pPr>
+      <w:r>
+        <w:rPr>
+          <w:rFonts w:ascii="Times New Roman" w:hAnsi="Times New Roman"/>
+          <w:b/>
+          <w:color w:val="000000"/>
+          <w:sz w:val="24"/>
+          <w:lang w:val="fi-FI"/>
+        </w:rPr>
+        <w:lastRenderedPageBreak/>
+        <w:t>4. Mengapa keranjang kosong setelah halaman di-refresh?</w:t>
+      </w:r>
+    </w:p>
+    <w:p>
+      <w:pPr>
+        <w:spacing w:after="80"/>
+      </w:pPr>
+      <w:r>
+        <w:rPr>
+          <w:rFonts w:ascii="Times New Roman" w:hAnsi="Times New Roman"/>
+          <w:color w:val="000000"/>
+          <w:sz w:val="24"/>
+        </w:rPr>
+        <w:t xml:space="preserve">Karena </w:t>
+      </w:r>
+      <w:proofErr w:type="spellStart"/>
+      <w:r>
+        <w:rPr>
+          <w:rFonts w:ascii="Times New Roman" w:hAnsi="Times New Roman"/>
+          <w:color w:val="000000"/>
+          <w:sz w:val="24"/>
+        </w:rPr>
+        <w:t>variabel</w:t>
+      </w:r>
+      <w:proofErr w:type="spellEnd"/>
+      <w:r>
+        <w:rPr>
+          <w:rFonts w:ascii="Times New Roman" w:hAnsi="Times New Roman"/>
+          <w:color w:val="000000"/>
+          <w:sz w:val="24"/>
+        </w:rPr>
+        <w:t xml:space="preserve"> </w:t>
+      </w:r>
+      <w:proofErr w:type="spellStart"/>
+      <w:r>
+        <w:rPr>
+          <w:rFonts w:ascii="Times New Roman" w:hAnsi="Times New Roman"/>
+          <w:color w:val="000000"/>
+          <w:sz w:val="24"/>
+        </w:rPr>
+        <w:t>keranjang</w:t>
+      </w:r>
+      <w:proofErr w:type="spellEnd"/>
+      <w:r>
+        <w:rPr>
+          <w:rFonts w:ascii="Times New Roman" w:hAnsi="Times New Roman"/>
+          <w:color w:val="000000"/>
+          <w:sz w:val="24"/>
+        </w:rPr>
+        <w:t xml:space="preserve"> (let cart </w:t>
+      </w:r>
+      <w:proofErr w:type="gramStart"/>
+      <w:r>
+        <w:rPr>
+          <w:rFonts w:ascii="Times New Roman" w:hAnsi="Times New Roman"/>
+          <w:color w:val="000000"/>
+          <w:sz w:val="24"/>
+        </w:rPr>
+        <w:t>= {})</w:t>
+      </w:r>
+      <w:proofErr w:type="gramEnd"/>
+      <w:r>
+        <w:rPr>
+          <w:rFonts w:ascii="Times New Roman" w:hAnsi="Times New Roman"/>
+          <w:color w:val="000000"/>
+          <w:sz w:val="24"/>
+        </w:rPr>
+        <w:t xml:space="preserve"> </w:t>
+      </w:r>
+      <w:proofErr w:type="spellStart"/>
+      <w:r>
+        <w:rPr>
+          <w:rFonts w:ascii="Times New Roman" w:hAnsi="Times New Roman"/>
+          <w:color w:val="000000"/>
+          <w:sz w:val="24"/>
+        </w:rPr>
+        <w:t>hanya</w:t>
+      </w:r>
+      <w:proofErr w:type="spellEnd"/>
+      <w:r>
+        <w:rPr>
+          <w:rFonts w:ascii="Times New Roman" w:hAnsi="Times New Roman"/>
+          <w:color w:val="000000"/>
+          <w:sz w:val="24"/>
+        </w:rPr>
+        <w:t xml:space="preserve"> </w:t>
+      </w:r>
+      <w:proofErr w:type="spellStart"/>
+      <w:r>
+        <w:rPr>
+          <w:rFonts w:ascii="Times New Roman" w:hAnsi="Times New Roman"/>
+          <w:color w:val="000000"/>
+          <w:sz w:val="24"/>
+        </w:rPr>
+        <w:t>tersimpan</w:t>
+      </w:r>
+      <w:proofErr w:type="spellEnd"/>
+      <w:r>
+        <w:rPr>
+          <w:rFonts w:ascii="Times New Roman" w:hAnsi="Times New Roman"/>
+          <w:color w:val="000000"/>
+          <w:sz w:val="24"/>
+        </w:rPr>
+        <w:t xml:space="preserve"> di </w:t>
+      </w:r>
+      <w:proofErr w:type="spellStart"/>
+      <w:r>
+        <w:rPr>
+          <w:rFonts w:ascii="Times New Roman" w:hAnsi="Times New Roman"/>
+          <w:color w:val="000000"/>
+          <w:sz w:val="24"/>
+        </w:rPr>
+        <w:t>memori</w:t>
+      </w:r>
+      <w:proofErr w:type="spellEnd"/>
+      <w:r>
+        <w:rPr>
+          <w:rFonts w:ascii="Times New Roman" w:hAnsi="Times New Roman"/>
+          <w:color w:val="000000"/>
+          <w:sz w:val="24"/>
+        </w:rPr>
+        <w:t xml:space="preserve"> </w:t>
+      </w:r>
+      <w:proofErr w:type="spellStart"/>
+      <w:r>
+        <w:rPr>
+          <w:rFonts w:ascii="Times New Roman" w:hAnsi="Times New Roman"/>
+          <w:color w:val="000000"/>
+          <w:sz w:val="24"/>
+        </w:rPr>
+        <w:t>kerja</w:t>
+      </w:r>
+      <w:proofErr w:type="spellEnd"/>
+      <w:r>
+        <w:rPr>
+          <w:rFonts w:ascii="Times New Roman" w:hAnsi="Times New Roman"/>
+          <w:color w:val="000000"/>
+          <w:sz w:val="24"/>
+        </w:rPr>
+        <w:t xml:space="preserve"> (RAM) JavaScript browser </w:t>
+      </w:r>
+      <w:proofErr w:type="spellStart"/>
+      <w:r>
+        <w:rPr>
+          <w:rFonts w:ascii="Times New Roman" w:hAnsi="Times New Roman"/>
+          <w:color w:val="000000"/>
+          <w:sz w:val="24"/>
+        </w:rPr>
+        <w:t>tanpa</w:t>
+      </w:r>
+      <w:proofErr w:type="spellEnd"/>
+      <w:r>
+        <w:rPr>
+          <w:rFonts w:ascii="Times New Roman" w:hAnsi="Times New Roman"/>
+          <w:color w:val="000000"/>
+          <w:sz w:val="24"/>
+        </w:rPr>
+        <w:t xml:space="preserve"> </w:t>
+      </w:r>
+      <w:proofErr w:type="spellStart"/>
+      <w:r>
+        <w:rPr>
+          <w:rFonts w:ascii="Times New Roman" w:hAnsi="Times New Roman"/>
+          <w:color w:val="000000"/>
+          <w:sz w:val="24"/>
+        </w:rPr>
+        <w:t>disimpan</w:t>
+      </w:r>
+      <w:proofErr w:type="spellEnd"/>
+      <w:r>
+        <w:rPr>
+          <w:rFonts w:ascii="Times New Roman" w:hAnsi="Times New Roman"/>
+          <w:color w:val="000000"/>
+          <w:sz w:val="24"/>
+        </w:rPr>
+        <w:t xml:space="preserve"> </w:t>
+      </w:r>
+      <w:proofErr w:type="spellStart"/>
+      <w:r>
+        <w:rPr>
+          <w:rFonts w:ascii="Times New Roman" w:hAnsi="Times New Roman"/>
+          <w:color w:val="000000"/>
+          <w:sz w:val="24"/>
+        </w:rPr>
+        <w:t>ke</w:t>
+      </w:r>
+      <w:proofErr w:type="spellEnd"/>
+      <w:r>
+        <w:rPr>
+          <w:rFonts w:ascii="Times New Roman" w:hAnsi="Times New Roman"/>
+          <w:color w:val="000000"/>
+          <w:sz w:val="24"/>
+        </w:rPr>
+        <w:t xml:space="preserve"> </w:t>
+      </w:r>
+      <w:proofErr w:type="spellStart"/>
+      <w:r>
+        <w:rPr>
+          <w:rFonts w:ascii="Times New Roman" w:hAnsi="Times New Roman"/>
+          <w:color w:val="000000"/>
+          <w:sz w:val="24"/>
+        </w:rPr>
+        <w:t>localStorage</w:t>
+      </w:r>
+      <w:proofErr w:type="spellEnd"/>
+      <w:r>
+        <w:rPr>
+          <w:rFonts w:ascii="Times New Roman" w:hAnsi="Times New Roman"/>
+          <w:color w:val="000000"/>
+          <w:sz w:val="24"/>
+        </w:rPr>
+        <w:t xml:space="preserve">, cookie, </w:t>
+      </w:r>
+      <w:proofErr w:type="spellStart"/>
+      <w:r>
+        <w:rPr>
+          <w:rFonts w:ascii="Times New Roman" w:hAnsi="Times New Roman"/>
+          <w:color w:val="000000"/>
+          <w:sz w:val="24"/>
+        </w:rPr>
+        <w:t>maupun</w:t>
+      </w:r>
+      <w:proofErr w:type="spellEnd"/>
+      <w:r>
+        <w:rPr>
+          <w:rFonts w:ascii="Times New Roman" w:hAnsi="Times New Roman"/>
+          <w:color w:val="000000"/>
+          <w:sz w:val="24"/>
+        </w:rPr>
+        <w:t xml:space="preserve"> session server. Saat </w:t>
+      </w:r>
+      <w:proofErr w:type="spellStart"/>
+      <w:r>
+        <w:rPr>
+          <w:rFonts w:ascii="Times New Roman" w:hAnsi="Times New Roman"/>
+          <w:color w:val="000000"/>
+          <w:sz w:val="24"/>
+        </w:rPr>
+        <w:t>halaman</w:t>
+      </w:r>
+      <w:proofErr w:type="spellEnd"/>
+      <w:r>
+        <w:rPr>
+          <w:rFonts w:ascii="Times New Roman" w:hAnsi="Times New Roman"/>
+          <w:color w:val="000000"/>
+          <w:sz w:val="24"/>
+        </w:rPr>
+        <w:t xml:space="preserve"> di-refresh (F5), </w:t>
+      </w:r>
+      <w:proofErr w:type="spellStart"/>
+      <w:r>
+        <w:rPr>
+          <w:rFonts w:ascii="Times New Roman" w:hAnsi="Times New Roman"/>
+          <w:color w:val="000000"/>
+          <w:sz w:val="24"/>
+        </w:rPr>
+        <w:t>memori</w:t>
+      </w:r>
+      <w:proofErr w:type="spellEnd"/>
+      <w:r>
+        <w:rPr>
+          <w:rFonts w:ascii="Times New Roman" w:hAnsi="Times New Roman"/>
+          <w:color w:val="000000"/>
+          <w:sz w:val="24"/>
+        </w:rPr>
+        <w:t xml:space="preserve"> JavaScript </w:t>
+      </w:r>
+      <w:proofErr w:type="spellStart"/>
+      <w:r>
+        <w:rPr>
+          <w:rFonts w:ascii="Times New Roman" w:hAnsi="Times New Roman"/>
+          <w:color w:val="000000"/>
+          <w:sz w:val="24"/>
+        </w:rPr>
+        <w:t>dibersihkan</w:t>
+      </w:r>
+      <w:proofErr w:type="spellEnd"/>
+      <w:r>
+        <w:rPr>
+          <w:rFonts w:ascii="Times New Roman" w:hAnsi="Times New Roman"/>
+          <w:color w:val="000000"/>
+          <w:sz w:val="24"/>
+        </w:rPr>
+        <w:t xml:space="preserve"> </w:t>
+      </w:r>
+      <w:proofErr w:type="spellStart"/>
+      <w:r>
+        <w:rPr>
+          <w:rFonts w:ascii="Times New Roman" w:hAnsi="Times New Roman"/>
+          <w:color w:val="000000"/>
+          <w:sz w:val="24"/>
+        </w:rPr>
+        <w:t>sehingga</w:t>
+      </w:r>
+      <w:proofErr w:type="spellEnd"/>
+      <w:r>
+        <w:rPr>
+          <w:rFonts w:ascii="Times New Roman" w:hAnsi="Times New Roman"/>
+          <w:color w:val="000000"/>
+          <w:sz w:val="24"/>
+        </w:rPr>
+        <w:t xml:space="preserve"> </w:t>
+      </w:r>
+      <w:proofErr w:type="spellStart"/>
+      <w:r>
+        <w:rPr>
+          <w:rFonts w:ascii="Times New Roman" w:hAnsi="Times New Roman"/>
+          <w:color w:val="000000"/>
+          <w:sz w:val="24"/>
+        </w:rPr>
+        <w:t>variabel</w:t>
+      </w:r>
+      <w:proofErr w:type="spellEnd"/>
+      <w:r>
+        <w:rPr>
+          <w:rFonts w:ascii="Times New Roman" w:hAnsi="Times New Roman"/>
+          <w:color w:val="000000"/>
+          <w:sz w:val="24"/>
+        </w:rPr>
+        <w:t xml:space="preserve"> cart </w:t>
+      </w:r>
+      <w:proofErr w:type="spellStart"/>
+      <w:r>
+        <w:rPr>
+          <w:rFonts w:ascii="Times New Roman" w:hAnsi="Times New Roman"/>
+          <w:color w:val="000000"/>
+          <w:sz w:val="24"/>
+        </w:rPr>
+        <w:t>otomatis</w:t>
+      </w:r>
+      <w:proofErr w:type="spellEnd"/>
+      <w:r>
+        <w:rPr>
+          <w:rFonts w:ascii="Times New Roman" w:hAnsi="Times New Roman"/>
+          <w:color w:val="000000"/>
+          <w:sz w:val="24"/>
+        </w:rPr>
+        <w:t xml:space="preserve"> </w:t>
+      </w:r>
+      <w:proofErr w:type="spellStart"/>
+      <w:r>
+        <w:rPr>
+          <w:rFonts w:ascii="Times New Roman" w:hAnsi="Times New Roman"/>
+          <w:color w:val="000000"/>
+          <w:sz w:val="24"/>
+        </w:rPr>
+        <w:t>tereset</w:t>
+      </w:r>
+      <w:proofErr w:type="spellEnd"/>
+      <w:r>
+        <w:rPr>
+          <w:rFonts w:ascii="Times New Roman" w:hAnsi="Times New Roman"/>
+          <w:color w:val="000000"/>
+          <w:sz w:val="24"/>
+        </w:rPr>
+        <w:t xml:space="preserve"> </w:t>
+      </w:r>
+      <w:proofErr w:type="spellStart"/>
+      <w:r>
+        <w:rPr>
+          <w:rFonts w:ascii="Times New Roman" w:hAnsi="Times New Roman"/>
+          <w:color w:val="000000"/>
+          <w:sz w:val="24"/>
+        </w:rPr>
+        <w:t>kembali</w:t>
+      </w:r>
+      <w:proofErr w:type="spellEnd"/>
+      <w:r>
+        <w:rPr>
+          <w:rFonts w:ascii="Times New Roman" w:hAnsi="Times New Roman"/>
+          <w:color w:val="000000"/>
+          <w:sz w:val="24"/>
+        </w:rPr>
+        <w:t xml:space="preserve"> </w:t>
+      </w:r>
+      <w:proofErr w:type="spellStart"/>
+      <w:r>
+        <w:rPr>
+          <w:rFonts w:ascii="Times New Roman" w:hAnsi="Times New Roman"/>
+          <w:color w:val="000000"/>
+          <w:sz w:val="24"/>
+        </w:rPr>
+        <w:t>ke</w:t>
+      </w:r>
+      <w:proofErr w:type="spellEnd"/>
+      <w:r>
+        <w:rPr>
+          <w:rFonts w:ascii="Times New Roman" w:hAnsi="Times New Roman"/>
+          <w:color w:val="000000"/>
+          <w:sz w:val="24"/>
+        </w:rPr>
+        <w:t xml:space="preserve"> {}.</w:t>
+      </w:r>
+    </w:p>
+    <w:p>
+      <w:pPr>
+        <w:spacing w:before="120" w:after="60"/>
+      </w:pPr>
+      <w:r>
+        <w:rPr>
+          <w:rFonts w:ascii="Times New Roman" w:hAnsi="Times New Roman"/>
+          <w:b/>
+          <w:color w:val="000000"/>
+          <w:sz w:val="24"/>
+        </w:rPr>
+        <w:t xml:space="preserve">5. </w:t>
+      </w:r>
+      <w:proofErr w:type="spellStart"/>
+      <w:r>
+        <w:rPr>
+          <w:rFonts w:ascii="Times New Roman" w:hAnsi="Times New Roman"/>
+          <w:b/>
+          <w:color w:val="000000"/>
+          <w:sz w:val="24"/>
+        </w:rPr>
+        <w:t>Apakah</w:t>
+      </w:r>
+      <w:proofErr w:type="spellEnd"/>
+      <w:r>
+        <w:rPr>
+          <w:rFonts w:ascii="Times New Roman" w:hAnsi="Times New Roman"/>
+          <w:b/>
+          <w:color w:val="000000"/>
+          <w:sz w:val="24"/>
+        </w:rPr>
+        <w:t xml:space="preserve"> </w:t>
+      </w:r>
+      <w:proofErr w:type="spellStart"/>
+      <w:r>
+        <w:rPr>
+          <w:rFonts w:ascii="Times New Roman" w:hAnsi="Times New Roman"/>
+          <w:b/>
+          <w:color w:val="000000"/>
+          <w:sz w:val="24"/>
+        </w:rPr>
+        <w:t>penggunaan</w:t>
+      </w:r>
+      <w:proofErr w:type="spellEnd"/>
+      <w:r>
+        <w:rPr>
+          <w:rFonts w:ascii="Times New Roman" w:hAnsi="Times New Roman"/>
+          <w:b/>
+          <w:color w:val="000000"/>
+          <w:sz w:val="24"/>
+        </w:rPr>
+        <w:t xml:space="preserve"> middleware session Laravel </w:t>
+      </w:r>
+      <w:proofErr w:type="spellStart"/>
+      <w:r>
+        <w:rPr>
+          <w:rFonts w:ascii="Times New Roman" w:hAnsi="Times New Roman"/>
+          <w:b/>
+          <w:color w:val="000000"/>
+          <w:sz w:val="24"/>
+        </w:rPr>
+        <w:t>berarti</w:t>
+      </w:r>
+      <w:proofErr w:type="spellEnd"/>
+      <w:r>
+        <w:rPr>
+          <w:rFonts w:ascii="Times New Roman" w:hAnsi="Times New Roman"/>
+          <w:b/>
+          <w:color w:val="000000"/>
+          <w:sz w:val="24"/>
+        </w:rPr>
+        <w:t xml:space="preserve"> </w:t>
+      </w:r>
+      <w:proofErr w:type="spellStart"/>
+      <w:r>
+        <w:rPr>
+          <w:rFonts w:ascii="Times New Roman" w:hAnsi="Times New Roman"/>
+          <w:b/>
+          <w:color w:val="000000"/>
+          <w:sz w:val="24"/>
+        </w:rPr>
+        <w:t>keranjang</w:t>
+      </w:r>
+      <w:proofErr w:type="spellEnd"/>
+      <w:r>
+        <w:rPr>
+          <w:rFonts w:ascii="Times New Roman" w:hAnsi="Times New Roman"/>
+          <w:b/>
+          <w:color w:val="000000"/>
+          <w:sz w:val="24"/>
+        </w:rPr>
+        <w:t xml:space="preserve"> </w:t>
+      </w:r>
+      <w:proofErr w:type="spellStart"/>
+      <w:r>
+        <w:rPr>
+          <w:rFonts w:ascii="Times New Roman" w:hAnsi="Times New Roman"/>
+          <w:b/>
+          <w:color w:val="000000"/>
+          <w:sz w:val="24"/>
+        </w:rPr>
+        <w:t>ini</w:t>
+      </w:r>
+      <w:proofErr w:type="spellEnd"/>
+      <w:r>
+        <w:rPr>
+          <w:rFonts w:ascii="Times New Roman" w:hAnsi="Times New Roman"/>
+          <w:b/>
+          <w:color w:val="000000"/>
+          <w:sz w:val="24"/>
+        </w:rPr>
+        <w:t xml:space="preserve"> </w:t>
+      </w:r>
+      <w:proofErr w:type="spellStart"/>
+      <w:r>
+        <w:rPr>
+          <w:rFonts w:ascii="Times New Roman" w:hAnsi="Times New Roman"/>
+          <w:b/>
+          <w:color w:val="000000"/>
+          <w:sz w:val="24"/>
+        </w:rPr>
+        <w:t>disimpan</w:t>
+      </w:r>
+      <w:proofErr w:type="spellEnd"/>
+      <w:r>
+        <w:rPr>
+          <w:rFonts w:ascii="Times New Roman" w:hAnsi="Times New Roman"/>
+          <w:b/>
+          <w:color w:val="000000"/>
+          <w:sz w:val="24"/>
+        </w:rPr>
+        <w:t xml:space="preserve"> </w:t>
+      </w:r>
+      <w:proofErr w:type="spellStart"/>
+      <w:r>
+        <w:rPr>
+          <w:rFonts w:ascii="Times New Roman" w:hAnsi="Times New Roman"/>
+          <w:b/>
+          <w:color w:val="000000"/>
+          <w:sz w:val="24"/>
+        </w:rPr>
+        <w:t>dalam</w:t>
+      </w:r>
+      <w:proofErr w:type="spellEnd"/>
+      <w:r>
+        <w:rPr>
+          <w:rFonts w:ascii="Times New Roman" w:hAnsi="Times New Roman"/>
+          <w:b/>
+          <w:color w:val="000000"/>
+          <w:sz w:val="24"/>
+        </w:rPr>
+        <w:t xml:space="preserve"> session? </w:t>
+      </w:r>
+      <w:proofErr w:type="spellStart"/>
+      <w:r>
+        <w:rPr>
+          <w:rFonts w:ascii="Times New Roman" w:hAnsi="Times New Roman"/>
+          <w:b/>
+          <w:color w:val="000000"/>
+          <w:sz w:val="24"/>
+        </w:rPr>
+        <w:t>Jelaskan</w:t>
+      </w:r>
+      <w:proofErr w:type="spellEnd"/>
+      <w:r>
+        <w:rPr>
+          <w:rFonts w:ascii="Times New Roman" w:hAnsi="Times New Roman"/>
+          <w:b/>
+          <w:color w:val="000000"/>
+          <w:sz w:val="24"/>
+        </w:rPr>
+        <w:t>.</w:t>
+      </w:r>
+    </w:p>
+    <w:p>
+      <w:pPr>
+        <w:spacing w:after="80"/>
+      </w:pPr>
+      <w:r>
+        <w:rPr>
+          <w:rFonts w:ascii="Times New Roman" w:hAnsi="Times New Roman"/>
+          <w:color w:val="000000"/>
+          <w:sz w:val="24"/>
+        </w:rPr>
+        <w:t xml:space="preserve">Tidak. Middleware session </w:t>
+      </w:r>
+      <w:proofErr w:type="spellStart"/>
+      <w:r>
+        <w:rPr>
+          <w:rFonts w:ascii="Times New Roman" w:hAnsi="Times New Roman"/>
+          <w:color w:val="000000"/>
+          <w:sz w:val="24"/>
+        </w:rPr>
+        <w:t>aktif</w:t>
+      </w:r>
+      <w:proofErr w:type="spellEnd"/>
+      <w:r>
+        <w:rPr>
+          <w:rFonts w:ascii="Times New Roman" w:hAnsi="Times New Roman"/>
+          <w:color w:val="000000"/>
+          <w:sz w:val="24"/>
+        </w:rPr>
+        <w:t xml:space="preserve"> </w:t>
+      </w:r>
+      <w:proofErr w:type="spellStart"/>
+      <w:r>
+        <w:rPr>
+          <w:rFonts w:ascii="Times New Roman" w:hAnsi="Times New Roman"/>
+          <w:color w:val="000000"/>
+          <w:sz w:val="24"/>
+        </w:rPr>
+        <w:t>secara</w:t>
+      </w:r>
+      <w:proofErr w:type="spellEnd"/>
+      <w:r>
+        <w:rPr>
+          <w:rFonts w:ascii="Times New Roman" w:hAnsi="Times New Roman"/>
+          <w:color w:val="000000"/>
+          <w:sz w:val="24"/>
+        </w:rPr>
+        <w:t xml:space="preserve"> default </w:t>
+      </w:r>
+      <w:proofErr w:type="spellStart"/>
+      <w:r>
+        <w:rPr>
+          <w:rFonts w:ascii="Times New Roman" w:hAnsi="Times New Roman"/>
+          <w:color w:val="000000"/>
+          <w:sz w:val="24"/>
+        </w:rPr>
+        <w:t>untuk</w:t>
+      </w:r>
+      <w:proofErr w:type="spellEnd"/>
+      <w:r>
+        <w:rPr>
+          <w:rFonts w:ascii="Times New Roman" w:hAnsi="Times New Roman"/>
+          <w:color w:val="000000"/>
+          <w:sz w:val="24"/>
+        </w:rPr>
+        <w:t xml:space="preserve"> </w:t>
+      </w:r>
+      <w:proofErr w:type="spellStart"/>
+      <w:r>
+        <w:rPr>
+          <w:rFonts w:ascii="Times New Roman" w:hAnsi="Times New Roman"/>
+          <w:color w:val="000000"/>
+          <w:sz w:val="24"/>
+        </w:rPr>
+        <w:t>kebutuhan</w:t>
+      </w:r>
+      <w:proofErr w:type="spellEnd"/>
+      <w:r>
+        <w:rPr>
+          <w:rFonts w:ascii="Times New Roman" w:hAnsi="Times New Roman"/>
+          <w:color w:val="000000"/>
+          <w:sz w:val="24"/>
+        </w:rPr>
+        <w:t xml:space="preserve"> internal framework (</w:t>
+      </w:r>
+      <w:proofErr w:type="spellStart"/>
+      <w:r>
+        <w:rPr>
+          <w:rFonts w:ascii="Times New Roman" w:hAnsi="Times New Roman"/>
+          <w:color w:val="000000"/>
+          <w:sz w:val="24"/>
+        </w:rPr>
+        <w:t>seperti</w:t>
+      </w:r>
+      <w:proofErr w:type="spellEnd"/>
+      <w:r>
+        <w:rPr>
+          <w:rFonts w:ascii="Times New Roman" w:hAnsi="Times New Roman"/>
+          <w:color w:val="000000"/>
+          <w:sz w:val="24"/>
+        </w:rPr>
+        <w:t xml:space="preserve"> </w:t>
+      </w:r>
+      <w:proofErr w:type="spellStart"/>
+      <w:r>
+        <w:rPr>
+          <w:rFonts w:ascii="Times New Roman" w:hAnsi="Times New Roman"/>
+          <w:color w:val="000000"/>
+          <w:sz w:val="24"/>
+        </w:rPr>
+        <w:t>verifikasi</w:t>
+      </w:r>
+      <w:proofErr w:type="spellEnd"/>
+      <w:r>
+        <w:rPr>
+          <w:rFonts w:ascii="Times New Roman" w:hAnsi="Times New Roman"/>
+          <w:color w:val="000000"/>
+          <w:sz w:val="24"/>
+        </w:rPr>
+        <w:t xml:space="preserve"> token CSRF). Pada </w:t>
+      </w:r>
+      <w:proofErr w:type="spellStart"/>
+      <w:r>
+        <w:rPr>
+          <w:rFonts w:ascii="Times New Roman" w:hAnsi="Times New Roman"/>
+          <w:color w:val="000000"/>
+          <w:sz w:val="24"/>
+        </w:rPr>
+        <w:t>CartController.php</w:t>
+      </w:r>
+      <w:proofErr w:type="spellEnd"/>
+      <w:r>
+        <w:rPr>
+          <w:rFonts w:ascii="Times New Roman" w:hAnsi="Times New Roman"/>
+          <w:color w:val="000000"/>
+          <w:sz w:val="24"/>
+        </w:rPr>
+        <w:t xml:space="preserve">, </w:t>
+      </w:r>
+      <w:proofErr w:type="spellStart"/>
+      <w:r>
+        <w:rPr>
+          <w:rFonts w:ascii="Times New Roman" w:hAnsi="Times New Roman"/>
+          <w:color w:val="000000"/>
+          <w:sz w:val="24"/>
+        </w:rPr>
+        <w:t>tidak</w:t>
+      </w:r>
+      <w:proofErr w:type="spellEnd"/>
+      <w:r>
+        <w:rPr>
+          <w:rFonts w:ascii="Times New Roman" w:hAnsi="Times New Roman"/>
+          <w:color w:val="000000"/>
+          <w:sz w:val="24"/>
+        </w:rPr>
+        <w:t xml:space="preserve"> </w:t>
+      </w:r>
+      <w:proofErr w:type="spellStart"/>
+      <w:r>
+        <w:rPr>
+          <w:rFonts w:ascii="Times New Roman" w:hAnsi="Times New Roman"/>
+          <w:color w:val="000000"/>
+          <w:sz w:val="24"/>
+        </w:rPr>
+        <w:t>ada</w:t>
+      </w:r>
+      <w:proofErr w:type="spellEnd"/>
+      <w:r>
+        <w:rPr>
+          <w:rFonts w:ascii="Times New Roman" w:hAnsi="Times New Roman"/>
+          <w:color w:val="000000"/>
+          <w:sz w:val="24"/>
+        </w:rPr>
+        <w:t xml:space="preserve"> </w:t>
+      </w:r>
+      <w:proofErr w:type="spellStart"/>
+      <w:r>
+        <w:rPr>
+          <w:rFonts w:ascii="Times New Roman" w:hAnsi="Times New Roman"/>
+          <w:color w:val="000000"/>
+          <w:sz w:val="24"/>
+        </w:rPr>
+        <w:t>pemanggilan</w:t>
+      </w:r>
+      <w:proofErr w:type="spellEnd"/>
+      <w:r>
+        <w:rPr>
+          <w:rFonts w:ascii="Times New Roman" w:hAnsi="Times New Roman"/>
+          <w:color w:val="000000"/>
+          <w:sz w:val="24"/>
+        </w:rPr>
+        <w:t xml:space="preserve"> session()-&gt;</w:t>
+      </w:r>
+      <w:proofErr w:type="gramStart"/>
+      <w:r>
+        <w:rPr>
+          <w:rFonts w:ascii="Times New Roman" w:hAnsi="Times New Roman"/>
+          <w:color w:val="000000"/>
+          <w:sz w:val="24"/>
+        </w:rPr>
+        <w:t>put(</w:t>
+      </w:r>
+      <w:proofErr w:type="gramEnd"/>
+      <w:r>
+        <w:rPr>
+          <w:rFonts w:ascii="Times New Roman" w:hAnsi="Times New Roman"/>
+          <w:color w:val="000000"/>
+          <w:sz w:val="24"/>
+        </w:rPr>
+        <w:t xml:space="preserve">) </w:t>
+      </w:r>
+      <w:proofErr w:type="spellStart"/>
+      <w:r>
+        <w:rPr>
+          <w:rFonts w:ascii="Times New Roman" w:hAnsi="Times New Roman"/>
+          <w:color w:val="000000"/>
+          <w:sz w:val="24"/>
+        </w:rPr>
+        <w:t>atau</w:t>
+      </w:r>
+      <w:proofErr w:type="spellEnd"/>
+      <w:r>
+        <w:rPr>
+          <w:rFonts w:ascii="Times New Roman" w:hAnsi="Times New Roman"/>
+          <w:color w:val="000000"/>
+          <w:sz w:val="24"/>
+        </w:rPr>
+        <w:t xml:space="preserve"> session()-&gt;</w:t>
+      </w:r>
+      <w:proofErr w:type="gramStart"/>
+      <w:r>
+        <w:rPr>
+          <w:rFonts w:ascii="Times New Roman" w:hAnsi="Times New Roman"/>
+          <w:color w:val="000000"/>
+          <w:sz w:val="24"/>
+        </w:rPr>
+        <w:t>get(</w:t>
+      </w:r>
+      <w:proofErr w:type="gramEnd"/>
+      <w:r>
+        <w:rPr>
+          <w:rFonts w:ascii="Times New Roman" w:hAnsi="Times New Roman"/>
+          <w:color w:val="000000"/>
+          <w:sz w:val="24"/>
+        </w:rPr>
+        <w:t xml:space="preserve">); data </w:t>
+      </w:r>
+      <w:proofErr w:type="spellStart"/>
+      <w:r>
+        <w:rPr>
+          <w:rFonts w:ascii="Times New Roman" w:hAnsi="Times New Roman"/>
+          <w:color w:val="000000"/>
+          <w:sz w:val="24"/>
+        </w:rPr>
+        <w:t>keranjang</w:t>
+      </w:r>
+      <w:proofErr w:type="spellEnd"/>
+      <w:r>
+        <w:rPr>
+          <w:rFonts w:ascii="Times New Roman" w:hAnsi="Times New Roman"/>
+          <w:color w:val="000000"/>
+          <w:sz w:val="24"/>
+        </w:rPr>
+        <w:t xml:space="preserve"> </w:t>
+      </w:r>
+      <w:proofErr w:type="spellStart"/>
+      <w:r>
+        <w:rPr>
+          <w:rFonts w:ascii="Times New Roman" w:hAnsi="Times New Roman"/>
+          <w:color w:val="000000"/>
+          <w:sz w:val="24"/>
+        </w:rPr>
+        <w:t>murni</w:t>
+      </w:r>
+      <w:proofErr w:type="spellEnd"/>
+      <w:r>
+        <w:rPr>
+          <w:rFonts w:ascii="Times New Roman" w:hAnsi="Times New Roman"/>
+          <w:color w:val="000000"/>
+          <w:sz w:val="24"/>
+        </w:rPr>
+        <w:t xml:space="preserve"> </w:t>
+      </w:r>
+      <w:proofErr w:type="spellStart"/>
+      <w:r>
+        <w:rPr>
+          <w:rFonts w:ascii="Times New Roman" w:hAnsi="Times New Roman"/>
+          <w:color w:val="000000"/>
+          <w:sz w:val="24"/>
+        </w:rPr>
+        <w:t>diproses</w:t>
+      </w:r>
+      <w:proofErr w:type="spellEnd"/>
+      <w:r>
+        <w:rPr>
+          <w:rFonts w:ascii="Times New Roman" w:hAnsi="Times New Roman"/>
+          <w:color w:val="000000"/>
+          <w:sz w:val="24"/>
+        </w:rPr>
+        <w:t xml:space="preserve"> </w:t>
+      </w:r>
+      <w:proofErr w:type="spellStart"/>
+      <w:r>
+        <w:rPr>
+          <w:rFonts w:ascii="Times New Roman" w:hAnsi="Times New Roman"/>
+          <w:color w:val="000000"/>
+          <w:sz w:val="24"/>
+        </w:rPr>
+        <w:t>langsung</w:t>
+      </w:r>
+      <w:proofErr w:type="spellEnd"/>
+      <w:r>
+        <w:rPr>
+          <w:rFonts w:ascii="Times New Roman" w:hAnsi="Times New Roman"/>
+          <w:color w:val="000000"/>
+          <w:sz w:val="24"/>
+        </w:rPr>
+        <w:t xml:space="preserve"> </w:t>
+      </w:r>
+      <w:proofErr w:type="spellStart"/>
+      <w:r>
+        <w:rPr>
+          <w:rFonts w:ascii="Times New Roman" w:hAnsi="Times New Roman"/>
+          <w:color w:val="000000"/>
+          <w:sz w:val="24"/>
+        </w:rPr>
+        <w:t>dari</w:t>
+      </w:r>
+      <w:proofErr w:type="spellEnd"/>
+      <w:r>
+        <w:rPr>
+          <w:rFonts w:ascii="Times New Roman" w:hAnsi="Times New Roman"/>
+          <w:color w:val="000000"/>
+          <w:sz w:val="24"/>
+        </w:rPr>
+        <w:t xml:space="preserve"> request payload dan </w:t>
+      </w:r>
+      <w:proofErr w:type="spellStart"/>
+      <w:r>
+        <w:rPr>
+          <w:rFonts w:ascii="Times New Roman" w:hAnsi="Times New Roman"/>
+          <w:color w:val="000000"/>
+          <w:sz w:val="24"/>
+        </w:rPr>
+        <w:t>dikembalikan</w:t>
+      </w:r>
+      <w:proofErr w:type="spellEnd"/>
+      <w:r>
+        <w:rPr>
+          <w:rFonts w:ascii="Times New Roman" w:hAnsi="Times New Roman"/>
+          <w:color w:val="000000"/>
+          <w:sz w:val="24"/>
+        </w:rPr>
+        <w:t xml:space="preserve"> via JSON.</w:t>
+      </w:r>
+    </w:p>
+    <w:p>
+      <w:pPr>
+        <w:spacing w:before="120" w:after="60"/>
+      </w:pPr>
+      <w:r>
+        <w:rPr>
+          <w:rFonts w:ascii="Times New Roman" w:hAnsi="Times New Roman"/>
+          <w:b/>
+          <w:color w:val="000000"/>
+          <w:sz w:val="24"/>
+        </w:rPr>
+        <w:t xml:space="preserve">6. Apa </w:t>
+      </w:r>
+      <w:proofErr w:type="spellStart"/>
+      <w:r>
+        <w:rPr>
+          <w:rFonts w:ascii="Times New Roman" w:hAnsi="Times New Roman"/>
+          <w:b/>
+          <w:color w:val="000000"/>
+          <w:sz w:val="24"/>
+        </w:rPr>
+        <w:t>risiko</w:t>
+      </w:r>
+      <w:proofErr w:type="spellEnd"/>
+      <w:r>
+        <w:rPr>
+          <w:rFonts w:ascii="Times New Roman" w:hAnsi="Times New Roman"/>
+          <w:b/>
+          <w:color w:val="000000"/>
+          <w:sz w:val="24"/>
+        </w:rPr>
+        <w:t xml:space="preserve"> </w:t>
+      </w:r>
+      <w:proofErr w:type="spellStart"/>
+      <w:r>
+        <w:rPr>
+          <w:rFonts w:ascii="Times New Roman" w:hAnsi="Times New Roman"/>
+          <w:b/>
+          <w:color w:val="000000"/>
+          <w:sz w:val="24"/>
+        </w:rPr>
+        <w:t>keamanan</w:t>
+      </w:r>
+      <w:proofErr w:type="spellEnd"/>
+      <w:r>
+        <w:rPr>
+          <w:rFonts w:ascii="Times New Roman" w:hAnsi="Times New Roman"/>
+          <w:b/>
+          <w:color w:val="000000"/>
+          <w:sz w:val="24"/>
+        </w:rPr>
+        <w:t xml:space="preserve"> </w:t>
+      </w:r>
+      <w:proofErr w:type="spellStart"/>
+      <w:r>
+        <w:rPr>
+          <w:rFonts w:ascii="Times New Roman" w:hAnsi="Times New Roman"/>
+          <w:b/>
+          <w:color w:val="000000"/>
+          <w:sz w:val="24"/>
+        </w:rPr>
+        <w:t>jika</w:t>
+      </w:r>
+      <w:proofErr w:type="spellEnd"/>
+      <w:r>
+        <w:rPr>
+          <w:rFonts w:ascii="Times New Roman" w:hAnsi="Times New Roman"/>
+          <w:b/>
+          <w:color w:val="000000"/>
+          <w:sz w:val="24"/>
+        </w:rPr>
+        <w:t xml:space="preserve"> server </w:t>
+      </w:r>
+      <w:proofErr w:type="spellStart"/>
+      <w:r>
+        <w:rPr>
+          <w:rFonts w:ascii="Times New Roman" w:hAnsi="Times New Roman"/>
+          <w:b/>
+          <w:color w:val="000000"/>
+          <w:sz w:val="24"/>
+        </w:rPr>
+        <w:t>mempercayai</w:t>
+      </w:r>
+      <w:proofErr w:type="spellEnd"/>
+      <w:r>
+        <w:rPr>
+          <w:rFonts w:ascii="Times New Roman" w:hAnsi="Times New Roman"/>
+          <w:b/>
+          <w:color w:val="000000"/>
+          <w:sz w:val="24"/>
+        </w:rPr>
+        <w:t xml:space="preserve"> </w:t>
+      </w:r>
+      <w:proofErr w:type="spellStart"/>
+      <w:r>
+        <w:rPr>
+          <w:rFonts w:ascii="Times New Roman" w:hAnsi="Times New Roman"/>
+          <w:b/>
+          <w:color w:val="000000"/>
+          <w:sz w:val="24"/>
+        </w:rPr>
+        <w:t>harga</w:t>
+      </w:r>
+      <w:proofErr w:type="spellEnd"/>
+      <w:r>
+        <w:rPr>
+          <w:rFonts w:ascii="Times New Roman" w:hAnsi="Times New Roman"/>
+          <w:b/>
+          <w:color w:val="000000"/>
+          <w:sz w:val="24"/>
+        </w:rPr>
+        <w:t xml:space="preserve"> yang </w:t>
+      </w:r>
+      <w:proofErr w:type="spellStart"/>
+      <w:r>
+        <w:rPr>
+          <w:rFonts w:ascii="Times New Roman" w:hAnsi="Times New Roman"/>
+          <w:b/>
+          <w:color w:val="000000"/>
+          <w:sz w:val="24"/>
+        </w:rPr>
+        <w:t>dikirim</w:t>
+      </w:r>
+      <w:proofErr w:type="spellEnd"/>
+      <w:r>
+        <w:rPr>
+          <w:rFonts w:ascii="Times New Roman" w:hAnsi="Times New Roman"/>
+          <w:b/>
+          <w:color w:val="000000"/>
+          <w:sz w:val="24"/>
+        </w:rPr>
+        <w:t xml:space="preserve"> browser?</w:t>
+      </w:r>
+    </w:p>
+    <w:p>
+      <w:pPr>
+        <w:spacing w:after="80"/>
+      </w:pPr>
+      <w:proofErr w:type="spellStart"/>
+      <w:r>
+        <w:rPr>
+          <w:rFonts w:ascii="Times New Roman" w:hAnsi="Times New Roman"/>
+          <w:color w:val="000000"/>
+          <w:sz w:val="24"/>
+        </w:rPr>
+        <w:t>Terjadi</w:t>
+      </w:r>
+      <w:proofErr w:type="spellEnd"/>
+      <w:r>
+        <w:rPr>
+          <w:rFonts w:ascii="Times New Roman" w:hAnsi="Times New Roman"/>
+          <w:color w:val="000000"/>
+          <w:sz w:val="24"/>
+        </w:rPr>
+        <w:t xml:space="preserve"> </w:t>
+      </w:r>
+      <w:proofErr w:type="spellStart"/>
+      <w:r>
+        <w:rPr>
+          <w:rFonts w:ascii="Times New Roman" w:hAnsi="Times New Roman"/>
+          <w:color w:val="000000"/>
+          <w:sz w:val="24"/>
+        </w:rPr>
+        <w:t>risiko</w:t>
+      </w:r>
+      <w:proofErr w:type="spellEnd"/>
+      <w:r>
+        <w:rPr>
+          <w:rFonts w:ascii="Times New Roman" w:hAnsi="Times New Roman"/>
+          <w:color w:val="000000"/>
+          <w:sz w:val="24"/>
+        </w:rPr>
+        <w:t xml:space="preserve"> </w:t>
+      </w:r>
+      <w:proofErr w:type="spellStart"/>
+      <w:r>
+        <w:rPr>
+          <w:rFonts w:ascii="Times New Roman" w:hAnsi="Times New Roman"/>
+          <w:color w:val="000000"/>
+          <w:sz w:val="24"/>
+        </w:rPr>
+        <w:t>manipulasi</w:t>
+      </w:r>
+      <w:proofErr w:type="spellEnd"/>
+      <w:r>
+        <w:rPr>
+          <w:rFonts w:ascii="Times New Roman" w:hAnsi="Times New Roman"/>
+          <w:color w:val="000000"/>
+          <w:sz w:val="24"/>
+        </w:rPr>
+        <w:t xml:space="preserve"> </w:t>
+      </w:r>
+      <w:proofErr w:type="spellStart"/>
+      <w:r>
+        <w:rPr>
+          <w:rFonts w:ascii="Times New Roman" w:hAnsi="Times New Roman"/>
+          <w:color w:val="000000"/>
+          <w:sz w:val="24"/>
+        </w:rPr>
+        <w:t>harga</w:t>
+      </w:r>
+      <w:proofErr w:type="spellEnd"/>
+      <w:r>
+        <w:rPr>
+          <w:rFonts w:ascii="Times New Roman" w:hAnsi="Times New Roman"/>
+          <w:color w:val="000000"/>
+          <w:sz w:val="24"/>
+        </w:rPr>
+        <w:t xml:space="preserve"> (price tampering). </w:t>
+      </w:r>
+      <w:proofErr w:type="spellStart"/>
+      <w:r>
+        <w:rPr>
+          <w:rFonts w:ascii="Times New Roman" w:hAnsi="Times New Roman"/>
+          <w:color w:val="000000"/>
+          <w:sz w:val="24"/>
+        </w:rPr>
+        <w:t>Pengguna</w:t>
+      </w:r>
+      <w:proofErr w:type="spellEnd"/>
+      <w:r>
+        <w:rPr>
+          <w:rFonts w:ascii="Times New Roman" w:hAnsi="Times New Roman"/>
+          <w:color w:val="000000"/>
+          <w:sz w:val="24"/>
+        </w:rPr>
+        <w:t xml:space="preserve"> </w:t>
+      </w:r>
+      <w:proofErr w:type="spellStart"/>
+      <w:r>
+        <w:rPr>
+          <w:rFonts w:ascii="Times New Roman" w:hAnsi="Times New Roman"/>
+          <w:color w:val="000000"/>
+          <w:sz w:val="24"/>
+        </w:rPr>
+        <w:t>dapat</w:t>
+      </w:r>
+      <w:proofErr w:type="spellEnd"/>
+      <w:r>
+        <w:rPr>
+          <w:rFonts w:ascii="Times New Roman" w:hAnsi="Times New Roman"/>
+          <w:color w:val="000000"/>
+          <w:sz w:val="24"/>
+        </w:rPr>
+        <w:t xml:space="preserve"> </w:t>
+      </w:r>
+      <w:proofErr w:type="spellStart"/>
+      <w:r>
+        <w:rPr>
+          <w:rFonts w:ascii="Times New Roman" w:hAnsi="Times New Roman"/>
+          <w:color w:val="000000"/>
+          <w:sz w:val="24"/>
+        </w:rPr>
+        <w:t>dengan</w:t>
+      </w:r>
+      <w:proofErr w:type="spellEnd"/>
+      <w:r>
+        <w:rPr>
+          <w:rFonts w:ascii="Times New Roman" w:hAnsi="Times New Roman"/>
+          <w:color w:val="000000"/>
+          <w:sz w:val="24"/>
+        </w:rPr>
+        <w:t xml:space="preserve"> </w:t>
+      </w:r>
+      <w:proofErr w:type="spellStart"/>
+      <w:r>
+        <w:rPr>
+          <w:rFonts w:ascii="Times New Roman" w:hAnsi="Times New Roman"/>
+          <w:color w:val="000000"/>
+          <w:sz w:val="24"/>
+        </w:rPr>
+        <w:t>mudah</w:t>
+      </w:r>
+      <w:proofErr w:type="spellEnd"/>
+      <w:r>
+        <w:rPr>
+          <w:rFonts w:ascii="Times New Roman" w:hAnsi="Times New Roman"/>
+          <w:color w:val="000000"/>
+          <w:sz w:val="24"/>
+        </w:rPr>
+        <w:t xml:space="preserve"> </w:t>
+      </w:r>
+      <w:proofErr w:type="spellStart"/>
+      <w:r>
+        <w:rPr>
+          <w:rFonts w:ascii="Times New Roman" w:hAnsi="Times New Roman"/>
+          <w:color w:val="000000"/>
+          <w:sz w:val="24"/>
+        </w:rPr>
+        <w:t>mengubah</w:t>
+      </w:r>
+      <w:proofErr w:type="spellEnd"/>
+      <w:r>
+        <w:rPr>
+          <w:rFonts w:ascii="Times New Roman" w:hAnsi="Times New Roman"/>
+          <w:color w:val="000000"/>
+          <w:sz w:val="24"/>
+        </w:rPr>
+        <w:t xml:space="preserve"> </w:t>
+      </w:r>
+      <w:proofErr w:type="spellStart"/>
+      <w:r>
+        <w:rPr>
+          <w:rFonts w:ascii="Times New Roman" w:hAnsi="Times New Roman"/>
+          <w:color w:val="000000"/>
+          <w:sz w:val="24"/>
+        </w:rPr>
+        <w:t>nilai</w:t>
+      </w:r>
+      <w:proofErr w:type="spellEnd"/>
+      <w:r>
+        <w:rPr>
+          <w:rFonts w:ascii="Times New Roman" w:hAnsi="Times New Roman"/>
+          <w:color w:val="000000"/>
+          <w:sz w:val="24"/>
+        </w:rPr>
+        <w:t xml:space="preserve"> </w:t>
+      </w:r>
+      <w:proofErr w:type="spellStart"/>
+      <w:r>
+        <w:rPr>
+          <w:rFonts w:ascii="Times New Roman" w:hAnsi="Times New Roman"/>
+          <w:color w:val="000000"/>
+          <w:sz w:val="24"/>
+        </w:rPr>
+        <w:t>harga</w:t>
+      </w:r>
+      <w:proofErr w:type="spellEnd"/>
+      <w:r>
+        <w:rPr>
+          <w:rFonts w:ascii="Times New Roman" w:hAnsi="Times New Roman"/>
+          <w:color w:val="000000"/>
+          <w:sz w:val="24"/>
+        </w:rPr>
+        <w:t xml:space="preserve"> </w:t>
+      </w:r>
+      <w:proofErr w:type="spellStart"/>
+      <w:r>
+        <w:rPr>
+          <w:rFonts w:ascii="Times New Roman" w:hAnsi="Times New Roman"/>
+          <w:color w:val="000000"/>
+          <w:sz w:val="24"/>
+        </w:rPr>
+        <w:t>menjadi</w:t>
+      </w:r>
+      <w:proofErr w:type="spellEnd"/>
+      <w:r>
+        <w:rPr>
+          <w:rFonts w:ascii="Times New Roman" w:hAnsi="Times New Roman"/>
+          <w:color w:val="000000"/>
+          <w:sz w:val="24"/>
+        </w:rPr>
+        <w:t xml:space="preserve"> sangat </w:t>
+      </w:r>
+      <w:proofErr w:type="spellStart"/>
+      <w:r>
+        <w:rPr>
+          <w:rFonts w:ascii="Times New Roman" w:hAnsi="Times New Roman"/>
+          <w:color w:val="000000"/>
+          <w:sz w:val="24"/>
+        </w:rPr>
+        <w:t>murah</w:t>
+      </w:r>
+      <w:proofErr w:type="spellEnd"/>
+      <w:r>
+        <w:rPr>
+          <w:rFonts w:ascii="Times New Roman" w:hAnsi="Times New Roman"/>
+          <w:color w:val="000000"/>
+          <w:sz w:val="24"/>
+        </w:rPr>
+        <w:t xml:space="preserve"> </w:t>
+      </w:r>
+      <w:proofErr w:type="spellStart"/>
+      <w:r>
+        <w:rPr>
+          <w:rFonts w:ascii="Times New Roman" w:hAnsi="Times New Roman"/>
+          <w:color w:val="000000"/>
+          <w:sz w:val="24"/>
+        </w:rPr>
+        <w:t>lewat</w:t>
+      </w:r>
+      <w:proofErr w:type="spellEnd"/>
+      <w:r>
+        <w:rPr>
+          <w:rFonts w:ascii="Times New Roman" w:hAnsi="Times New Roman"/>
+          <w:color w:val="000000"/>
+          <w:sz w:val="24"/>
+        </w:rPr>
+        <w:t xml:space="preserve"> </w:t>
+      </w:r>
+      <w:proofErr w:type="spellStart"/>
+      <w:r>
+        <w:rPr>
+          <w:rFonts w:ascii="Times New Roman" w:hAnsi="Times New Roman"/>
+          <w:color w:val="000000"/>
+          <w:sz w:val="24"/>
+        </w:rPr>
+        <w:t>DevTools</w:t>
+      </w:r>
+      <w:proofErr w:type="spellEnd"/>
+      <w:r>
+        <w:rPr>
+          <w:rFonts w:ascii="Times New Roman" w:hAnsi="Times New Roman"/>
+          <w:color w:val="000000"/>
+          <w:sz w:val="24"/>
+        </w:rPr>
+        <w:t xml:space="preserve"> </w:t>
+      </w:r>
+      <w:proofErr w:type="spellStart"/>
+      <w:r>
+        <w:rPr>
+          <w:rFonts w:ascii="Times New Roman" w:hAnsi="Times New Roman"/>
+          <w:color w:val="000000"/>
+          <w:sz w:val="24"/>
+        </w:rPr>
+        <w:t>atau</w:t>
+      </w:r>
+      <w:proofErr w:type="spellEnd"/>
+      <w:r>
+        <w:rPr>
+          <w:rFonts w:ascii="Times New Roman" w:hAnsi="Times New Roman"/>
+          <w:color w:val="000000"/>
+          <w:sz w:val="24"/>
+        </w:rPr>
+        <w:t xml:space="preserve"> Postman </w:t>
+      </w:r>
+      <w:proofErr w:type="spellStart"/>
+      <w:r>
+        <w:rPr>
+          <w:rFonts w:ascii="Times New Roman" w:hAnsi="Times New Roman"/>
+          <w:color w:val="000000"/>
+          <w:sz w:val="24"/>
+        </w:rPr>
+        <w:t>sebelum</w:t>
+      </w:r>
+      <w:proofErr w:type="spellEnd"/>
+      <w:r>
+        <w:rPr>
+          <w:rFonts w:ascii="Times New Roman" w:hAnsi="Times New Roman"/>
+          <w:color w:val="000000"/>
+          <w:sz w:val="24"/>
+        </w:rPr>
+        <w:t xml:space="preserve"> </w:t>
+      </w:r>
+      <w:proofErr w:type="spellStart"/>
+      <w:r>
+        <w:rPr>
+          <w:rFonts w:ascii="Times New Roman" w:hAnsi="Times New Roman"/>
+          <w:color w:val="000000"/>
+          <w:sz w:val="24"/>
+        </w:rPr>
+        <w:t>dikirim</w:t>
+      </w:r>
+      <w:proofErr w:type="spellEnd"/>
+      <w:r>
+        <w:rPr>
+          <w:rFonts w:ascii="Times New Roman" w:hAnsi="Times New Roman"/>
+          <w:color w:val="000000"/>
+          <w:sz w:val="24"/>
+        </w:rPr>
+        <w:t xml:space="preserve">. Oleh </w:t>
+      </w:r>
+      <w:proofErr w:type="spellStart"/>
+      <w:r>
+        <w:rPr>
+          <w:rFonts w:ascii="Times New Roman" w:hAnsi="Times New Roman"/>
+          <w:color w:val="000000"/>
+          <w:sz w:val="24"/>
+        </w:rPr>
+        <w:t>karena</w:t>
+      </w:r>
+      <w:proofErr w:type="spellEnd"/>
+      <w:r>
+        <w:rPr>
+          <w:rFonts w:ascii="Times New Roman" w:hAnsi="Times New Roman"/>
+          <w:color w:val="000000"/>
+          <w:sz w:val="24"/>
+        </w:rPr>
+        <w:t xml:space="preserve"> </w:t>
+      </w:r>
+      <w:proofErr w:type="spellStart"/>
+      <w:r>
+        <w:rPr>
+          <w:rFonts w:ascii="Times New Roman" w:hAnsi="Times New Roman"/>
+          <w:color w:val="000000"/>
+          <w:sz w:val="24"/>
+        </w:rPr>
+        <w:t>itu</w:t>
+      </w:r>
+      <w:proofErr w:type="spellEnd"/>
+      <w:r>
+        <w:rPr>
+          <w:rFonts w:ascii="Times New Roman" w:hAnsi="Times New Roman"/>
+          <w:color w:val="000000"/>
+          <w:sz w:val="24"/>
+        </w:rPr>
+        <w:t xml:space="preserve">, </w:t>
+      </w:r>
+      <w:proofErr w:type="spellStart"/>
+      <w:r>
+        <w:rPr>
+          <w:rFonts w:ascii="Times New Roman" w:hAnsi="Times New Roman"/>
+          <w:color w:val="000000"/>
+          <w:sz w:val="24"/>
+        </w:rPr>
+        <w:t>harga</w:t>
+      </w:r>
+      <w:proofErr w:type="spellEnd"/>
+      <w:r>
+        <w:rPr>
+          <w:rFonts w:ascii="Times New Roman" w:hAnsi="Times New Roman"/>
+          <w:color w:val="000000"/>
+          <w:sz w:val="24"/>
+        </w:rPr>
+        <w:t xml:space="preserve"> </w:t>
+      </w:r>
+      <w:proofErr w:type="spellStart"/>
+      <w:r>
+        <w:rPr>
+          <w:rFonts w:ascii="Times New Roman" w:hAnsi="Times New Roman"/>
+          <w:color w:val="000000"/>
+          <w:sz w:val="24"/>
+        </w:rPr>
+        <w:t>satuan</w:t>
+      </w:r>
+      <w:proofErr w:type="spellEnd"/>
+      <w:r>
+        <w:rPr>
+          <w:rFonts w:ascii="Times New Roman" w:hAnsi="Times New Roman"/>
+          <w:color w:val="000000"/>
+          <w:sz w:val="24"/>
+        </w:rPr>
+        <w:t xml:space="preserve"> dan </w:t>
+      </w:r>
+      <w:proofErr w:type="spellStart"/>
+      <w:r>
+        <w:rPr>
+          <w:rFonts w:ascii="Times New Roman" w:hAnsi="Times New Roman"/>
+          <w:color w:val="000000"/>
+          <w:sz w:val="24"/>
+        </w:rPr>
+        <w:t>perhitungan</w:t>
+      </w:r>
+      <w:proofErr w:type="spellEnd"/>
+      <w:r>
+        <w:rPr>
+          <w:rFonts w:ascii="Times New Roman" w:hAnsi="Times New Roman"/>
+          <w:color w:val="000000"/>
+          <w:sz w:val="24"/>
+        </w:rPr>
+        <w:t xml:space="preserve"> total </w:t>
+      </w:r>
+      <w:proofErr w:type="spellStart"/>
+      <w:r>
+        <w:rPr>
+          <w:rFonts w:ascii="Times New Roman" w:hAnsi="Times New Roman"/>
+          <w:color w:val="000000"/>
+          <w:sz w:val="24"/>
+        </w:rPr>
+        <w:t>wajib</w:t>
+      </w:r>
+      <w:proofErr w:type="spellEnd"/>
+      <w:r>
+        <w:rPr>
+          <w:rFonts w:ascii="Times New Roman" w:hAnsi="Times New Roman"/>
+          <w:color w:val="000000"/>
+          <w:sz w:val="24"/>
+        </w:rPr>
+        <w:t xml:space="preserve"> </w:t>
+      </w:r>
+      <w:proofErr w:type="spellStart"/>
+      <w:r>
+        <w:rPr>
+          <w:rFonts w:ascii="Times New Roman" w:hAnsi="Times New Roman"/>
+          <w:color w:val="000000"/>
+          <w:sz w:val="24"/>
+        </w:rPr>
+        <w:t>selalu</w:t>
+      </w:r>
+      <w:proofErr w:type="spellEnd"/>
+      <w:r>
+        <w:rPr>
+          <w:rFonts w:ascii="Times New Roman" w:hAnsi="Times New Roman"/>
+          <w:color w:val="000000"/>
+          <w:sz w:val="24"/>
+        </w:rPr>
+        <w:t xml:space="preserve"> </w:t>
+      </w:r>
+      <w:proofErr w:type="spellStart"/>
+      <w:r>
+        <w:rPr>
+          <w:rFonts w:ascii="Times New Roman" w:hAnsi="Times New Roman"/>
+          <w:color w:val="000000"/>
+          <w:sz w:val="24"/>
+        </w:rPr>
+        <w:t>ditentukan</w:t>
+      </w:r>
+      <w:proofErr w:type="spellEnd"/>
+      <w:r>
+        <w:rPr>
+          <w:rFonts w:ascii="Times New Roman" w:hAnsi="Times New Roman"/>
+          <w:color w:val="000000"/>
+          <w:sz w:val="24"/>
+        </w:rPr>
+        <w:t xml:space="preserve"> </w:t>
+      </w:r>
+      <w:proofErr w:type="spellStart"/>
+      <w:r>
+        <w:rPr>
+          <w:rFonts w:ascii="Times New Roman" w:hAnsi="Times New Roman"/>
+          <w:color w:val="000000"/>
+          <w:sz w:val="24"/>
+        </w:rPr>
+        <w:t>langsung</w:t>
+      </w:r>
+      <w:proofErr w:type="spellEnd"/>
+      <w:r>
+        <w:rPr>
+          <w:rFonts w:ascii="Times New Roman" w:hAnsi="Times New Roman"/>
+          <w:color w:val="000000"/>
+          <w:sz w:val="24"/>
+        </w:rPr>
+        <w:t xml:space="preserve"> oleh server </w:t>
+      </w:r>
+      <w:proofErr w:type="spellStart"/>
+      <w:r>
+        <w:rPr>
+          <w:rFonts w:ascii="Times New Roman" w:hAnsi="Times New Roman"/>
+          <w:color w:val="000000"/>
+          <w:sz w:val="24"/>
+        </w:rPr>
+        <w:t>berdasarkan</w:t>
+      </w:r>
+      <w:proofErr w:type="spellEnd"/>
+      <w:r>
+        <w:rPr>
+          <w:rFonts w:ascii="Times New Roman" w:hAnsi="Times New Roman"/>
+          <w:color w:val="000000"/>
+          <w:sz w:val="24"/>
+        </w:rPr>
+        <w:t xml:space="preserve"> data </w:t>
+      </w:r>
+      <w:proofErr w:type="spellStart"/>
+      <w:r>
+        <w:rPr>
+          <w:rFonts w:ascii="Times New Roman" w:hAnsi="Times New Roman"/>
+          <w:color w:val="000000"/>
+          <w:sz w:val="24"/>
+        </w:rPr>
+        <w:t>katalog</w:t>
+      </w:r>
+      <w:proofErr w:type="spellEnd"/>
+      <w:r>
+        <w:rPr>
+          <w:rFonts w:ascii="Times New Roman" w:hAnsi="Times New Roman"/>
+          <w:color w:val="000000"/>
+          <w:sz w:val="24"/>
+        </w:rPr>
+        <w:t xml:space="preserve"> </w:t>
+      </w:r>
+      <w:proofErr w:type="spellStart"/>
+      <w:r>
+        <w:rPr>
+          <w:rFonts w:ascii="Times New Roman" w:hAnsi="Times New Roman"/>
+          <w:color w:val="000000"/>
+          <w:sz w:val="24"/>
+        </w:rPr>
+        <w:t>resmi</w:t>
+      </w:r>
+      <w:proofErr w:type="spellEnd"/>
+      <w:r>
+        <w:rPr>
+          <w:rFonts w:ascii="Times New Roman" w:hAnsi="Times New Roman"/>
+          <w:color w:val="000000"/>
+          <w:sz w:val="24"/>
+        </w:rPr>
+        <w:t>.</w:t>
+      </w:r>
+    </w:p>
+    <w:p>
+      <w:pPr>
+        <w:spacing w:before="80" w:after="80"/>
+      </w:pPr>
+    </w:p>
+    <w:p>
+      <w:pPr>
+        <w:spacing w:before="240" w:after="120"/>
+      </w:pPr>
+      <w:r>
+        <w:rPr>
+          <w:rFonts w:ascii="Times New Roman" w:hAnsi="Times New Roman"/>
+          <w:b/>
+          <w:color w:val="000000"/>
+          <w:sz w:val="28"/>
+        </w:rPr>
+        <w:t xml:space="preserve">BAGIAN </w:t>
+      </w:r>
+      <w:r>
+        <w:rPr>
+          <w:b/>
+          <w:sz w:val="28"/>
+        </w:rPr>
+        <w:t>3</w:t>
+      </w:r>
+      <w:r>
+        <w:rPr>
+          <w:rFonts w:ascii="Times New Roman" w:hAnsi="Times New Roman"/>
+          <w:b/>
+          <w:color w:val="000000"/>
+          <w:sz w:val="28"/>
+        </w:rPr>
+        <w:t>: LESSON-LEARNED (STATEFUL VS STATELESS)</w:t>
+      </w:r>
+    </w:p>
+    <w:p>
+      <w:pPr>
+        <w:spacing w:after="80"/>
+      </w:pPr>
+      <w:proofErr w:type="spellStart"/>
+      <w:r>
+        <w:rPr>
+          <w:rFonts w:ascii="Times New Roman" w:hAnsi="Times New Roman"/>
+          <w:color w:val="000000"/>
+          <w:sz w:val="24"/>
+        </w:rPr>
+        <w:t>Berdasarkan</w:t>
+      </w:r>
+      <w:proofErr w:type="spellEnd"/>
+      <w:r>
+        <w:rPr>
+          <w:rFonts w:ascii="Times New Roman" w:hAnsi="Times New Roman"/>
+          <w:color w:val="000000"/>
+          <w:sz w:val="24"/>
+        </w:rPr>
+        <w:t xml:space="preserve"> </w:t>
+      </w:r>
+      <w:proofErr w:type="spellStart"/>
+      <w:r>
+        <w:rPr>
+          <w:rFonts w:ascii="Times New Roman" w:hAnsi="Times New Roman"/>
+          <w:color w:val="000000"/>
+          <w:sz w:val="24"/>
+        </w:rPr>
+        <w:t>perbandingan</w:t>
+      </w:r>
+      <w:proofErr w:type="spellEnd"/>
+      <w:r>
+        <w:rPr>
+          <w:rFonts w:ascii="Times New Roman" w:hAnsi="Times New Roman"/>
+          <w:color w:val="000000"/>
+          <w:sz w:val="24"/>
+        </w:rPr>
+        <w:t xml:space="preserve"> </w:t>
+      </w:r>
+      <w:proofErr w:type="spellStart"/>
+      <w:r>
+        <w:rPr>
+          <w:rFonts w:ascii="Times New Roman" w:hAnsi="Times New Roman"/>
+          <w:color w:val="000000"/>
+          <w:sz w:val="24"/>
+        </w:rPr>
+        <w:t>implementasi</w:t>
+      </w:r>
+      <w:proofErr w:type="spellEnd"/>
+      <w:r>
+        <w:rPr>
+          <w:rFonts w:ascii="Times New Roman" w:hAnsi="Times New Roman"/>
+          <w:color w:val="000000"/>
+          <w:sz w:val="24"/>
+        </w:rPr>
+        <w:t xml:space="preserve"> </w:t>
+      </w:r>
+      <w:proofErr w:type="spellStart"/>
+      <w:r>
+        <w:rPr>
+          <w:rFonts w:ascii="Times New Roman" w:hAnsi="Times New Roman"/>
+          <w:color w:val="000000"/>
+          <w:sz w:val="24"/>
+        </w:rPr>
+        <w:t>antara</w:t>
+      </w:r>
+      <w:proofErr w:type="spellEnd"/>
+      <w:r>
+        <w:rPr>
+          <w:rFonts w:ascii="Times New Roman" w:hAnsi="Times New Roman"/>
+          <w:color w:val="000000"/>
+          <w:sz w:val="24"/>
+        </w:rPr>
+        <w:t xml:space="preserve"> Modul </w:t>
+      </w:r>
+      <w:proofErr w:type="spellStart"/>
+      <w:r>
+        <w:rPr>
+          <w:rFonts w:ascii="Times New Roman" w:hAnsi="Times New Roman"/>
+          <w:color w:val="000000"/>
+          <w:sz w:val="24"/>
+        </w:rPr>
+        <w:t>Praktikum</w:t>
+      </w:r>
+      <w:proofErr w:type="spellEnd"/>
+      <w:r>
+        <w:rPr>
+          <w:rFonts w:ascii="Times New Roman" w:hAnsi="Times New Roman"/>
+          <w:color w:val="000000"/>
+          <w:sz w:val="24"/>
+        </w:rPr>
+        <w:t xml:space="preserve"> </w:t>
+      </w:r>
+      <w:proofErr w:type="spellStart"/>
+      <w:r>
+        <w:rPr>
+          <w:rFonts w:ascii="Times New Roman" w:hAnsi="Times New Roman"/>
+          <w:color w:val="000000"/>
+          <w:sz w:val="24"/>
+        </w:rPr>
+        <w:t>sebelumnya</w:t>
+      </w:r>
+      <w:proofErr w:type="spellEnd"/>
+      <w:r>
+        <w:rPr>
+          <w:rFonts w:ascii="Times New Roman" w:hAnsi="Times New Roman"/>
+          <w:color w:val="000000"/>
+          <w:sz w:val="24"/>
+        </w:rPr>
+        <w:t xml:space="preserve"> (Stateful </w:t>
+      </w:r>
+      <w:proofErr w:type="spellStart"/>
+      <w:r>
+        <w:rPr>
+          <w:rFonts w:ascii="Times New Roman" w:hAnsi="Times New Roman"/>
+          <w:color w:val="000000"/>
+          <w:sz w:val="24"/>
+        </w:rPr>
+        <w:t>menggunakan</w:t>
+      </w:r>
+      <w:proofErr w:type="spellEnd"/>
+      <w:r>
+        <w:rPr>
+          <w:rFonts w:ascii="Times New Roman" w:hAnsi="Times New Roman"/>
+          <w:color w:val="000000"/>
+          <w:sz w:val="24"/>
+        </w:rPr>
+        <w:t xml:space="preserve"> Laravel Session) dan </w:t>
+      </w:r>
+      <w:proofErr w:type="spellStart"/>
+      <w:r>
+        <w:rPr>
+          <w:rFonts w:ascii="Times New Roman" w:hAnsi="Times New Roman"/>
+          <w:color w:val="000000"/>
+          <w:sz w:val="24"/>
+        </w:rPr>
+        <w:t>praktikum</w:t>
+      </w:r>
+      <w:proofErr w:type="spellEnd"/>
+      <w:r>
+        <w:rPr>
+          <w:rFonts w:ascii="Times New Roman" w:hAnsi="Times New Roman"/>
+          <w:color w:val="000000"/>
+          <w:sz w:val="24"/>
+        </w:rPr>
+        <w:t xml:space="preserve"> </w:t>
+      </w:r>
+      <w:proofErr w:type="spellStart"/>
+      <w:r>
+        <w:rPr>
+          <w:rFonts w:ascii="Times New Roman" w:hAnsi="Times New Roman"/>
+          <w:color w:val="000000"/>
+          <w:sz w:val="24"/>
+        </w:rPr>
+        <w:t>ini</w:t>
+      </w:r>
+      <w:proofErr w:type="spellEnd"/>
+      <w:r>
+        <w:rPr>
+          <w:rFonts w:ascii="Times New Roman" w:hAnsi="Times New Roman"/>
+          <w:color w:val="000000"/>
+          <w:sz w:val="24"/>
+        </w:rPr>
+        <w:t xml:space="preserve"> (Stateless Shopping Cart), </w:t>
+      </w:r>
+      <w:proofErr w:type="spellStart"/>
+      <w:r>
+        <w:rPr>
+          <w:rFonts w:ascii="Times New Roman" w:hAnsi="Times New Roman"/>
+          <w:color w:val="000000"/>
+          <w:sz w:val="24"/>
+        </w:rPr>
+        <w:t>diperoleh</w:t>
+      </w:r>
+      <w:proofErr w:type="spellEnd"/>
+      <w:r>
+        <w:rPr>
+          <w:rFonts w:ascii="Times New Roman" w:hAnsi="Times New Roman"/>
+          <w:color w:val="000000"/>
+          <w:sz w:val="24"/>
+        </w:rPr>
+        <w:t xml:space="preserve"> </w:t>
+      </w:r>
+      <w:proofErr w:type="spellStart"/>
+      <w:r>
+        <w:rPr>
+          <w:rFonts w:ascii="Times New Roman" w:hAnsi="Times New Roman"/>
+          <w:color w:val="000000"/>
+          <w:sz w:val="24"/>
+        </w:rPr>
+        <w:t>pemahaman</w:t>
+      </w:r>
+      <w:proofErr w:type="spellEnd"/>
+      <w:r>
+        <w:rPr>
+          <w:rFonts w:ascii="Times New Roman" w:hAnsi="Times New Roman"/>
+          <w:color w:val="000000"/>
+          <w:sz w:val="24"/>
+        </w:rPr>
+        <w:t xml:space="preserve"> </w:t>
+      </w:r>
+      <w:proofErr w:type="spellStart"/>
+      <w:r>
+        <w:rPr>
+          <w:rFonts w:ascii="Times New Roman" w:hAnsi="Times New Roman"/>
+          <w:color w:val="000000"/>
+          <w:sz w:val="24"/>
+        </w:rPr>
+        <w:t>mendalam</w:t>
+      </w:r>
+      <w:proofErr w:type="spellEnd"/>
+      <w:r>
+        <w:rPr>
+          <w:rFonts w:ascii="Times New Roman" w:hAnsi="Times New Roman"/>
+          <w:color w:val="000000"/>
+          <w:sz w:val="24"/>
+        </w:rPr>
+        <w:t xml:space="preserve"> </w:t>
+      </w:r>
+      <w:proofErr w:type="spellStart"/>
+      <w:r>
+        <w:rPr>
+          <w:rFonts w:ascii="Times New Roman" w:hAnsi="Times New Roman"/>
+          <w:color w:val="000000"/>
+          <w:sz w:val="24"/>
+        </w:rPr>
+        <w:t>mengenai</w:t>
+      </w:r>
+      <w:proofErr w:type="spellEnd"/>
+      <w:r>
+        <w:rPr>
+          <w:rFonts w:ascii="Times New Roman" w:hAnsi="Times New Roman"/>
+          <w:color w:val="000000"/>
+          <w:sz w:val="24"/>
+        </w:rPr>
+        <w:t xml:space="preserve"> </w:t>
+      </w:r>
+      <w:proofErr w:type="spellStart"/>
+      <w:r>
+        <w:rPr>
+          <w:rFonts w:ascii="Times New Roman" w:hAnsi="Times New Roman"/>
+          <w:color w:val="000000"/>
+          <w:sz w:val="24"/>
+        </w:rPr>
+        <w:t>arsitektur</w:t>
+      </w:r>
+      <w:proofErr w:type="spellEnd"/>
+      <w:r>
+        <w:rPr>
+          <w:rFonts w:ascii="Times New Roman" w:hAnsi="Times New Roman"/>
+          <w:color w:val="000000"/>
+          <w:sz w:val="24"/>
+        </w:rPr>
+        <w:t xml:space="preserve"> </w:t>
+      </w:r>
+      <w:proofErr w:type="spellStart"/>
+      <w:r>
+        <w:rPr>
+          <w:rFonts w:ascii="Times New Roman" w:hAnsi="Times New Roman"/>
+          <w:color w:val="000000"/>
+          <w:sz w:val="24"/>
+        </w:rPr>
+        <w:t>sistem</w:t>
+      </w:r>
+      <w:proofErr w:type="spellEnd"/>
+      <w:r>
+        <w:rPr>
+          <w:rFonts w:ascii="Times New Roman" w:hAnsi="Times New Roman"/>
+          <w:color w:val="000000"/>
+          <w:sz w:val="24"/>
+        </w:rPr>
+        <w:t xml:space="preserve"> web:</w:t>
+      </w:r>
+    </w:p>
+    <w:p>
+      <w:pPr>
+        <w:spacing w:after="80"/>
+      </w:pPr>
+      <w:r>
+        <w:rPr>
+          <w:rFonts w:ascii="Times New Roman" w:hAnsi="Times New Roman"/>
+          <w:color w:val="000000"/>
+          <w:sz w:val="24"/>
+        </w:rPr>
+        <w:t xml:space="preserve">1. Lokasi </w:t>
+      </w:r>
+      <w:proofErr w:type="spellStart"/>
+      <w:r>
+        <w:rPr>
+          <w:rFonts w:ascii="Times New Roman" w:hAnsi="Times New Roman"/>
+          <w:color w:val="000000"/>
+          <w:sz w:val="24"/>
+        </w:rPr>
+        <w:t>Penyimpanan</w:t>
+      </w:r>
+      <w:proofErr w:type="spellEnd"/>
+      <w:r>
+        <w:rPr>
+          <w:rFonts w:ascii="Times New Roman" w:hAnsi="Times New Roman"/>
+          <w:color w:val="000000"/>
+          <w:sz w:val="24"/>
+        </w:rPr>
+        <w:t xml:space="preserve"> State:</w:t>
+      </w:r>
+    </w:p>
+    <w:p>
+      <w:pPr>
+        <w:spacing w:after="80"/>
+      </w:pPr>
+      <w:r>
+        <w:rPr>
+          <w:rFonts w:ascii="Times New Roman" w:hAnsi="Times New Roman"/>
+          <w:color w:val="000000"/>
+          <w:sz w:val="24"/>
+        </w:rPr>
+        <w:t xml:space="preserve">   Pada </w:t>
+      </w:r>
+      <w:proofErr w:type="spellStart"/>
+      <w:r>
+        <w:rPr>
+          <w:rFonts w:ascii="Times New Roman" w:hAnsi="Times New Roman"/>
+          <w:color w:val="000000"/>
+          <w:sz w:val="24"/>
+        </w:rPr>
+        <w:t>sistem</w:t>
+      </w:r>
+      <w:proofErr w:type="spellEnd"/>
+      <w:r>
+        <w:rPr>
+          <w:rFonts w:ascii="Times New Roman" w:hAnsi="Times New Roman"/>
+          <w:color w:val="000000"/>
+          <w:sz w:val="24"/>
+        </w:rPr>
+        <w:t xml:space="preserve"> stateful, server </w:t>
+      </w:r>
+      <w:proofErr w:type="spellStart"/>
+      <w:r>
+        <w:rPr>
+          <w:rFonts w:ascii="Times New Roman" w:hAnsi="Times New Roman"/>
+          <w:color w:val="000000"/>
+          <w:sz w:val="24"/>
+        </w:rPr>
+        <w:t>bertanggung</w:t>
+      </w:r>
+      <w:proofErr w:type="spellEnd"/>
+      <w:r>
+        <w:rPr>
+          <w:rFonts w:ascii="Times New Roman" w:hAnsi="Times New Roman"/>
+          <w:color w:val="000000"/>
+          <w:sz w:val="24"/>
+        </w:rPr>
+        <w:t xml:space="preserve"> </w:t>
+      </w:r>
+      <w:proofErr w:type="spellStart"/>
+      <w:r>
+        <w:rPr>
+          <w:rFonts w:ascii="Times New Roman" w:hAnsi="Times New Roman"/>
+          <w:color w:val="000000"/>
+          <w:sz w:val="24"/>
+        </w:rPr>
+        <w:t>jawab</w:t>
+      </w:r>
+      <w:proofErr w:type="spellEnd"/>
+      <w:r>
+        <w:rPr>
+          <w:rFonts w:ascii="Times New Roman" w:hAnsi="Times New Roman"/>
+          <w:color w:val="000000"/>
+          <w:sz w:val="24"/>
+        </w:rPr>
+        <w:t xml:space="preserve"> </w:t>
+      </w:r>
+      <w:proofErr w:type="spellStart"/>
+      <w:r>
+        <w:rPr>
+          <w:rFonts w:ascii="Times New Roman" w:hAnsi="Times New Roman"/>
+          <w:color w:val="000000"/>
+          <w:sz w:val="24"/>
+        </w:rPr>
+        <w:t>menyimpan</w:t>
+      </w:r>
+      <w:proofErr w:type="spellEnd"/>
+      <w:r>
+        <w:rPr>
+          <w:rFonts w:ascii="Times New Roman" w:hAnsi="Times New Roman"/>
+          <w:color w:val="000000"/>
+          <w:sz w:val="24"/>
+        </w:rPr>
+        <w:t xml:space="preserve"> status </w:t>
+      </w:r>
+      <w:proofErr w:type="spellStart"/>
+      <w:r>
+        <w:rPr>
+          <w:rFonts w:ascii="Times New Roman" w:hAnsi="Times New Roman"/>
+          <w:color w:val="000000"/>
+          <w:sz w:val="24"/>
+        </w:rPr>
+        <w:t>transaksi</w:t>
+      </w:r>
+      <w:proofErr w:type="spellEnd"/>
+      <w:r>
+        <w:rPr>
+          <w:rFonts w:ascii="Times New Roman" w:hAnsi="Times New Roman"/>
+          <w:color w:val="000000"/>
+          <w:sz w:val="24"/>
+        </w:rPr>
+        <w:t xml:space="preserve"> </w:t>
+      </w:r>
+      <w:proofErr w:type="spellStart"/>
+      <w:r>
+        <w:rPr>
+          <w:rFonts w:ascii="Times New Roman" w:hAnsi="Times New Roman"/>
+          <w:color w:val="000000"/>
+          <w:sz w:val="24"/>
+        </w:rPr>
+        <w:t>pengguna</w:t>
+      </w:r>
+      <w:proofErr w:type="spellEnd"/>
+      <w:r>
+        <w:rPr>
+          <w:rFonts w:ascii="Times New Roman" w:hAnsi="Times New Roman"/>
+          <w:color w:val="000000"/>
+          <w:sz w:val="24"/>
+        </w:rPr>
+        <w:t xml:space="preserve"> (session) dan </w:t>
+      </w:r>
+      <w:proofErr w:type="spellStart"/>
+      <w:r>
+        <w:rPr>
+          <w:rFonts w:ascii="Times New Roman" w:hAnsi="Times New Roman"/>
+          <w:color w:val="000000"/>
+          <w:sz w:val="24"/>
+        </w:rPr>
+        <w:t>mengikatnya</w:t>
+      </w:r>
+      <w:proofErr w:type="spellEnd"/>
+      <w:r>
+        <w:rPr>
+          <w:rFonts w:ascii="Times New Roman" w:hAnsi="Times New Roman"/>
+          <w:color w:val="000000"/>
+          <w:sz w:val="24"/>
+        </w:rPr>
+        <w:t xml:space="preserve"> </w:t>
+      </w:r>
+      <w:proofErr w:type="spellStart"/>
+      <w:r>
+        <w:rPr>
+          <w:rFonts w:ascii="Times New Roman" w:hAnsi="Times New Roman"/>
+          <w:color w:val="000000"/>
+          <w:sz w:val="24"/>
+        </w:rPr>
+        <w:t>dengan</w:t>
+      </w:r>
+      <w:proofErr w:type="spellEnd"/>
+      <w:r>
+        <w:rPr>
+          <w:rFonts w:ascii="Times New Roman" w:hAnsi="Times New Roman"/>
+          <w:color w:val="000000"/>
+          <w:sz w:val="24"/>
+        </w:rPr>
+        <w:t xml:space="preserve"> cookie session ID di browser. Pada </w:t>
+      </w:r>
+      <w:proofErr w:type="spellStart"/>
+      <w:r>
+        <w:rPr>
+          <w:rFonts w:ascii="Times New Roman" w:hAnsi="Times New Roman"/>
+          <w:color w:val="000000"/>
+          <w:sz w:val="24"/>
+        </w:rPr>
+        <w:t>sistem</w:t>
+      </w:r>
+      <w:proofErr w:type="spellEnd"/>
+      <w:r>
+        <w:rPr>
+          <w:rFonts w:ascii="Times New Roman" w:hAnsi="Times New Roman"/>
+          <w:color w:val="000000"/>
+          <w:sz w:val="24"/>
+        </w:rPr>
+        <w:t xml:space="preserve"> stateless, server </w:t>
+      </w:r>
+      <w:proofErr w:type="spellStart"/>
+      <w:r>
+        <w:rPr>
+          <w:rFonts w:ascii="Times New Roman" w:hAnsi="Times New Roman"/>
+          <w:color w:val="000000"/>
+          <w:sz w:val="24"/>
+        </w:rPr>
+        <w:t>sama</w:t>
+      </w:r>
+      <w:proofErr w:type="spellEnd"/>
+      <w:r>
+        <w:rPr>
+          <w:rFonts w:ascii="Times New Roman" w:hAnsi="Times New Roman"/>
+          <w:color w:val="000000"/>
+          <w:sz w:val="24"/>
+        </w:rPr>
+        <w:t xml:space="preserve"> </w:t>
+      </w:r>
+      <w:proofErr w:type="spellStart"/>
+      <w:r>
+        <w:rPr>
+          <w:rFonts w:ascii="Times New Roman" w:hAnsi="Times New Roman"/>
+          <w:color w:val="000000"/>
+          <w:sz w:val="24"/>
+        </w:rPr>
+        <w:t>sekali</w:t>
+      </w:r>
+      <w:proofErr w:type="spellEnd"/>
+      <w:r>
+        <w:rPr>
+          <w:rFonts w:ascii="Times New Roman" w:hAnsi="Times New Roman"/>
+          <w:color w:val="000000"/>
+          <w:sz w:val="24"/>
+        </w:rPr>
+        <w:t xml:space="preserve"> </w:t>
+      </w:r>
+      <w:proofErr w:type="spellStart"/>
+      <w:r>
+        <w:rPr>
+          <w:rFonts w:ascii="Times New Roman" w:hAnsi="Times New Roman"/>
+          <w:color w:val="000000"/>
+          <w:sz w:val="24"/>
+        </w:rPr>
+        <w:t>tidak</w:t>
+      </w:r>
+      <w:proofErr w:type="spellEnd"/>
+      <w:r>
+        <w:rPr>
+          <w:rFonts w:ascii="Times New Roman" w:hAnsi="Times New Roman"/>
+          <w:color w:val="000000"/>
+          <w:sz w:val="24"/>
+        </w:rPr>
+        <w:t xml:space="preserve"> </w:t>
+      </w:r>
+      <w:proofErr w:type="spellStart"/>
+      <w:r>
+        <w:rPr>
+          <w:rFonts w:ascii="Times New Roman" w:hAnsi="Times New Roman"/>
+          <w:color w:val="000000"/>
+          <w:sz w:val="24"/>
+        </w:rPr>
+        <w:t>menyimpan</w:t>
+      </w:r>
+      <w:proofErr w:type="spellEnd"/>
+      <w:r>
+        <w:rPr>
+          <w:rFonts w:ascii="Times New Roman" w:hAnsi="Times New Roman"/>
+          <w:color w:val="000000"/>
+          <w:sz w:val="24"/>
+        </w:rPr>
+        <w:t xml:space="preserve"> </w:t>
+      </w:r>
+      <w:proofErr w:type="spellStart"/>
+      <w:r>
+        <w:rPr>
+          <w:rFonts w:ascii="Times New Roman" w:hAnsi="Times New Roman"/>
+          <w:color w:val="000000"/>
+          <w:sz w:val="24"/>
+        </w:rPr>
+        <w:t>riwayat</w:t>
+      </w:r>
+      <w:proofErr w:type="spellEnd"/>
+      <w:r>
+        <w:rPr>
+          <w:rFonts w:ascii="Times New Roman" w:hAnsi="Times New Roman"/>
+          <w:color w:val="000000"/>
+          <w:sz w:val="24"/>
+        </w:rPr>
+        <w:t xml:space="preserve"> data </w:t>
+      </w:r>
+      <w:proofErr w:type="spellStart"/>
+      <w:r>
+        <w:rPr>
+          <w:rFonts w:ascii="Times New Roman" w:hAnsi="Times New Roman"/>
+          <w:color w:val="000000"/>
+          <w:sz w:val="24"/>
+        </w:rPr>
+        <w:t>pengguna</w:t>
+      </w:r>
+      <w:proofErr w:type="spellEnd"/>
+      <w:r>
+        <w:rPr>
+          <w:rFonts w:ascii="Times New Roman" w:hAnsi="Times New Roman"/>
+          <w:color w:val="000000"/>
+          <w:sz w:val="24"/>
+        </w:rPr>
+        <w:t xml:space="preserve">; browser </w:t>
+      </w:r>
+      <w:proofErr w:type="spellStart"/>
+      <w:r>
+        <w:rPr>
+          <w:rFonts w:ascii="Times New Roman" w:hAnsi="Times New Roman"/>
+          <w:color w:val="000000"/>
+          <w:sz w:val="24"/>
+        </w:rPr>
+        <w:t>wajib</w:t>
+      </w:r>
+      <w:proofErr w:type="spellEnd"/>
+      <w:r>
+        <w:rPr>
+          <w:rFonts w:ascii="Times New Roman" w:hAnsi="Times New Roman"/>
+          <w:color w:val="000000"/>
+          <w:sz w:val="24"/>
+        </w:rPr>
+        <w:t xml:space="preserve"> </w:t>
+      </w:r>
+      <w:proofErr w:type="spellStart"/>
+      <w:r>
+        <w:rPr>
+          <w:rFonts w:ascii="Times New Roman" w:hAnsi="Times New Roman"/>
+          <w:color w:val="000000"/>
+          <w:sz w:val="24"/>
+        </w:rPr>
+        <w:t>membawa</w:t>
+      </w:r>
+      <w:proofErr w:type="spellEnd"/>
+      <w:r>
+        <w:rPr>
+          <w:rFonts w:ascii="Times New Roman" w:hAnsi="Times New Roman"/>
+          <w:color w:val="000000"/>
+          <w:sz w:val="24"/>
+        </w:rPr>
+        <w:t xml:space="preserve"> </w:t>
+      </w:r>
+      <w:proofErr w:type="spellStart"/>
+      <w:r>
+        <w:rPr>
+          <w:rFonts w:ascii="Times New Roman" w:hAnsi="Times New Roman"/>
+          <w:color w:val="000000"/>
+          <w:sz w:val="24"/>
+        </w:rPr>
+        <w:t>seluruh</w:t>
+      </w:r>
+      <w:proofErr w:type="spellEnd"/>
+      <w:r>
+        <w:rPr>
+          <w:rFonts w:ascii="Times New Roman" w:hAnsi="Times New Roman"/>
+          <w:color w:val="000000"/>
+          <w:sz w:val="24"/>
+        </w:rPr>
+        <w:t xml:space="preserve"> </w:t>
+      </w:r>
+      <w:proofErr w:type="spellStart"/>
+      <w:r>
+        <w:rPr>
+          <w:rFonts w:ascii="Times New Roman" w:hAnsi="Times New Roman"/>
+          <w:color w:val="000000"/>
+          <w:sz w:val="24"/>
+        </w:rPr>
+        <w:t>konteks</w:t>
+      </w:r>
+      <w:proofErr w:type="spellEnd"/>
+      <w:r>
+        <w:rPr>
+          <w:rFonts w:ascii="Times New Roman" w:hAnsi="Times New Roman"/>
+          <w:color w:val="000000"/>
+          <w:sz w:val="24"/>
+        </w:rPr>
+        <w:t xml:space="preserve"> </w:t>
+      </w:r>
+      <w:proofErr w:type="spellStart"/>
+      <w:r>
+        <w:rPr>
+          <w:rFonts w:ascii="Times New Roman" w:hAnsi="Times New Roman"/>
+          <w:color w:val="000000"/>
+          <w:sz w:val="24"/>
+        </w:rPr>
+        <w:t>atau</w:t>
+      </w:r>
+      <w:proofErr w:type="spellEnd"/>
+      <w:r>
+        <w:rPr>
+          <w:rFonts w:ascii="Times New Roman" w:hAnsi="Times New Roman"/>
+          <w:color w:val="000000"/>
+          <w:sz w:val="24"/>
+        </w:rPr>
+        <w:t xml:space="preserve"> state </w:t>
+      </w:r>
+      <w:proofErr w:type="spellStart"/>
+      <w:r>
+        <w:rPr>
+          <w:rFonts w:ascii="Times New Roman" w:hAnsi="Times New Roman"/>
+          <w:color w:val="000000"/>
+          <w:sz w:val="24"/>
+        </w:rPr>
+        <w:t>transaksi</w:t>
+      </w:r>
+      <w:proofErr w:type="spellEnd"/>
+      <w:r>
+        <w:rPr>
+          <w:rFonts w:ascii="Times New Roman" w:hAnsi="Times New Roman"/>
+          <w:color w:val="000000"/>
+          <w:sz w:val="24"/>
+        </w:rPr>
+        <w:t xml:space="preserve"> di </w:t>
+      </w:r>
+      <w:proofErr w:type="spellStart"/>
+      <w:r>
+        <w:rPr>
+          <w:rFonts w:ascii="Times New Roman" w:hAnsi="Times New Roman"/>
+          <w:color w:val="000000"/>
+          <w:sz w:val="24"/>
+        </w:rPr>
+        <w:t>setiap</w:t>
+      </w:r>
+      <w:proofErr w:type="spellEnd"/>
+      <w:r>
+        <w:rPr>
+          <w:rFonts w:ascii="Times New Roman" w:hAnsi="Times New Roman"/>
+          <w:color w:val="000000"/>
+          <w:sz w:val="24"/>
+        </w:rPr>
+        <w:t xml:space="preserve"> request HTTP.</w:t>
+      </w:r>
+    </w:p>
+    <w:p>
+      <w:pPr>
+        <w:spacing w:after="80"/>
+      </w:pPr>
+      <w:r>
+        <w:rPr>
+          <w:rFonts w:ascii="Times New Roman" w:hAnsi="Times New Roman"/>
+          <w:color w:val="000000"/>
+          <w:sz w:val="24"/>
+        </w:rPr>
+        <w:t xml:space="preserve">2. Beban </w:t>
+      </w:r>
+      <w:proofErr w:type="spellStart"/>
+      <w:r>
+        <w:rPr>
+          <w:rFonts w:ascii="Times New Roman" w:hAnsi="Times New Roman"/>
+          <w:color w:val="000000"/>
+          <w:sz w:val="24"/>
+        </w:rPr>
+        <w:t>Komputasi</w:t>
+      </w:r>
+      <w:proofErr w:type="spellEnd"/>
+      <w:r>
+        <w:rPr>
+          <w:rFonts w:ascii="Times New Roman" w:hAnsi="Times New Roman"/>
+          <w:color w:val="000000"/>
+          <w:sz w:val="24"/>
+        </w:rPr>
+        <w:t xml:space="preserve"> dan Memori (Server Overhead):</w:t>
+      </w:r>
+    </w:p>
+    <w:p>
+      <w:pPr>
+        <w:spacing w:after="80"/>
+      </w:pPr>
+      <w:r>
+        <w:rPr>
+          <w:rFonts w:ascii="Times New Roman" w:hAnsi="Times New Roman"/>
+          <w:color w:val="000000"/>
+          <w:sz w:val="24"/>
+        </w:rPr>
+        <w:t xml:space="preserve">   </w:t>
+      </w:r>
+      <w:proofErr w:type="spellStart"/>
+      <w:r>
+        <w:rPr>
+          <w:rFonts w:ascii="Times New Roman" w:hAnsi="Times New Roman"/>
+          <w:color w:val="000000"/>
+          <w:sz w:val="24"/>
+        </w:rPr>
+        <w:t>Sistem</w:t>
+      </w:r>
+      <w:proofErr w:type="spellEnd"/>
+      <w:r>
+        <w:rPr>
+          <w:rFonts w:ascii="Times New Roman" w:hAnsi="Times New Roman"/>
+          <w:color w:val="000000"/>
+          <w:sz w:val="24"/>
+        </w:rPr>
+        <w:t xml:space="preserve"> stateful </w:t>
+      </w:r>
+      <w:proofErr w:type="spellStart"/>
+      <w:r>
+        <w:rPr>
+          <w:rFonts w:ascii="Times New Roman" w:hAnsi="Times New Roman"/>
+          <w:color w:val="000000"/>
+          <w:sz w:val="24"/>
+        </w:rPr>
+        <w:t>mengonsumsi</w:t>
+      </w:r>
+      <w:proofErr w:type="spellEnd"/>
+      <w:r>
+        <w:rPr>
+          <w:rFonts w:ascii="Times New Roman" w:hAnsi="Times New Roman"/>
+          <w:color w:val="000000"/>
+          <w:sz w:val="24"/>
+        </w:rPr>
+        <w:t xml:space="preserve"> </w:t>
+      </w:r>
+      <w:proofErr w:type="spellStart"/>
+      <w:r>
+        <w:rPr>
+          <w:rFonts w:ascii="Times New Roman" w:hAnsi="Times New Roman"/>
+          <w:color w:val="000000"/>
+          <w:sz w:val="24"/>
+        </w:rPr>
+        <w:t>memori</w:t>
+      </w:r>
+      <w:proofErr w:type="spellEnd"/>
+      <w:r>
+        <w:rPr>
+          <w:rFonts w:ascii="Times New Roman" w:hAnsi="Times New Roman"/>
+          <w:color w:val="000000"/>
+          <w:sz w:val="24"/>
+        </w:rPr>
+        <w:t xml:space="preserve"> dan </w:t>
+      </w:r>
+      <w:proofErr w:type="spellStart"/>
+      <w:r>
+        <w:rPr>
+          <w:rFonts w:ascii="Times New Roman" w:hAnsi="Times New Roman"/>
+          <w:color w:val="000000"/>
+          <w:sz w:val="24"/>
+        </w:rPr>
+        <w:t>ruang</w:t>
+      </w:r>
+      <w:proofErr w:type="spellEnd"/>
+      <w:r>
+        <w:rPr>
+          <w:rFonts w:ascii="Times New Roman" w:hAnsi="Times New Roman"/>
+          <w:color w:val="000000"/>
+          <w:sz w:val="24"/>
+        </w:rPr>
+        <w:t xml:space="preserve"> </w:t>
+      </w:r>
+      <w:proofErr w:type="spellStart"/>
+      <w:r>
+        <w:rPr>
+          <w:rFonts w:ascii="Times New Roman" w:hAnsi="Times New Roman"/>
+          <w:color w:val="000000"/>
+          <w:sz w:val="24"/>
+        </w:rPr>
+        <w:t>penyimpanan</w:t>
+      </w:r>
+      <w:proofErr w:type="spellEnd"/>
+      <w:r>
+        <w:rPr>
+          <w:rFonts w:ascii="Times New Roman" w:hAnsi="Times New Roman"/>
+          <w:color w:val="000000"/>
+          <w:sz w:val="24"/>
+        </w:rPr>
+        <w:t xml:space="preserve"> server </w:t>
+      </w:r>
+      <w:proofErr w:type="spellStart"/>
+      <w:r>
+        <w:rPr>
+          <w:rFonts w:ascii="Times New Roman" w:hAnsi="Times New Roman"/>
+          <w:color w:val="000000"/>
+          <w:sz w:val="24"/>
+        </w:rPr>
+        <w:t>seiring</w:t>
+      </w:r>
+      <w:proofErr w:type="spellEnd"/>
+      <w:r>
+        <w:rPr>
+          <w:rFonts w:ascii="Times New Roman" w:hAnsi="Times New Roman"/>
+          <w:color w:val="000000"/>
+          <w:sz w:val="24"/>
+        </w:rPr>
+        <w:t xml:space="preserve"> </w:t>
+      </w:r>
+      <w:proofErr w:type="spellStart"/>
+      <w:r>
+        <w:rPr>
+          <w:rFonts w:ascii="Times New Roman" w:hAnsi="Times New Roman"/>
+          <w:color w:val="000000"/>
+          <w:sz w:val="24"/>
+        </w:rPr>
+        <w:t>bertambahnya</w:t>
+      </w:r>
+      <w:proofErr w:type="spellEnd"/>
+      <w:r>
+        <w:rPr>
+          <w:rFonts w:ascii="Times New Roman" w:hAnsi="Times New Roman"/>
+          <w:color w:val="000000"/>
+          <w:sz w:val="24"/>
+        </w:rPr>
+        <w:t xml:space="preserve"> </w:t>
+      </w:r>
+      <w:proofErr w:type="spellStart"/>
+      <w:r>
+        <w:rPr>
+          <w:rFonts w:ascii="Times New Roman" w:hAnsi="Times New Roman"/>
+          <w:color w:val="000000"/>
+          <w:sz w:val="24"/>
+        </w:rPr>
+        <w:t>jumlah</w:t>
+      </w:r>
+      <w:proofErr w:type="spellEnd"/>
+      <w:r>
+        <w:rPr>
+          <w:rFonts w:ascii="Times New Roman" w:hAnsi="Times New Roman"/>
+          <w:color w:val="000000"/>
+          <w:sz w:val="24"/>
+        </w:rPr>
+        <w:t xml:space="preserve"> </w:t>
+      </w:r>
+      <w:proofErr w:type="spellStart"/>
+      <w:r>
+        <w:rPr>
+          <w:rFonts w:ascii="Times New Roman" w:hAnsi="Times New Roman"/>
+          <w:color w:val="000000"/>
+          <w:sz w:val="24"/>
+        </w:rPr>
+        <w:t>pengguna</w:t>
+      </w:r>
+      <w:proofErr w:type="spellEnd"/>
+      <w:r>
+        <w:rPr>
+          <w:rFonts w:ascii="Times New Roman" w:hAnsi="Times New Roman"/>
+          <w:color w:val="000000"/>
+          <w:sz w:val="24"/>
+        </w:rPr>
+        <w:t xml:space="preserve"> </w:t>
+      </w:r>
+      <w:proofErr w:type="spellStart"/>
+      <w:r>
+        <w:rPr>
+          <w:rFonts w:ascii="Times New Roman" w:hAnsi="Times New Roman"/>
+          <w:color w:val="000000"/>
+          <w:sz w:val="24"/>
+        </w:rPr>
+        <w:t>bersamaan</w:t>
+      </w:r>
+      <w:proofErr w:type="spellEnd"/>
+      <w:r>
+        <w:rPr>
+          <w:rFonts w:ascii="Times New Roman" w:hAnsi="Times New Roman"/>
+          <w:color w:val="000000"/>
+          <w:sz w:val="24"/>
+        </w:rPr>
+        <w:t xml:space="preserve"> (concurrent users). </w:t>
+      </w:r>
+      <w:proofErr w:type="spellStart"/>
+      <w:r>
+        <w:rPr>
+          <w:rFonts w:ascii="Times New Roman" w:hAnsi="Times New Roman"/>
+          <w:color w:val="000000"/>
+          <w:sz w:val="24"/>
+        </w:rPr>
+        <w:t>Sebaliknya</w:t>
+      </w:r>
+      <w:proofErr w:type="spellEnd"/>
+      <w:r>
+        <w:rPr>
+          <w:rFonts w:ascii="Times New Roman" w:hAnsi="Times New Roman"/>
+          <w:color w:val="000000"/>
+          <w:sz w:val="24"/>
+        </w:rPr>
+        <w:t xml:space="preserve">, </w:t>
+      </w:r>
+      <w:proofErr w:type="spellStart"/>
+      <w:r>
+        <w:rPr>
+          <w:rFonts w:ascii="Times New Roman" w:hAnsi="Times New Roman"/>
+          <w:color w:val="000000"/>
+          <w:sz w:val="24"/>
+        </w:rPr>
+        <w:t>sistem</w:t>
+      </w:r>
+      <w:proofErr w:type="spellEnd"/>
+      <w:r>
+        <w:rPr>
+          <w:rFonts w:ascii="Times New Roman" w:hAnsi="Times New Roman"/>
+          <w:color w:val="000000"/>
+          <w:sz w:val="24"/>
+        </w:rPr>
+        <w:t xml:space="preserve"> stateless </w:t>
+      </w:r>
+      <w:proofErr w:type="spellStart"/>
+      <w:r>
+        <w:rPr>
+          <w:rFonts w:ascii="Times New Roman" w:hAnsi="Times New Roman"/>
+          <w:color w:val="000000"/>
+          <w:sz w:val="24"/>
+        </w:rPr>
+        <w:t>membebaskan</w:t>
+      </w:r>
+      <w:proofErr w:type="spellEnd"/>
+      <w:r>
+        <w:rPr>
+          <w:rFonts w:ascii="Times New Roman" w:hAnsi="Times New Roman"/>
+          <w:color w:val="000000"/>
+          <w:sz w:val="24"/>
+        </w:rPr>
+        <w:t xml:space="preserve"> server </w:t>
+      </w:r>
+      <w:proofErr w:type="spellStart"/>
+      <w:r>
+        <w:rPr>
+          <w:rFonts w:ascii="Times New Roman" w:hAnsi="Times New Roman"/>
+          <w:color w:val="000000"/>
+          <w:sz w:val="24"/>
+        </w:rPr>
+        <w:t>dari</w:t>
+      </w:r>
+      <w:proofErr w:type="spellEnd"/>
+      <w:r>
+        <w:rPr>
+          <w:rFonts w:ascii="Times New Roman" w:hAnsi="Times New Roman"/>
+          <w:color w:val="000000"/>
+          <w:sz w:val="24"/>
+        </w:rPr>
+        <w:t xml:space="preserve"> </w:t>
+      </w:r>
+      <w:proofErr w:type="spellStart"/>
+      <w:r>
+        <w:rPr>
+          <w:rFonts w:ascii="Times New Roman" w:hAnsi="Times New Roman"/>
+          <w:color w:val="000000"/>
+          <w:sz w:val="24"/>
+        </w:rPr>
+        <w:t>beban</w:t>
+      </w:r>
+      <w:proofErr w:type="spellEnd"/>
+      <w:r>
+        <w:rPr>
+          <w:rFonts w:ascii="Times New Roman" w:hAnsi="Times New Roman"/>
+          <w:color w:val="000000"/>
+          <w:sz w:val="24"/>
+        </w:rPr>
+        <w:t xml:space="preserve"> </w:t>
+      </w:r>
+      <w:proofErr w:type="spellStart"/>
+      <w:r>
+        <w:rPr>
+          <w:rFonts w:ascii="Times New Roman" w:hAnsi="Times New Roman"/>
+          <w:color w:val="000000"/>
+          <w:sz w:val="24"/>
+        </w:rPr>
+        <w:t>memori</w:t>
+      </w:r>
+      <w:proofErr w:type="spellEnd"/>
+      <w:r>
+        <w:rPr>
+          <w:rFonts w:ascii="Times New Roman" w:hAnsi="Times New Roman"/>
+          <w:color w:val="000000"/>
+          <w:sz w:val="24"/>
+        </w:rPr>
+        <w:t xml:space="preserve"> </w:t>
+      </w:r>
+      <w:proofErr w:type="spellStart"/>
+      <w:r>
+        <w:rPr>
+          <w:rFonts w:ascii="Times New Roman" w:hAnsi="Times New Roman"/>
+          <w:color w:val="000000"/>
+          <w:sz w:val="24"/>
+        </w:rPr>
+        <w:t>sesi</w:t>
+      </w:r>
+      <w:proofErr w:type="spellEnd"/>
+      <w:r>
+        <w:rPr>
+          <w:rFonts w:ascii="Times New Roman" w:hAnsi="Times New Roman"/>
+          <w:color w:val="000000"/>
+          <w:sz w:val="24"/>
+        </w:rPr>
+        <w:t xml:space="preserve"> </w:t>
+      </w:r>
+      <w:proofErr w:type="spellStart"/>
+      <w:r>
+        <w:rPr>
+          <w:rFonts w:ascii="Times New Roman" w:hAnsi="Times New Roman"/>
+          <w:color w:val="000000"/>
+          <w:sz w:val="24"/>
+        </w:rPr>
+        <w:t>sehingga</w:t>
+      </w:r>
+      <w:proofErr w:type="spellEnd"/>
+      <w:r>
+        <w:rPr>
+          <w:rFonts w:ascii="Times New Roman" w:hAnsi="Times New Roman"/>
+          <w:color w:val="000000"/>
+          <w:sz w:val="24"/>
+        </w:rPr>
+        <w:t xml:space="preserve"> server </w:t>
+      </w:r>
+      <w:proofErr w:type="spellStart"/>
+      <w:r>
+        <w:rPr>
+          <w:rFonts w:ascii="Times New Roman" w:hAnsi="Times New Roman"/>
+          <w:color w:val="000000"/>
+          <w:sz w:val="24"/>
+        </w:rPr>
+        <w:t>bekerja</w:t>
+      </w:r>
+      <w:proofErr w:type="spellEnd"/>
+      <w:r>
+        <w:rPr>
+          <w:rFonts w:ascii="Times New Roman" w:hAnsi="Times New Roman"/>
+          <w:color w:val="000000"/>
+          <w:sz w:val="24"/>
+        </w:rPr>
+        <w:t xml:space="preserve"> sangat </w:t>
+      </w:r>
+      <w:proofErr w:type="spellStart"/>
+      <w:r>
+        <w:rPr>
+          <w:rFonts w:ascii="Times New Roman" w:hAnsi="Times New Roman"/>
+          <w:color w:val="000000"/>
+          <w:sz w:val="24"/>
+        </w:rPr>
+        <w:t>ringan</w:t>
+      </w:r>
+      <w:proofErr w:type="spellEnd"/>
+      <w:r>
+        <w:rPr>
+          <w:rFonts w:ascii="Times New Roman" w:hAnsi="Times New Roman"/>
+          <w:color w:val="000000"/>
+          <w:sz w:val="24"/>
+        </w:rPr>
+        <w:t xml:space="preserve"> dan </w:t>
+      </w:r>
+      <w:proofErr w:type="spellStart"/>
+      <w:r>
+        <w:rPr>
+          <w:rFonts w:ascii="Times New Roman" w:hAnsi="Times New Roman"/>
+          <w:color w:val="000000"/>
+          <w:sz w:val="24"/>
+        </w:rPr>
+        <w:t>efisien</w:t>
+      </w:r>
+      <w:proofErr w:type="spellEnd"/>
+      <w:r>
+        <w:rPr>
+          <w:rFonts w:ascii="Times New Roman" w:hAnsi="Times New Roman"/>
+          <w:color w:val="000000"/>
+          <w:sz w:val="24"/>
+        </w:rPr>
+        <w:t xml:space="preserve">, </w:t>
+      </w:r>
+      <w:proofErr w:type="spellStart"/>
+      <w:r>
+        <w:rPr>
+          <w:rFonts w:ascii="Times New Roman" w:hAnsi="Times New Roman"/>
+          <w:color w:val="000000"/>
+          <w:sz w:val="24"/>
+        </w:rPr>
+        <w:t>meskipun</w:t>
+      </w:r>
+      <w:proofErr w:type="spellEnd"/>
+      <w:r>
+        <w:rPr>
+          <w:rFonts w:ascii="Times New Roman" w:hAnsi="Times New Roman"/>
+          <w:color w:val="000000"/>
+          <w:sz w:val="24"/>
+        </w:rPr>
+        <w:t xml:space="preserve"> </w:t>
+      </w:r>
+      <w:proofErr w:type="spellStart"/>
+      <w:r>
+        <w:rPr>
+          <w:rFonts w:ascii="Times New Roman" w:hAnsi="Times New Roman"/>
+          <w:color w:val="000000"/>
+          <w:sz w:val="24"/>
+        </w:rPr>
+        <w:t>konsekuensinya</w:t>
+      </w:r>
+      <w:proofErr w:type="spellEnd"/>
+      <w:r>
+        <w:rPr>
+          <w:rFonts w:ascii="Times New Roman" w:hAnsi="Times New Roman"/>
+          <w:color w:val="000000"/>
+          <w:sz w:val="24"/>
+        </w:rPr>
+        <w:t xml:space="preserve"> </w:t>
+      </w:r>
+      <w:proofErr w:type="spellStart"/>
+      <w:r>
+        <w:rPr>
+          <w:rFonts w:ascii="Times New Roman" w:hAnsi="Times New Roman"/>
+          <w:color w:val="000000"/>
+          <w:sz w:val="24"/>
+        </w:rPr>
+        <w:t>ukuran</w:t>
+      </w:r>
+      <w:proofErr w:type="spellEnd"/>
+      <w:r>
+        <w:rPr>
+          <w:rFonts w:ascii="Times New Roman" w:hAnsi="Times New Roman"/>
+          <w:color w:val="000000"/>
+          <w:sz w:val="24"/>
+        </w:rPr>
+        <w:t xml:space="preserve"> payload HTTP yang </w:t>
+      </w:r>
+      <w:proofErr w:type="spellStart"/>
+      <w:r>
+        <w:rPr>
+          <w:rFonts w:ascii="Times New Roman" w:hAnsi="Times New Roman"/>
+          <w:color w:val="000000"/>
+          <w:sz w:val="24"/>
+        </w:rPr>
+        <w:t>dikirimkan</w:t>
+      </w:r>
+      <w:proofErr w:type="spellEnd"/>
+      <w:r>
+        <w:rPr>
+          <w:rFonts w:ascii="Times New Roman" w:hAnsi="Times New Roman"/>
+          <w:color w:val="000000"/>
+          <w:sz w:val="24"/>
+        </w:rPr>
+        <w:t xml:space="preserve"> </w:t>
+      </w:r>
+      <w:proofErr w:type="spellStart"/>
+      <w:r>
+        <w:rPr>
+          <w:rFonts w:ascii="Times New Roman" w:hAnsi="Times New Roman"/>
+          <w:color w:val="000000"/>
+          <w:sz w:val="24"/>
+        </w:rPr>
+        <w:t>klien</w:t>
+      </w:r>
+      <w:proofErr w:type="spellEnd"/>
+      <w:r>
+        <w:rPr>
+          <w:rFonts w:ascii="Times New Roman" w:hAnsi="Times New Roman"/>
+          <w:color w:val="000000"/>
+          <w:sz w:val="24"/>
+        </w:rPr>
+        <w:t xml:space="preserve"> </w:t>
+      </w:r>
+      <w:proofErr w:type="spellStart"/>
+      <w:r>
+        <w:rPr>
+          <w:rFonts w:ascii="Times New Roman" w:hAnsi="Times New Roman"/>
+          <w:color w:val="000000"/>
+          <w:sz w:val="24"/>
+        </w:rPr>
+        <w:t>menjadi</w:t>
+      </w:r>
+      <w:proofErr w:type="spellEnd"/>
+      <w:r>
+        <w:rPr>
+          <w:rFonts w:ascii="Times New Roman" w:hAnsi="Times New Roman"/>
+          <w:color w:val="000000"/>
+          <w:sz w:val="24"/>
+        </w:rPr>
+        <w:t xml:space="preserve"> </w:t>
+      </w:r>
+      <w:proofErr w:type="spellStart"/>
+      <w:r>
+        <w:rPr>
+          <w:rFonts w:ascii="Times New Roman" w:hAnsi="Times New Roman"/>
+          <w:color w:val="000000"/>
+          <w:sz w:val="24"/>
+        </w:rPr>
+        <w:t>sedikit</w:t>
+      </w:r>
+      <w:proofErr w:type="spellEnd"/>
+      <w:r>
+        <w:rPr>
+          <w:rFonts w:ascii="Times New Roman" w:hAnsi="Times New Roman"/>
+          <w:color w:val="000000"/>
+          <w:sz w:val="24"/>
+        </w:rPr>
+        <w:t xml:space="preserve"> </w:t>
+      </w:r>
+      <w:proofErr w:type="spellStart"/>
+      <w:r>
+        <w:rPr>
+          <w:rFonts w:ascii="Times New Roman" w:hAnsi="Times New Roman"/>
+          <w:color w:val="000000"/>
+          <w:sz w:val="24"/>
+        </w:rPr>
+        <w:t>lebih</w:t>
+      </w:r>
+      <w:proofErr w:type="spellEnd"/>
+      <w:r>
+        <w:rPr>
+          <w:rFonts w:ascii="Times New Roman" w:hAnsi="Times New Roman"/>
+          <w:color w:val="000000"/>
+          <w:sz w:val="24"/>
+        </w:rPr>
+        <w:t xml:space="preserve"> </w:t>
+      </w:r>
+      <w:proofErr w:type="spellStart"/>
+      <w:r>
+        <w:rPr>
+          <w:rFonts w:ascii="Times New Roman" w:hAnsi="Times New Roman"/>
+          <w:color w:val="000000"/>
+          <w:sz w:val="24"/>
+        </w:rPr>
+        <w:t>besar</w:t>
+      </w:r>
+      <w:proofErr w:type="spellEnd"/>
+      <w:r>
+        <w:rPr>
+          <w:rFonts w:ascii="Times New Roman" w:hAnsi="Times New Roman"/>
+          <w:color w:val="000000"/>
+          <w:sz w:val="24"/>
+        </w:rPr>
+        <w:t>.</w:t>
+      </w:r>
+    </w:p>
+    <w:p>
+      <w:pPr>
+        <w:spacing w:before="120" w:after="160"/>
+      </w:pPr>
+    </w:p>
+    <w:p>
+      <w:pPr>
+        <w:spacing w:after="120"/>
+        <w:rPr>
+          <w:b/>
+          <w:bCs/>
+        </w:rPr>
+      </w:pPr>
     </w:p>
     <w:sectPr>
       <w:pgSz w:w="12240" w:h="15840"/>
@@ -3996,7 +10594,7 @@
   <w:style w:type="paragraph" w:default="1" w:styleId="Normal">
     <w:name w:val="Normal"/>
     <w:qFormat/>
-    <w:rsid w:val="00FC693F"/>
+    <w:rsid w:val="00527443"/>
   </w:style>
   <w:style w:type="paragraph" w:styleId="Heading1">
     <w:name w:val="heading 1"/>
@@ -14987,6 +21585,29 @@
       </w:tcPr>
     </w:tblStylePr>
   </w:style>
+  <w:style w:type="character" w:styleId="Hyperlink">
+    <w:name w:val="Hyperlink"/>
+    <w:basedOn w:val="DefaultParagraphFont"/>
+    <w:uiPriority w:val="99"/>
+    <w:unhideWhenUsed/>
+    <w:rsid w:val="00527443"/>
+    <w:rPr>
+      <w:color w:val="0000FF" w:themeColor="hyperlink"/>
+      <w:u w:val="single"/>
+    </w:rPr>
+  </w:style>
+  <w:style w:type="character" w:styleId="UnresolvedMention">
+    <w:name w:val="Unresolved Mention"/>
+    <w:basedOn w:val="DefaultParagraphFont"/>
+    <w:uiPriority w:val="99"/>
+    <w:semiHidden/>
+    <w:unhideWhenUsed/>
+    <w:rsid w:val="00527443"/>
+    <w:rPr>
+      <w:color w:val="605E5C"/>
+      <w:shd w:val="clear" w:color="auto" w:fill="E1DFDD"/>
+    </w:rPr>
+  </w:style>
 </w:styles>
 </file>
 
